--- a/career/word/সব-একসাথে.docx
+++ b/career/word/সব-একসাথে.docx
@@ -769,6 +769,124 @@
                 <w:b/>
                 <w:sz w:val="20"/>
               </w:rPr>
+              <w:t>08-ট্রাস্ট-ও-চেয়ারম্যান-কৌশল.md</w:t>
+            </w:r>
+          </w:p>
+        </w:tc>
+        <w:tc>
+          <w:tcPr>
+            <w:tcW w:type="dxa" w:w="3324"/>
+          </w:tcPr>
+          <w:p>
+            <w:pPr>
+              <w:spacing w:after="40"/>
+            </w:pPr>
+            <w:r/>
+            <w:r>
+              <w:rPr>
+                <w:rFonts w:ascii="Nirmala UI" w:hAnsi="Nirmala UI" w:cs="Nirmala UI" w:eastAsia="Nirmala UI"/>
+                <w:b w:val="0"/>
+                <w:sz w:val="20"/>
+              </w:rPr>
+              <w:t>ট্রাস্ট/গ্রুপ অফ ইনস্টিটিউশন + চেয়ারম্যান-নির্ভর সিদ্ধান্তের জন্য নির্দিষ্ট কৌশল</w:t>
+            </w:r>
+          </w:p>
+        </w:tc>
+        <w:tc>
+          <w:tcPr>
+            <w:tcW w:type="dxa" w:w="3324"/>
+          </w:tcPr>
+          <w:p>
+            <w:pPr>
+              <w:spacing w:after="40"/>
+            </w:pPr>
+            <w:r/>
+            <w:r>
+              <w:rPr>
+                <w:rFonts w:ascii="Nirmala UI" w:hAnsi="Nirmala UI" w:cs="Nirmala UI" w:eastAsia="Nirmala UI"/>
+                <w:b/>
+                <w:sz w:val="20"/>
+              </w:rPr>
+              <w:t>আপনার পরিস্থিতিতে — আগে পড়ুন</w:t>
+            </w:r>
+          </w:p>
+        </w:tc>
+      </w:tr>
+      <w:tr>
+        <w:tc>
+          <w:tcPr>
+            <w:tcW w:type="dxa" w:w="3324"/>
+          </w:tcPr>
+          <w:p>
+            <w:pPr>
+              <w:spacing w:after="40"/>
+            </w:pPr>
+            <w:r/>
+            <w:r>
+              <w:rPr>
+                <w:rFonts w:ascii="Nirmala UI" w:hAnsi="Nirmala UI" w:cs="Nirmala UI" w:eastAsia="Nirmala UI"/>
+                <w:b/>
+                <w:sz w:val="20"/>
+              </w:rPr>
+              <w:t>09-চেয়ারম্যান-প্রপোজাল.md</w:t>
+            </w:r>
+          </w:p>
+        </w:tc>
+        <w:tc>
+          <w:tcPr>
+            <w:tcW w:type="dxa" w:w="3324"/>
+          </w:tcPr>
+          <w:p>
+            <w:pPr>
+              <w:spacing w:after="40"/>
+            </w:pPr>
+            <w:r/>
+            <w:r>
+              <w:rPr>
+                <w:rFonts w:ascii="Nirmala UI" w:hAnsi="Nirmala UI" w:cs="Nirmala UI" w:eastAsia="Nirmala UI"/>
+                <w:b w:val="0"/>
+                <w:sz w:val="20"/>
+              </w:rPr>
+              <w:t>অধ্যক্ষের মাধ্যমে চেয়ারম্যান বরাবর ৫টি প্রস্তুত চিঠি</w:t>
+            </w:r>
+          </w:p>
+        </w:tc>
+        <w:tc>
+          <w:tcPr>
+            <w:tcW w:type="dxa" w:w="3324"/>
+          </w:tcPr>
+          <w:p>
+            <w:pPr>
+              <w:spacing w:after="40"/>
+            </w:pPr>
+            <w:r/>
+            <w:r>
+              <w:rPr>
+                <w:rFonts w:ascii="Nirmala UI" w:hAnsi="Nirmala UI" w:cs="Nirmala UI" w:eastAsia="Nirmala UI"/>
+                <w:b w:val="0"/>
+                <w:sz w:val="20"/>
+              </w:rPr>
+              <w:t>অনুমোদন নেওয়ার সময়</w:t>
+            </w:r>
+          </w:p>
+        </w:tc>
+      </w:tr>
+      <w:tr>
+        <w:tc>
+          <w:tcPr>
+            <w:tcW w:type="dxa" w:w="3324"/>
+          </w:tcPr>
+          <w:p>
+            <w:pPr>
+              <w:spacing w:after="40"/>
+            </w:pPr>
+            <w:r/>
+            <w:r>
+              <w:rPr>
+                <w:rFonts w:ascii="Nirmala UI" w:hAnsi="Nirmala UI" w:cs="Nirmala UI" w:eastAsia="Nirmala UI"/>
+                <w:b/>
+                <w:sz w:val="20"/>
+              </w:rPr>
               <w:t>career-package.zip</w:t>
             </w:r>
           </w:p>
@@ -814,6 +932,48 @@
       </w:tr>
     </w:tbl>
     <w:p/>
+    <w:p>
+      <w:pPr>
+        <w:spacing w:before="80"/>
+        <w:ind w:left="454"/>
+      </w:pPr>
+      <w:r>
+        <w:rPr>
+          <w:rFonts w:ascii="Nirmala UI" w:hAnsi="Nirmala UI" w:cs="Nirmala UI" w:eastAsia="Nirmala UI"/>
+          <w:b/>
+          <w:color w:val="444444"/>
+          <w:sz w:val="22"/>
+        </w:rPr>
+        <w:t>আপনি ট্রাস্ট/গ্রুপ অব ইনস্টিটিউশনে আছেন এবং চেয়ারম্যানই সিদ্ধান্ত নেন।</w:t>
+      </w:r>
+      <w:r>
+        <w:rPr>
+          <w:rFonts w:ascii="Nirmala UI" w:hAnsi="Nirmala UI" w:cs="Nirmala UI" w:eastAsia="Nirmala UI"/>
+          <w:b w:val="0"/>
+          <w:color w:val="444444"/>
+          <w:sz w:val="22"/>
+        </w:rPr>
+        <w:t xml:space="preserve"> তাহলে পড়ার ক্রম: </w:t>
+      </w:r>
+      <w:r>
+        <w:rPr>
+          <w:rFonts w:ascii="Nirmala UI" w:hAnsi="Nirmala UI" w:cs="Nirmala UI" w:eastAsia="Nirmala UI"/>
+          <w:b/>
+          <w:color w:val="444444"/>
+          <w:sz w:val="22"/>
+        </w:rPr>
+        <w:t>০৮ → ০৯ → ০৫ → ০৬</w:t>
+      </w:r>
+      <w:r>
+        <w:rPr>
+          <w:rFonts w:ascii="Nirmala UI" w:hAnsi="Nirmala UI" w:cs="Nirmala UI" w:eastAsia="Nirmala UI"/>
+          <w:b w:val="0"/>
+          <w:color w:val="444444"/>
+          <w:sz w:val="22"/>
+        </w:rPr>
+        <w:t>, তারপর প্রয়োজনে ০১–০৩ ও ০৭। ০৮ নম্বরে আছে আপনার সবচেয়ে বড় হাতিয়ার — মাল্টি-ইনস্টিটিউশন ("এক ছাতার নিচে") ড্যাশবোর্ড, আর সম্প্রসারণের সিঁড়িকে প্রমোশনের সিঁড়িতে রূপান্তরের উপায়।</w:t>
+      </w:r>
+    </w:p>
     <w:p>
       <w:pPr>
         <w:spacing w:after="40"/>
@@ -16375,6 +16535,6483 @@
           <w:sz w:val="22"/>
         </w:rPr>
         <w:t>সব কিছু ঠিক থাকুক। আপনি এটার যথেষ্ট যোগ্য — এবার যোগ্যতাটাকে কাজে লাগানোর পালা।</w:t>
+      </w:r>
+    </w:p>
+    <w:p>
+      <w:r>
+        <w:br w:type="page"/>
+      </w:r>
+    </w:p>
+    <w:p>
+      <w:pPr>
+        <w:spacing w:before="80"/>
+      </w:pPr>
+      <w:r>
+        <w:rPr>
+          <w:rFonts w:ascii="Nirmala UI" w:hAnsi="Nirmala UI" w:cs="Nirmala UI" w:eastAsia="Nirmala UI"/>
+          <w:b/>
+          <w:color w:val="142A4A"/>
+          <w:sz w:val="34"/>
+        </w:rPr>
+        <w:t>০৮ · ট্রাস্ট ও চেয়ারম্যান — আপনার পরিস্থিতির জন্য নির্দিষ্ট কৌশল</w:t>
+      </w:r>
+    </w:p>
+    <w:p>
+      <w:pPr>
+        <w:spacing w:before="80"/>
+        <w:ind w:left="454"/>
+      </w:pPr>
+      <w:r>
+        <w:rPr>
+          <w:rFonts w:ascii="Nirmala UI" w:hAnsi="Nirmala UI" w:cs="Nirmala UI" w:eastAsia="Nirmala UI"/>
+          <w:b w:val="0"/>
+          <w:color w:val="444444"/>
+          <w:sz w:val="22"/>
+        </w:rPr>
+        <w:t xml:space="preserve">প্রযোজ্য: </w:t>
+      </w:r>
+      <w:r>
+        <w:rPr>
+          <w:rFonts w:ascii="Nirmala UI" w:hAnsi="Nirmala UI" w:cs="Nirmala UI" w:eastAsia="Nirmala UI"/>
+          <w:b/>
+          <w:color w:val="444444"/>
+          <w:sz w:val="22"/>
+        </w:rPr>
+        <w:t>ট্রাস্ট/এনজিও/গ্রুপ অফ ইনস্টিটিউশন</w:t>
+      </w:r>
+      <w:r>
+        <w:rPr>
+          <w:rFonts w:ascii="Nirmala UI" w:hAnsi="Nirmala UI" w:cs="Nirmala UI" w:eastAsia="Nirmala UI"/>
+          <w:b w:val="0"/>
+          <w:color w:val="444444"/>
+          <w:sz w:val="22"/>
+        </w:rPr>
+        <w:t xml:space="preserve">, যেখানে </w:t>
+      </w:r>
+      <w:r>
+        <w:rPr>
+          <w:rFonts w:ascii="Nirmala UI" w:hAnsi="Nirmala UI" w:cs="Nirmala UI" w:eastAsia="Nirmala UI"/>
+          <w:b/>
+          <w:color w:val="444444"/>
+          <w:sz w:val="22"/>
+        </w:rPr>
+        <w:t>চেয়ারম্যান/সভাপতি একাই সিদ্ধান্ত নেন</w:t>
+      </w:r>
+      <w:r>
+        <w:rPr>
+          <w:rFonts w:ascii="Nirmala UI" w:hAnsi="Nirmala UI" w:cs="Nirmala UI" w:eastAsia="Nirmala UI"/>
+          <w:b w:val="0"/>
+          <w:color w:val="444444"/>
+          <w:sz w:val="22"/>
+        </w:rPr>
+        <w:t>।</w:t>
+      </w:r>
+    </w:p>
+    <w:p>
+      <w:pPr>
+        <w:spacing w:before="80"/>
+        <w:ind w:left="454"/>
+      </w:pPr>
+      <w:r>
+        <w:rPr>
+          <w:rFonts w:ascii="Nirmala UI" w:hAnsi="Nirmala UI" w:cs="Nirmala UI" w:eastAsia="Nirmala UI"/>
+          <w:b w:val="0"/>
+          <w:color w:val="444444"/>
+          <w:sz w:val="22"/>
+        </w:rPr>
+        <w:t xml:space="preserve">এটি </w:t>
+      </w:r>
+      <w:r>
+        <w:rPr>
+          <w:rFonts w:ascii="Nirmala UI" w:hAnsi="Nirmala UI" w:cs="Nirmala UI" w:eastAsia="Nirmala UI"/>
+          <w:b w:val="0"/>
+          <w:color w:val="333333"/>
+          <w:sz w:val="20"/>
+        </w:rPr>
+        <w:t>01</w:t>
+      </w:r>
+      <w:r>
+        <w:rPr>
+          <w:rFonts w:ascii="Nirmala UI" w:hAnsi="Nirmala UI" w:cs="Nirmala UI" w:eastAsia="Nirmala UI"/>
+          <w:b w:val="0"/>
+          <w:color w:val="444444"/>
+          <w:sz w:val="22"/>
+        </w:rPr>
+        <w:t>–</w:t>
+      </w:r>
+      <w:r>
+        <w:rPr>
+          <w:rFonts w:ascii="Nirmala UI" w:hAnsi="Nirmala UI" w:cs="Nirmala UI" w:eastAsia="Nirmala UI"/>
+          <w:b w:val="0"/>
+          <w:color w:val="333333"/>
+          <w:sz w:val="20"/>
+        </w:rPr>
+        <w:t>07</w:t>
+      </w:r>
+      <w:r>
+        <w:rPr>
+          <w:rFonts w:ascii="Nirmala UI" w:hAnsi="Nirmala UI" w:cs="Nirmala UI" w:eastAsia="Nirmala UI"/>
+          <w:b w:val="0"/>
+          <w:color w:val="444444"/>
+          <w:sz w:val="22"/>
+        </w:rPr>
+        <w:t xml:space="preserve"> নম্বর নথির বদলি নয় — ওগুলোর ওপর ভিত্তি করে, আপনার পরিস্থিতিতে প্রয়োগ।</w:t>
+      </w:r>
+    </w:p>
+    <w:p>
+      <w:pPr>
+        <w:spacing w:after="40"/>
+      </w:pPr>
+      <w:r>
+        <w:rPr>
+          <w:rFonts w:ascii="Nirmala UI" w:hAnsi="Nirmala UI" w:cs="Nirmala UI" w:eastAsia="Nirmala UI"/>
+          <w:b w:val="0"/>
+          <w:color w:val="AAAAAA"/>
+          <w:sz w:val="18"/>
+        </w:rPr>
+        <w:t>────────────────────────────────────────────────────────────</w:t>
+      </w:r>
+    </w:p>
+    <w:p>
+      <w:pPr>
+        <w:spacing w:before="280"/>
+      </w:pPr>
+      <w:r>
+        <w:rPr>
+          <w:rFonts w:ascii="Nirmala UI" w:hAnsi="Nirmala UI" w:cs="Nirmala UI" w:eastAsia="Nirmala UI"/>
+          <w:b/>
+          <w:color w:val="1F3B63"/>
+          <w:sz w:val="28"/>
+        </w:rPr>
+        <w:t>১. আপনার সবচেয়ে বড় সুবিধা: মাল্টি-ইনস্টিটিউশন</w:t>
+      </w:r>
+    </w:p>
+    <w:p>
+      <w:r>
+        <w:rPr>
+          <w:rFonts w:ascii="Nirmala UI" w:hAnsi="Nirmala UI" w:cs="Nirmala UI" w:eastAsia="Nirmala UI"/>
+          <w:b w:val="0"/>
+          <w:sz w:val="22"/>
+        </w:rPr>
+        <w:t>রিপোজিটরিতে আছে:</w:t>
+      </w:r>
+    </w:p>
+    <w:tbl>
+      <w:tblPr>
+        <w:tblStyle w:val="TableGrid"/>
+        <w:tblW w:type="auto" w:w="0"/>
+        <w:jc w:val="center"/>
+        <w:tblLook w:firstColumn="1" w:firstRow="1" w:lastColumn="0" w:lastRow="0" w:noHBand="0" w:noVBand="1" w:val="04A0"/>
+      </w:tblPr>
+      <w:tblGrid>
+        <w:gridCol w:w="4986"/>
+        <w:gridCol w:w="4986"/>
+      </w:tblGrid>
+      <w:tr>
+        <w:tc>
+          <w:tcPr>
+            <w:tcW w:type="dxa" w:w="4986"/>
+          </w:tcPr>
+          <w:p>
+            <w:pPr>
+              <w:spacing w:after="40"/>
+            </w:pPr>
+            <w:r/>
+            <w:r>
+              <w:rPr>
+                <w:rFonts w:ascii="Nirmala UI" w:hAnsi="Nirmala UI" w:cs="Nirmala UI" w:eastAsia="Nirmala UI"/>
+                <w:b/>
+                <w:sz w:val="20"/>
+              </w:rPr>
+              <w:t>যা আছে</w:t>
+            </w:r>
+          </w:p>
+        </w:tc>
+        <w:tc>
+          <w:tcPr>
+            <w:tcW w:type="dxa" w:w="4986"/>
+          </w:tcPr>
+          <w:p>
+            <w:pPr>
+              <w:spacing w:after="40"/>
+            </w:pPr>
+            <w:r/>
+            <w:r>
+              <w:rPr>
+                <w:rFonts w:ascii="Nirmala UI" w:hAnsi="Nirmala UI" w:cs="Nirmala UI" w:eastAsia="Nirmala UI"/>
+                <w:b/>
+                <w:sz w:val="20"/>
+              </w:rPr>
+              <w:t>প্রমাণ</w:t>
+            </w:r>
+          </w:p>
+        </w:tc>
+      </w:tr>
+      <w:tr>
+        <w:tc>
+          <w:tcPr>
+            <w:tcW w:type="dxa" w:w="4986"/>
+          </w:tcPr>
+          <w:p>
+            <w:pPr>
+              <w:spacing w:after="40"/>
+            </w:pPr>
+            <w:r/>
+            <w:r>
+              <w:rPr>
+                <w:rFonts w:ascii="Nirmala UI" w:hAnsi="Nirmala UI" w:cs="Nirmala UI" w:eastAsia="Nirmala UI"/>
+                <w:b w:val="0"/>
+                <w:color w:val="333333"/>
+                <w:sz w:val="18"/>
+              </w:rPr>
+              <w:t>Institution</w:t>
+            </w:r>
+            <w:r>
+              <w:rPr>
+                <w:rFonts w:ascii="Nirmala UI" w:hAnsi="Nirmala UI" w:cs="Nirmala UI" w:eastAsia="Nirmala UI"/>
+                <w:b w:val="0"/>
+                <w:sz w:val="20"/>
+              </w:rPr>
+              <w:t xml:space="preserve"> মডেল + </w:t>
+            </w:r>
+            <w:r>
+              <w:rPr>
+                <w:rFonts w:ascii="Nirmala UI" w:hAnsi="Nirmala UI" w:cs="Nirmala UI" w:eastAsia="Nirmala UI"/>
+                <w:b w:val="0"/>
+                <w:color w:val="333333"/>
+                <w:sz w:val="18"/>
+              </w:rPr>
+              <w:t>InstitutionAccess</w:t>
+            </w:r>
+          </w:p>
+        </w:tc>
+        <w:tc>
+          <w:tcPr>
+            <w:tcW w:type="dxa" w:w="4986"/>
+          </w:tcPr>
+          <w:p>
+            <w:pPr>
+              <w:spacing w:after="40"/>
+            </w:pPr>
+            <w:r/>
+            <w:r>
+              <w:rPr>
+                <w:rFonts w:ascii="Nirmala UI" w:hAnsi="Nirmala UI" w:cs="Nirmala UI" w:eastAsia="Nirmala UI"/>
+                <w:b w:val="0"/>
+                <w:sz w:val="20"/>
+              </w:rPr>
+              <w:t>প্রতিষ্ঠানভিত্তিক আলাদা ডেটা, এক সিস্টেমে</w:t>
+            </w:r>
+          </w:p>
+        </w:tc>
+      </w:tr>
+      <w:tr>
+        <w:tc>
+          <w:tcPr>
+            <w:tcW w:type="dxa" w:w="4986"/>
+          </w:tcPr>
+          <w:p>
+            <w:pPr>
+              <w:spacing w:after="40"/>
+            </w:pPr>
+            <w:r/>
+            <w:r>
+              <w:rPr>
+                <w:rFonts w:ascii="Nirmala UI" w:hAnsi="Nirmala UI" w:cs="Nirmala UI" w:eastAsia="Nirmala UI"/>
+                <w:b w:val="0"/>
+                <w:sz w:val="20"/>
+              </w:rPr>
+              <w:t>৫০টি institution-isolation টেস্ট</w:t>
+            </w:r>
+          </w:p>
+        </w:tc>
+        <w:tc>
+          <w:tcPr>
+            <w:tcW w:type="dxa" w:w="4986"/>
+          </w:tcPr>
+          <w:p>
+            <w:pPr>
+              <w:spacing w:after="40"/>
+            </w:pPr>
+            <w:r/>
+            <w:r>
+              <w:rPr>
+                <w:rFonts w:ascii="Nirmala UI" w:hAnsi="Nirmala UI" w:cs="Nirmala UI" w:eastAsia="Nirmala UI"/>
+                <w:b w:val="0"/>
+                <w:sz w:val="20"/>
+              </w:rPr>
+              <w:t>এক প্রতিষ্ঠানের মানুষ অন্য প্রতিষ্ঠানের ডেটা দেখতে পায় না</w:t>
+            </w:r>
+          </w:p>
+        </w:tc>
+      </w:tr>
+      <w:tr>
+        <w:tc>
+          <w:tcPr>
+            <w:tcW w:type="dxa" w:w="4986"/>
+          </w:tcPr>
+          <w:p>
+            <w:pPr>
+              <w:spacing w:after="40"/>
+            </w:pPr>
+            <w:r/>
+            <w:r>
+              <w:rPr>
+                <w:rFonts w:ascii="Nirmala UI" w:hAnsi="Nirmala UI" w:cs="Nirmala UI" w:eastAsia="Nirmala UI"/>
+                <w:b w:val="0"/>
+                <w:sz w:val="20"/>
+              </w:rPr>
+              <w:t>প্রতিষ্ঠান-স্কোপড প্রমোশন, ব্যাকআপ, রিস্টোর</w:t>
+            </w:r>
+          </w:p>
+        </w:tc>
+        <w:tc>
+          <w:tcPr>
+            <w:tcW w:type="dxa" w:w="4986"/>
+          </w:tcPr>
+          <w:p>
+            <w:pPr>
+              <w:spacing w:after="40"/>
+            </w:pPr>
+            <w:r/>
+            <w:r>
+              <w:rPr>
+                <w:rFonts w:ascii="Nirmala UI" w:hAnsi="Nirmala UI" w:cs="Nirmala UI" w:eastAsia="Nirmala UI"/>
+                <w:b w:val="0"/>
+                <w:color w:val="333333"/>
+                <w:sz w:val="18"/>
+              </w:rPr>
+              <w:t>PromotionBatch.institution</w:t>
+            </w:r>
+            <w:r>
+              <w:rPr>
+                <w:rFonts w:ascii="Nirmala UI" w:hAnsi="Nirmala UI" w:cs="Nirmala UI" w:eastAsia="Nirmala UI"/>
+                <w:b w:val="0"/>
+                <w:sz w:val="20"/>
+              </w:rPr>
+              <w:t>, স্কোপড ব্যাকআপ</w:t>
+            </w:r>
+          </w:p>
+        </w:tc>
+      </w:tr>
+      <w:tr>
+        <w:tc>
+          <w:tcPr>
+            <w:tcW w:type="dxa" w:w="4986"/>
+          </w:tcPr>
+          <w:p>
+            <w:pPr>
+              <w:spacing w:after="40"/>
+            </w:pPr>
+            <w:r/>
+            <w:r>
+              <w:rPr>
+                <w:rFonts w:ascii="Nirmala UI" w:hAnsi="Nirmala UI" w:cs="Nirmala UI" w:eastAsia="Nirmala UI"/>
+                <w:b w:val="0"/>
+                <w:sz w:val="20"/>
+              </w:rPr>
+              <w:t>প্রতিষ্ঠানভিত্তিক ফি শিডিউল, রসিদ, ভাউচার</w:t>
+            </w:r>
+          </w:p>
+        </w:tc>
+        <w:tc>
+          <w:tcPr>
+            <w:tcW w:type="dxa" w:w="4986"/>
+          </w:tcPr>
+          <w:p>
+            <w:pPr>
+              <w:spacing w:after="40"/>
+            </w:pPr>
+            <w:r/>
+            <w:r>
+              <w:rPr>
+                <w:rFonts w:ascii="Nirmala UI" w:hAnsi="Nirmala UI" w:cs="Nirmala UI" w:eastAsia="Nirmala UI"/>
+                <w:b w:val="0"/>
+                <w:color w:val="333333"/>
+                <w:sz w:val="18"/>
+              </w:rPr>
+              <w:t>Fee</w:t>
+            </w:r>
+            <w:r>
+              <w:rPr>
+                <w:rFonts w:ascii="Nirmala UI" w:hAnsi="Nirmala UI" w:cs="Nirmala UI" w:eastAsia="Nirmala UI"/>
+                <w:b w:val="0"/>
+                <w:sz w:val="20"/>
+              </w:rPr>
+              <w:t xml:space="preserve">, </w:t>
+            </w:r>
+            <w:r>
+              <w:rPr>
+                <w:rFonts w:ascii="Nirmala UI" w:hAnsi="Nirmala UI" w:cs="Nirmala UI" w:eastAsia="Nirmala UI"/>
+                <w:b w:val="0"/>
+                <w:color w:val="333333"/>
+                <w:sz w:val="18"/>
+              </w:rPr>
+              <w:t>MoneyReceipt</w:t>
+            </w:r>
+            <w:r>
+              <w:rPr>
+                <w:rFonts w:ascii="Nirmala UI" w:hAnsi="Nirmala UI" w:cs="Nirmala UI" w:eastAsia="Nirmala UI"/>
+                <w:b w:val="0"/>
+                <w:sz w:val="20"/>
+              </w:rPr>
+              <w:t xml:space="preserve">, </w:t>
+            </w:r>
+            <w:r>
+              <w:rPr>
+                <w:rFonts w:ascii="Nirmala UI" w:hAnsi="Nirmala UI" w:cs="Nirmala UI" w:eastAsia="Nirmala UI"/>
+                <w:b w:val="0"/>
+                <w:color w:val="333333"/>
+                <w:sz w:val="18"/>
+              </w:rPr>
+              <w:t>Voucher</w:t>
+            </w:r>
+          </w:p>
+        </w:tc>
+      </w:tr>
+    </w:tbl>
+    <w:p/>
+    <w:p>
+      <w:r>
+        <w:rPr>
+          <w:rFonts w:ascii="Nirmala UI" w:hAnsi="Nirmala UI" w:cs="Nirmala UI" w:eastAsia="Nirmala UI"/>
+          <w:b/>
+          <w:sz w:val="22"/>
+        </w:rPr>
+        <w:t>এক স্কুলের জন্য এটি "সুবিধা"। আপনার ট্রাস্টের জন্য এটি "পরিবর্তন"।</w:t>
+      </w:r>
+    </w:p>
+    <w:p>
+      <w:r>
+        <w:rPr>
+          <w:rFonts w:ascii="Nirmala UI" w:hAnsi="Nirmala UI" w:cs="Nirmala UI" w:eastAsia="Nirmala UI"/>
+          <w:b w:val="0"/>
+          <w:sz w:val="22"/>
+        </w:rPr>
+        <w:t>চেয়ারম্যান আজ যা পান না:</w:t>
+      </w:r>
+    </w:p>
+    <w:p>
+      <w:pPr>
+        <w:pStyle w:val="ListBullet"/>
+        <w:spacing w:after="40"/>
+      </w:pPr>
+      <w:r>
+        <w:rPr>
+          <w:rFonts w:ascii="Nirmala UI" w:hAnsi="Nirmala UI" w:cs="Nirmala UI" w:eastAsia="Nirmala UI"/>
+          <w:b w:val="0"/>
+          <w:sz w:val="22"/>
+        </w:rPr>
+        <w:t>সকালে এক চোখে দেখতে পান না — কোন প্রতিষ্ঠানে ভর্তি কম, কোথায় ফি আদায় পিছিয়ে আছে, কোথায় ফলাফল ভালো</w:t>
+      </w:r>
+    </w:p>
+    <w:p>
+      <w:pPr>
+        <w:pStyle w:val="ListBullet"/>
+        <w:spacing w:after="40"/>
+      </w:pPr>
+      <w:r>
+        <w:rPr>
+          <w:rFonts w:ascii="Nirmala UI" w:hAnsi="Nirmala UI" w:cs="Nirmala UI" w:eastAsia="Nirmala UI"/>
+          <w:b w:val="0"/>
+          <w:sz w:val="22"/>
+        </w:rPr>
+        <w:t>বার্ষিক প্রতিবেদন/দাতা-প্রতিবেদনের জন্য প্রতিটি প্রতিষ্ঠান থেকে হাতে তথ্য কুড়িয়ে আনতে হয়</w:t>
+      </w:r>
+    </w:p>
+    <w:p>
+      <w:pPr>
+        <w:pStyle w:val="ListBullet"/>
+        <w:spacing w:after="40"/>
+      </w:pPr>
+      <w:r>
+        <w:rPr>
+          <w:rFonts w:ascii="Nirmala UI" w:hAnsi="Nirmala UI" w:cs="Nirmala UI" w:eastAsia="Nirmala UI"/>
+          <w:b w:val="0"/>
+          <w:sz w:val="22"/>
+        </w:rPr>
+        <w:t>এক প্রতিষ্ঠানের ভালো অভ্যাস অন্য প্রতিষ্ঠানে নিয়ে যাওয়ার কোনো উপায় নেই</w:t>
+      </w:r>
+    </w:p>
+    <w:p>
+      <w:r>
+        <w:rPr>
+          <w:rFonts w:ascii="Nirmala UI" w:hAnsi="Nirmala UI" w:cs="Nirmala UI" w:eastAsia="Nirmala UI"/>
+          <w:b w:val="0"/>
+          <w:sz w:val="22"/>
+        </w:rPr>
+        <w:t xml:space="preserve">আপনি যা দিতে পারেন: </w:t>
+      </w:r>
+      <w:r>
+        <w:rPr>
+          <w:rFonts w:ascii="Nirmala UI" w:hAnsi="Nirmala UI" w:cs="Nirmala UI" w:eastAsia="Nirmala UI"/>
+          <w:b/>
+          <w:sz w:val="22"/>
+        </w:rPr>
+        <w:t>এক পাতায়, সব প্রতিষ্ঠান, পাশাপাশি।</w:t>
+      </w:r>
+    </w:p>
+    <w:p>
+      <w:r>
+        <w:rPr>
+          <w:rFonts w:ascii="Nirmala UI" w:hAnsi="Nirmala UI" w:cs="Nirmala UI" w:eastAsia="Nirmala UI"/>
+          <w:b w:val="0"/>
+          <w:sz w:val="22"/>
+        </w:rPr>
+        <w:t xml:space="preserve">⚠️ </w:t>
+      </w:r>
+      <w:r>
+        <w:rPr>
+          <w:rFonts w:ascii="Nirmala UI" w:hAnsi="Nirmala UI" w:cs="Nirmala UI" w:eastAsia="Nirmala UI"/>
+          <w:b/>
+          <w:sz w:val="22"/>
+        </w:rPr>
+        <w:t>কিন্তু সাবধান:</w:t>
+      </w:r>
+      <w:r>
+        <w:rPr>
+          <w:rFonts w:ascii="Nirmala UI" w:hAnsi="Nirmala UI" w:cs="Nirmala UI" w:eastAsia="Nirmala UI"/>
+          <w:b w:val="0"/>
+          <w:sz w:val="22"/>
+        </w:rPr>
+        <w:t xml:space="preserve"> এটিই একই সাথে আপনার সবচেয়ে বড় বিপদও। "সব প্রতিষ্ঠানের তথ্য এক জায়গায়" মানে — আপনি </w:t>
+      </w:r>
+      <w:r>
+        <w:rPr>
+          <w:rFonts w:ascii="Nirmala UI" w:hAnsi="Nirmala UI" w:cs="Nirmala UI" w:eastAsia="Nirmala UI"/>
+          <w:b/>
+          <w:sz w:val="22"/>
+        </w:rPr>
+        <w:t>চেয়ারম্যানের চোখ</w:t>
+      </w:r>
+      <w:r>
+        <w:rPr>
+          <w:rFonts w:ascii="Nirmala UI" w:hAnsi="Nirmala UI" w:cs="Nirmala UI" w:eastAsia="Nirmala UI"/>
+          <w:b w:val="0"/>
+          <w:sz w:val="22"/>
+        </w:rPr>
+        <w:t xml:space="preserve"> হয়ে যাচ্ছেন। কেউ কেউ এটিকে ক্ষমতা হিসেবে দেখবেন, কেউ হুমকি হিসেবে। তাই নীচের নিয়মগুলো।</w:t>
+      </w:r>
+    </w:p>
+    <w:p>
+      <w:pPr>
+        <w:spacing w:after="40"/>
+      </w:pPr>
+      <w:r>
+        <w:rPr>
+          <w:rFonts w:ascii="Nirmala UI" w:hAnsi="Nirmala UI" w:cs="Nirmala UI" w:eastAsia="Nirmala UI"/>
+          <w:b w:val="0"/>
+          <w:color w:val="AAAAAA"/>
+          <w:sz w:val="18"/>
+        </w:rPr>
+        <w:t>────────────────────────────────────────────────────────────</w:t>
+      </w:r>
+    </w:p>
+    <w:p>
+      <w:pPr>
+        <w:spacing w:before="280"/>
+      </w:pPr>
+      <w:r>
+        <w:rPr>
+          <w:rFonts w:ascii="Nirmala UI" w:hAnsi="Nirmala UI" w:cs="Nirmala UI" w:eastAsia="Nirmala UI"/>
+          <w:b/>
+          <w:color w:val="1F3B63"/>
+          <w:sz w:val="28"/>
+        </w:rPr>
+        <w:t>২. চেয়ারম্যান একাই সিদ্ধান্ত নেন — এর দুই দিক</w:t>
+      </w:r>
+    </w:p>
+    <w:p>
+      <w:pPr>
+        <w:spacing w:before="200"/>
+      </w:pPr>
+      <w:r>
+        <w:rPr>
+          <w:rFonts w:ascii="Nirmala UI" w:hAnsi="Nirmala UI" w:cs="Nirmala UI" w:eastAsia="Nirmala UI"/>
+          <w:b/>
+          <w:color w:val="1F3B63"/>
+          <w:sz w:val="24"/>
+        </w:rPr>
+        <w:t>সুবিধা</w:t>
+      </w:r>
+    </w:p>
+    <w:p>
+      <w:pPr>
+        <w:pStyle w:val="ListBullet"/>
+        <w:spacing w:after="40"/>
+      </w:pPr>
+      <w:r>
+        <w:rPr>
+          <w:rFonts w:ascii="Nirmala UI" w:hAnsi="Nirmala UI" w:cs="Nirmala UI" w:eastAsia="Nirmala UI"/>
+          <w:b w:val="0"/>
+          <w:sz w:val="22"/>
+        </w:rPr>
+        <w:t>কোনো কমিটিতে ম্যারাথন বিতর্ক নেই; এক "হ্যাঁ"-তেই কাজ শুরু</w:t>
+      </w:r>
+    </w:p>
+    <w:p>
+      <w:pPr>
+        <w:pStyle w:val="ListBullet"/>
+        <w:spacing w:after="40"/>
+      </w:pPr>
+      <w:r>
+        <w:rPr>
+          <w:rFonts w:ascii="Nirmala UI" w:hAnsi="Nirmala UI" w:cs="Nirmala UI" w:eastAsia="Nirmala UI"/>
+          <w:b w:val="0"/>
+          <w:sz w:val="22"/>
+        </w:rPr>
+        <w:t>যিনি উপকৃত, তিনিই সিদ্ধান্ত-গ্রহীতা → কৃতিত্বের চক্র ছোট</w:t>
+      </w:r>
+    </w:p>
+    <w:p>
+      <w:pPr>
+        <w:pStyle w:val="ListBullet"/>
+        <w:spacing w:after="40"/>
+      </w:pPr>
+      <w:r>
+        <w:rPr>
+          <w:rFonts w:ascii="Nirmala UI" w:hAnsi="Nirmala UI" w:cs="Nirmala UI" w:eastAsia="Nirmala UI"/>
+          <w:b w:val="0"/>
+          <w:sz w:val="22"/>
+        </w:rPr>
+        <w:t>তুলনামূলক ড্যাশবোর্ড তাঁর নিজের দৈনন্দিন প্রশ্নের উত্তর দেয়</w:t>
+      </w:r>
+    </w:p>
+    <w:p>
+      <w:pPr>
+        <w:spacing w:before="200"/>
+      </w:pPr>
+      <w:r>
+        <w:rPr>
+          <w:rFonts w:ascii="Nirmala UI" w:hAnsi="Nirmala UI" w:cs="Nirmala UI" w:eastAsia="Nirmala UI"/>
+          <w:b/>
+          <w:color w:val="1F3B63"/>
+          <w:sz w:val="24"/>
+        </w:rPr>
+        <w:t>বিপদ (এগুলো মাথায় রাখুন)</w:t>
+      </w:r>
+    </w:p>
+    <w:tbl>
+      <w:tblPr>
+        <w:tblStyle w:val="TableGrid"/>
+        <w:tblW w:type="auto" w:w="0"/>
+        <w:jc w:val="center"/>
+        <w:tblLook w:firstColumn="1" w:firstRow="1" w:lastColumn="0" w:lastRow="0" w:noHBand="0" w:noVBand="1" w:val="04A0"/>
+      </w:tblPr>
+      <w:tblGrid>
+        <w:gridCol w:w="4986"/>
+        <w:gridCol w:w="4986"/>
+      </w:tblGrid>
+      <w:tr>
+        <w:tc>
+          <w:tcPr>
+            <w:tcW w:type="dxa" w:w="4986"/>
+          </w:tcPr>
+          <w:p>
+            <w:pPr>
+              <w:spacing w:after="40"/>
+            </w:pPr>
+            <w:r/>
+            <w:r>
+              <w:rPr>
+                <w:rFonts w:ascii="Nirmala UI" w:hAnsi="Nirmala UI" w:cs="Nirmala UI" w:eastAsia="Nirmala UI"/>
+                <w:b/>
+                <w:sz w:val="20"/>
+              </w:rPr>
+              <w:t>বিপদ</w:t>
+            </w:r>
+          </w:p>
+        </w:tc>
+        <w:tc>
+          <w:tcPr>
+            <w:tcW w:type="dxa" w:w="4986"/>
+          </w:tcPr>
+          <w:p>
+            <w:pPr>
+              <w:spacing w:after="40"/>
+            </w:pPr>
+            <w:r/>
+            <w:r>
+              <w:rPr>
+                <w:rFonts w:ascii="Nirmala UI" w:hAnsi="Nirmala UI" w:cs="Nirmala UI" w:eastAsia="Nirmala UI"/>
+                <w:b/>
+                <w:sz w:val="20"/>
+              </w:rPr>
+              <w:t>প্রতিকার</w:t>
+            </w:r>
+          </w:p>
+        </w:tc>
+      </w:tr>
+      <w:tr>
+        <w:tc>
+          <w:tcPr>
+            <w:tcW w:type="dxa" w:w="4986"/>
+          </w:tcPr>
+          <w:p>
+            <w:pPr>
+              <w:spacing w:after="40"/>
+            </w:pPr>
+            <w:r/>
+            <w:r>
+              <w:rPr>
+                <w:rFonts w:ascii="Nirmala UI" w:hAnsi="Nirmala UI" w:cs="Nirmala UI" w:eastAsia="Nirmala UI"/>
+                <w:b w:val="0"/>
+                <w:sz w:val="20"/>
+              </w:rPr>
+              <w:t>কোনো কমিটি/আপিল-ফোরাম নেই — তিনি বিরূপ হলে কোথাও যাবেন না</w:t>
+            </w:r>
+          </w:p>
+        </w:tc>
+        <w:tc>
+          <w:tcPr>
+            <w:tcW w:type="dxa" w:w="4986"/>
+          </w:tcPr>
+          <w:p>
+            <w:pPr>
+              <w:spacing w:after="40"/>
+            </w:pPr>
+            <w:r/>
+            <w:r>
+              <w:rPr>
+                <w:rFonts w:ascii="Nirmala UI" w:hAnsi="Nirmala UI" w:cs="Nirmala UI" w:eastAsia="Nirmala UI"/>
+                <w:b w:val="0"/>
+                <w:sz w:val="20"/>
+              </w:rPr>
+              <w:t>প্রতিটি নির্দেশ লিখিত (নিয়ম ৭); কখনও মৌখিকভাবে বড় কিছু করবেন না</w:t>
+            </w:r>
+          </w:p>
+        </w:tc>
+      </w:tr>
+      <w:tr>
+        <w:tc>
+          <w:tcPr>
+            <w:tcW w:type="dxa" w:w="4986"/>
+          </w:tcPr>
+          <w:p>
+            <w:pPr>
+              <w:spacing w:after="40"/>
+            </w:pPr>
+            <w:r/>
+            <w:r>
+              <w:rPr>
+                <w:rFonts w:ascii="Nirmala UI" w:hAnsi="Nirmala UI" w:cs="Nirmala UI" w:eastAsia="Nirmala UI"/>
+                <w:b w:val="0"/>
+                <w:sz w:val="20"/>
+              </w:rPr>
+              <w:t>দুই প্রতিষ্ঠানের দুই অধ্যক্ষের মধ্যে প্রতিযোগিতা</w:t>
+            </w:r>
+          </w:p>
+        </w:tc>
+        <w:tc>
+          <w:tcPr>
+            <w:tcW w:type="dxa" w:w="4986"/>
+          </w:tcPr>
+          <w:p>
+            <w:pPr>
+              <w:spacing w:after="40"/>
+            </w:pPr>
+            <w:r/>
+            <w:r>
+              <w:rPr>
+                <w:rFonts w:ascii="Nirmala UI" w:hAnsi="Nirmala UI" w:cs="Nirmala UI" w:eastAsia="Nirmala UI"/>
+                <w:b w:val="0"/>
+                <w:sz w:val="20"/>
+              </w:rPr>
+              <w:t>কখনও এক প্রতিষ্ঠানকে "ভালো", অন্যকে "খারাপ" দেখাবেন না — শুধু সংখ্যা, কোনো র‍্যাংকিং নয়</w:t>
+            </w:r>
+          </w:p>
+        </w:tc>
+      </w:tr>
+      <w:tr>
+        <w:tc>
+          <w:tcPr>
+            <w:tcW w:type="dxa" w:w="4986"/>
+          </w:tcPr>
+          <w:p>
+            <w:pPr>
+              <w:spacing w:after="40"/>
+            </w:pPr>
+            <w:r/>
+            <w:r>
+              <w:rPr>
+                <w:rFonts w:ascii="Nirmala UI" w:hAnsi="Nirmala UI" w:cs="Nirmala UI" w:eastAsia="Nirmala UI"/>
+                <w:b w:val="0"/>
+                <w:sz w:val="20"/>
+              </w:rPr>
+              <w:t>আপনি "চেয়ারম্যানের লোক" হয়ে গেলে অধ্যক্ষরা আপনাকে বিশ্বাস করবে না</w:t>
+            </w:r>
+          </w:p>
+        </w:tc>
+        <w:tc>
+          <w:tcPr>
+            <w:tcW w:type="dxa" w:w="4986"/>
+          </w:tcPr>
+          <w:p>
+            <w:pPr>
+              <w:spacing w:after="40"/>
+            </w:pPr>
+            <w:r/>
+            <w:r>
+              <w:rPr>
+                <w:rFonts w:ascii="Nirmala UI" w:hAnsi="Nirmala UI" w:cs="Nirmala UI" w:eastAsia="Nirmala UI"/>
+                <w:b w:val="0"/>
+                <w:sz w:val="20"/>
+              </w:rPr>
+              <w:t xml:space="preserve">সবসময় অধ্যক্ষের </w:t>
+            </w:r>
+            <w:r>
+              <w:rPr>
+                <w:rFonts w:ascii="Nirmala UI" w:hAnsi="Nirmala UI" w:cs="Nirmala UI" w:eastAsia="Nirmala UI"/>
+                <w:b/>
+                <w:sz w:val="20"/>
+              </w:rPr>
+              <w:t>মাধ্যমে</w:t>
+            </w:r>
+            <w:r>
+              <w:rPr>
+                <w:rFonts w:ascii="Nirmala UI" w:hAnsi="Nirmala UI" w:cs="Nirmala UI" w:eastAsia="Nirmala UI"/>
+                <w:b w:val="0"/>
+                <w:sz w:val="20"/>
+              </w:rPr>
+              <w:t xml:space="preserve"> যান; কখনও বাইপাস করবেন না</w:t>
+            </w:r>
+          </w:p>
+        </w:tc>
+      </w:tr>
+      <w:tr>
+        <w:tc>
+          <w:tcPr>
+            <w:tcW w:type="dxa" w:w="4986"/>
+          </w:tcPr>
+          <w:p>
+            <w:pPr>
+              <w:spacing w:after="40"/>
+            </w:pPr>
+            <w:r/>
+            <w:r>
+              <w:rPr>
+                <w:rFonts w:ascii="Nirmala UI" w:hAnsi="Nirmala UI" w:cs="Nirmala UI" w:eastAsia="Nirmala UI"/>
+                <w:b w:val="0"/>
+                <w:sz w:val="20"/>
+              </w:rPr>
+              <w:t>ভেন্ডরের সম্পর্ক সরাসরি চেয়ারম্যানের সাথে</w:t>
+            </w:r>
+          </w:p>
+        </w:tc>
+        <w:tc>
+          <w:tcPr>
+            <w:tcW w:type="dxa" w:w="4986"/>
+          </w:tcPr>
+          <w:p>
+            <w:pPr>
+              <w:spacing w:after="40"/>
+            </w:pPr>
+            <w:r/>
+            <w:r>
+              <w:rPr>
+                <w:rFonts w:ascii="Nirmala UI" w:hAnsi="Nirmala UI" w:cs="Nirmala UI" w:eastAsia="Nirmala UI"/>
+                <w:b w:val="0"/>
+                <w:sz w:val="20"/>
+              </w:rPr>
+              <w:t xml:space="preserve">ভেন্ডর প্রসঙ্গে </w:t>
+            </w:r>
+            <w:r>
+              <w:rPr>
+                <w:rFonts w:ascii="Nirmala UI" w:hAnsi="Nirmala UI" w:cs="Nirmala UI" w:eastAsia="Nirmala UI"/>
+                <w:b/>
+                <w:sz w:val="20"/>
+              </w:rPr>
+              <w:t>শূন্য</w:t>
+            </w:r>
+            <w:r>
+              <w:rPr>
+                <w:rFonts w:ascii="Nirmala UI" w:hAnsi="Nirmala UI" w:cs="Nirmala UI" w:eastAsia="Nirmala UI"/>
+                <w:b w:val="0"/>
+                <w:sz w:val="20"/>
+              </w:rPr>
+              <w:t xml:space="preserve"> মন্তব্য — একবারের ভুলেই সব শেষ</w:t>
+            </w:r>
+          </w:p>
+        </w:tc>
+      </w:tr>
+    </w:tbl>
+    <w:p/>
+    <w:p>
+      <w:r>
+        <w:rPr>
+          <w:rFonts w:ascii="Nirmala UI" w:hAnsi="Nirmala UI" w:cs="Nirmala UI" w:eastAsia="Nirmala UI"/>
+          <w:b/>
+          <w:sz w:val="22"/>
+        </w:rPr>
+        <w:t>মূলনীতি:</w:t>
+      </w:r>
+      <w:r>
+        <w:rPr>
+          <w:rFonts w:ascii="Nirmala UI" w:hAnsi="Nirmala UI" w:cs="Nirmala UI" w:eastAsia="Nirmala UI"/>
+          <w:b w:val="0"/>
+          <w:sz w:val="22"/>
+        </w:rPr>
+        <w:t xml:space="preserve"> চেয়ারম্যানের কাছে যাবেন </w:t>
+      </w:r>
+      <w:r>
+        <w:rPr>
+          <w:rFonts w:ascii="Nirmala UI" w:hAnsi="Nirmala UI" w:cs="Nirmala UI" w:eastAsia="Nirmala UI"/>
+          <w:b/>
+          <w:sz w:val="22"/>
+        </w:rPr>
+        <w:t>অধ্যক্ষের মাধ্যমে</w:t>
+      </w:r>
+      <w:r>
+        <w:rPr>
+          <w:rFonts w:ascii="Nirmala UI" w:hAnsi="Nirmala UI" w:cs="Nirmala UI" w:eastAsia="Nirmala UI"/>
+          <w:b w:val="0"/>
+          <w:sz w:val="22"/>
+        </w:rPr>
+        <w:t>, অধ্যক্ষের হাতে কৃতিত্ব রেখে। তিনি যেন মনে করেন — এই কাজ তাঁর প্রতিষ্ঠান থেকেই উঠেছে।</w:t>
+      </w:r>
+    </w:p>
+    <w:p>
+      <w:pPr>
+        <w:spacing w:after="40"/>
+      </w:pPr>
+      <w:r>
+        <w:rPr>
+          <w:rFonts w:ascii="Nirmala UI" w:hAnsi="Nirmala UI" w:cs="Nirmala UI" w:eastAsia="Nirmala UI"/>
+          <w:b w:val="0"/>
+          <w:color w:val="AAAAAA"/>
+          <w:sz w:val="18"/>
+        </w:rPr>
+        <w:t>────────────────────────────────────────────────────────────</w:t>
+      </w:r>
+    </w:p>
+    <w:p>
+      <w:pPr>
+        <w:spacing w:before="280"/>
+      </w:pPr>
+      <w:r>
+        <w:rPr>
+          <w:rFonts w:ascii="Nirmala UI" w:hAnsi="Nirmala UI" w:cs="Nirmala UI" w:eastAsia="Nirmala UI"/>
+          <w:b/>
+          <w:color w:val="1F3B63"/>
+          <w:sz w:val="28"/>
+        </w:rPr>
+        <w:t>৩. "এক ছাতার নিচে" — ঠিক কী দেখাবেন (প্রথম ডেমো)</w:t>
+      </w:r>
+    </w:p>
+    <w:p>
+      <w:r>
+        <w:rPr>
+          <w:rFonts w:ascii="Nirmala UI" w:hAnsi="Nirmala UI" w:cs="Nirmala UI" w:eastAsia="Nirmala UI"/>
+          <w:b w:val="0"/>
+          <w:sz w:val="22"/>
+        </w:rPr>
+        <w:t xml:space="preserve">চেয়ারম্যানের সামনে </w:t>
+      </w:r>
+      <w:r>
+        <w:rPr>
+          <w:rFonts w:ascii="Nirmala UI" w:hAnsi="Nirmala UI" w:cs="Nirmala UI" w:eastAsia="Nirmala UI"/>
+          <w:b/>
+          <w:sz w:val="22"/>
+        </w:rPr>
+        <w:t>এক পাতা</w:t>
+      </w:r>
+      <w:r>
+        <w:rPr>
+          <w:rFonts w:ascii="Nirmala UI" w:hAnsi="Nirmala UI" w:cs="Nirmala UI" w:eastAsia="Nirmala UI"/>
+          <w:b w:val="0"/>
+          <w:sz w:val="22"/>
+        </w:rPr>
+        <w:t>, কোনো প্রযুক্তিগত কথা ছাড়াই। নমুনা কাঠামো:</w:t>
+      </w:r>
+    </w:p>
+    <w:p>
+      <w:pPr>
+        <w:spacing w:after="0"/>
+        <w:ind w:left="454"/>
+      </w:pPr>
+      <w:r>
+        <w:rPr>
+          <w:rFonts w:ascii="Nirmala UI" w:hAnsi="Nirmala UI" w:cs="Nirmala UI" w:eastAsia="Nirmala UI"/>
+          <w:b w:val="0"/>
+          <w:color w:val="333333"/>
+          <w:sz w:val="20"/>
+        </w:rPr>
+        <w:t>[ট্রাস্টের নাম] — মাসিক এক নজরে  ·  [মাস, বছর]</w:t>
+      </w:r>
+    </w:p>
+    <w:p>
+      <w:pPr>
+        <w:spacing w:after="0"/>
+        <w:ind w:left="454"/>
+      </w:pPr>
+      <w:r>
+        <w:rPr>
+          <w:rFonts w:ascii="Nirmala UI" w:hAnsi="Nirmala UI" w:cs="Nirmala UI" w:eastAsia="Nirmala UI"/>
+          <w:b w:val="0"/>
+          <w:color w:val="333333"/>
+          <w:sz w:val="20"/>
+        </w:rPr>
+        <w:t xml:space="preserve"> </w:t>
+      </w:r>
+    </w:p>
+    <w:p>
+      <w:pPr>
+        <w:spacing w:after="0"/>
+        <w:ind w:left="454"/>
+      </w:pPr>
+      <w:r>
+        <w:rPr>
+          <w:rFonts w:ascii="Nirmala UI" w:hAnsi="Nirmala UI" w:cs="Nirmala UI" w:eastAsia="Nirmala UI"/>
+          <w:b w:val="0"/>
+          <w:color w:val="333333"/>
+          <w:sz w:val="20"/>
+        </w:rPr>
+        <w:t>প্রতিষ্ঠান        ছাত্র   ভর্তি(মাস)   ফি আদায় %   উপস্থিতি %   ফলাফল(গড় GPA)</w:t>
+      </w:r>
+    </w:p>
+    <w:p>
+      <w:pPr>
+        <w:spacing w:after="0"/>
+        <w:ind w:left="454"/>
+      </w:pPr>
+      <w:r>
+        <w:rPr>
+          <w:rFonts w:ascii="Nirmala UI" w:hAnsi="Nirmala UI" w:cs="Nirmala UI" w:eastAsia="Nirmala UI"/>
+          <w:b w:val="0"/>
+          <w:color w:val="333333"/>
+          <w:sz w:val="20"/>
+        </w:rPr>
+        <w:t>─────────────────────────────────────────────────────────────────────────</w:t>
+      </w:r>
+    </w:p>
+    <w:p>
+      <w:pPr>
+        <w:spacing w:after="0"/>
+        <w:ind w:left="454"/>
+      </w:pPr>
+      <w:r>
+        <w:rPr>
+          <w:rFonts w:ascii="Nirmala UI" w:hAnsi="Nirmala UI" w:cs="Nirmala UI" w:eastAsia="Nirmala UI"/>
+          <w:b w:val="0"/>
+          <w:color w:val="333333"/>
+          <w:sz w:val="20"/>
+        </w:rPr>
+        <w:t>[প্রতিষ্ঠান ১]    ১,২৪০    ৪৮        ৯২%         ৯৪%          ৪.৩১</w:t>
+      </w:r>
+    </w:p>
+    <w:p>
+      <w:pPr>
+        <w:spacing w:after="0"/>
+        <w:ind w:left="454"/>
+      </w:pPr>
+      <w:r>
+        <w:rPr>
+          <w:rFonts w:ascii="Nirmala UI" w:hAnsi="Nirmala UI" w:cs="Nirmala UI" w:eastAsia="Nirmala UI"/>
+          <w:b w:val="0"/>
+          <w:color w:val="333333"/>
+          <w:sz w:val="20"/>
+        </w:rPr>
+        <w:t>[প্রতিষ্ঠান ২]      ৮৬০    ৩১        ৮৭%         ৯১%          ৪.১২</w:t>
+      </w:r>
+    </w:p>
+    <w:p>
+      <w:pPr>
+        <w:spacing w:after="0"/>
+        <w:ind w:left="454"/>
+      </w:pPr>
+      <w:r>
+        <w:rPr>
+          <w:rFonts w:ascii="Nirmala UI" w:hAnsi="Nirmala UI" w:cs="Nirmala UI" w:eastAsia="Nirmala UI"/>
+          <w:b w:val="0"/>
+          <w:color w:val="333333"/>
+          <w:sz w:val="20"/>
+        </w:rPr>
+        <w:t>[প্রতিষ্ঠান ৩]      ৫৪০    ২২        ৯৫%         ৯০%          ৪.২৮</w:t>
+      </w:r>
+    </w:p>
+    <w:p>
+      <w:pPr>
+        <w:spacing w:after="0"/>
+        <w:ind w:left="454"/>
+      </w:pPr>
+      <w:r>
+        <w:rPr>
+          <w:rFonts w:ascii="Nirmala UI" w:hAnsi="Nirmala UI" w:cs="Nirmala UI" w:eastAsia="Nirmala UI"/>
+          <w:b w:val="0"/>
+          <w:color w:val="333333"/>
+          <w:sz w:val="20"/>
+        </w:rPr>
+        <w:t>─────────────────────────────────────────────────────────────────────────</w:t>
+      </w:r>
+    </w:p>
+    <w:p>
+      <w:pPr>
+        <w:spacing w:after="0"/>
+        <w:ind w:left="454"/>
+      </w:pPr>
+      <w:r>
+        <w:rPr>
+          <w:rFonts w:ascii="Nirmala UI" w:hAnsi="Nirmala UI" w:cs="Nirmala UI" w:eastAsia="Nirmala UI"/>
+          <w:b w:val="0"/>
+          <w:color w:val="333333"/>
+          <w:sz w:val="20"/>
+        </w:rPr>
+        <w:t>ট্রাস্ট মোট      ২,৬৪০   ১০১        ৯১%         ৯২%          ৪.২৪</w:t>
+      </w:r>
+    </w:p>
+    <w:p/>
+    <w:p>
+      <w:r>
+        <w:rPr>
+          <w:rFonts w:ascii="Nirmala UI" w:hAnsi="Nirmala UI" w:cs="Nirmala UI" w:eastAsia="Nirmala UI"/>
+          <w:b/>
+          <w:sz w:val="22"/>
+        </w:rPr>
+        <w:t>নিয়ম:</w:t>
+      </w:r>
+    </w:p>
+    <w:p>
+      <w:pPr>
+        <w:pStyle w:val="ListNumber"/>
+        <w:spacing w:after="40"/>
+      </w:pPr>
+      <w:r>
+        <w:rPr>
+          <w:rFonts w:ascii="Nirmala UI" w:hAnsi="Nirmala UI" w:cs="Nirmala UI" w:eastAsia="Nirmala UI"/>
+          <w:b w:val="0"/>
+          <w:sz w:val="22"/>
+        </w:rPr>
+        <w:t>কোনো প্রতিষ্ঠানকে র‍্যাংকিং/রঙ দিয়ে "ভালো-মন্দ" দেখাবেন না — চেয়ারম্যান নিজেই বুঝবেন।</w:t>
+      </w:r>
+    </w:p>
+    <w:p>
+      <w:pPr>
+        <w:pStyle w:val="ListNumber"/>
+        <w:spacing w:after="40"/>
+      </w:pPr>
+      <w:r>
+        <w:rPr>
+          <w:rFonts w:ascii="Nirmala UI" w:hAnsi="Nirmala UI" w:cs="Nirmala UI" w:eastAsia="Nirmala UI"/>
+          <w:b w:val="0"/>
+          <w:sz w:val="22"/>
+        </w:rPr>
+        <w:t>কোনো মন্তব্য/ব্যাখ্যা থাকবে না। প্রশ্ন করলে তখন বলবেন।</w:t>
+      </w:r>
+    </w:p>
+    <w:p>
+      <w:pPr>
+        <w:pStyle w:val="ListNumber"/>
+        <w:spacing w:after="40"/>
+      </w:pPr>
+      <w:r>
+        <w:rPr>
+          <w:rFonts w:ascii="Nirmala UI" w:hAnsi="Nirmala UI" w:cs="Nirmala UI" w:eastAsia="Nirmala UI"/>
+          <w:b w:val="0"/>
+          <w:sz w:val="22"/>
+        </w:rPr>
+        <w:t xml:space="preserve">একই ফরম্যাট প্রতি মাসে — যাতে তিনি "গত মাসের চেয়ে" দেখতে পান। </w:t>
+      </w:r>
+      <w:r>
+        <w:rPr>
+          <w:rFonts w:ascii="Nirmala UI" w:hAnsi="Nirmala UI" w:cs="Nirmala UI" w:eastAsia="Nirmala UI"/>
+          <w:b/>
+          <w:sz w:val="22"/>
+        </w:rPr>
+        <w:t>এই তুলনাটিই আসল পণ্য।</w:t>
+      </w:r>
+    </w:p>
+    <w:p>
+      <w:pPr>
+        <w:spacing w:after="40"/>
+      </w:pPr>
+      <w:r>
+        <w:rPr>
+          <w:rFonts w:ascii="Nirmala UI" w:hAnsi="Nirmala UI" w:cs="Nirmala UI" w:eastAsia="Nirmala UI"/>
+          <w:b w:val="0"/>
+          <w:color w:val="AAAAAA"/>
+          <w:sz w:val="18"/>
+        </w:rPr>
+        <w:t>────────────────────────────────────────────────────────────</w:t>
+      </w:r>
+    </w:p>
+    <w:p>
+      <w:pPr>
+        <w:spacing w:before="280"/>
+      </w:pPr>
+      <w:r>
+        <w:rPr>
+          <w:rFonts w:ascii="Nirmala UI" w:hAnsi="Nirmala UI" w:cs="Nirmala UI" w:eastAsia="Nirmala UI"/>
+          <w:b/>
+          <w:color w:val="1F3B63"/>
+          <w:sz w:val="28"/>
+        </w:rPr>
+        <w:t>৪. সম্প্রসারণের সিঁড়ি = আপনার প্রমোশনের সিঁড়ি</w:t>
+      </w:r>
+    </w:p>
+    <w:p>
+      <w:r>
+        <w:rPr>
+          <w:rFonts w:ascii="Nirmala UI" w:hAnsi="Nirmala UI" w:cs="Nirmala UI" w:eastAsia="Nirmala UI"/>
+          <w:b w:val="0"/>
+          <w:sz w:val="22"/>
+        </w:rPr>
+        <w:t xml:space="preserve">এটি এই কৌশলের মূল কথা। </w:t>
+      </w:r>
+      <w:r>
+        <w:rPr>
+          <w:rFonts w:ascii="Nirmala UI" w:hAnsi="Nirmala UI" w:cs="Nirmala UI" w:eastAsia="Nirmala UI"/>
+          <w:b/>
+          <w:sz w:val="22"/>
+        </w:rPr>
+        <w:t>কাজের বিস্তারই আপনার দাবির ভিত্তি।</w:t>
+      </w:r>
+    </w:p>
+    <w:tbl>
+      <w:tblPr>
+        <w:tblStyle w:val="TableGrid"/>
+        <w:tblW w:type="auto" w:w="0"/>
+        <w:jc w:val="center"/>
+        <w:tblLook w:firstColumn="1" w:firstRow="1" w:lastColumn="0" w:lastRow="0" w:noHBand="0" w:noVBand="1" w:val="04A0"/>
+      </w:tblPr>
+      <w:tblGrid>
+        <w:gridCol w:w="2493"/>
+        <w:gridCol w:w="2493"/>
+        <w:gridCol w:w="2493"/>
+        <w:gridCol w:w="2493"/>
+      </w:tblGrid>
+      <w:tr>
+        <w:tc>
+          <w:tcPr>
+            <w:tcW w:type="dxa" w:w="2493"/>
+          </w:tcPr>
+          <w:p>
+            <w:pPr>
+              <w:spacing w:after="40"/>
+            </w:pPr>
+            <w:r/>
+            <w:r>
+              <w:rPr>
+                <w:rFonts w:ascii="Nirmala UI" w:hAnsi="Nirmala UI" w:cs="Nirmala UI" w:eastAsia="Nirmala UI"/>
+                <w:b/>
+                <w:sz w:val="20"/>
+              </w:rPr>
+              <w:t>ধাপ</w:t>
+            </w:r>
+          </w:p>
+        </w:tc>
+        <w:tc>
+          <w:tcPr>
+            <w:tcW w:type="dxa" w:w="2493"/>
+          </w:tcPr>
+          <w:p>
+            <w:pPr>
+              <w:spacing w:after="40"/>
+            </w:pPr>
+            <w:r/>
+            <w:r>
+              <w:rPr>
+                <w:rFonts w:ascii="Nirmala UI" w:hAnsi="Nirmala UI" w:cs="Nirmala UI" w:eastAsia="Nirmala UI"/>
+                <w:b/>
+                <w:sz w:val="20"/>
+              </w:rPr>
+              <w:t>ব্যাপ্তি</w:t>
+            </w:r>
+          </w:p>
+        </w:tc>
+        <w:tc>
+          <w:tcPr>
+            <w:tcW w:type="dxa" w:w="2493"/>
+          </w:tcPr>
+          <w:p>
+            <w:pPr>
+              <w:spacing w:after="40"/>
+            </w:pPr>
+            <w:r/>
+            <w:r>
+              <w:rPr>
+                <w:rFonts w:ascii="Nirmala UI" w:hAnsi="Nirmala UI" w:cs="Nirmala UI" w:eastAsia="Nirmala UI"/>
+                <w:b/>
+                <w:sz w:val="20"/>
+              </w:rPr>
+              <w:t>আপনি যা হন</w:t>
+            </w:r>
+          </w:p>
+        </w:tc>
+        <w:tc>
+          <w:tcPr>
+            <w:tcW w:type="dxa" w:w="2493"/>
+          </w:tcPr>
+          <w:p>
+            <w:pPr>
+              <w:spacing w:after="40"/>
+            </w:pPr>
+            <w:r/>
+            <w:r>
+              <w:rPr>
+                <w:rFonts w:ascii="Nirmala UI" w:hAnsi="Nirmala UI" w:cs="Nirmala UI" w:eastAsia="Nirmala UI"/>
+                <w:b/>
+                <w:sz w:val="20"/>
+              </w:rPr>
+              <w:t>দাবির ভিত্তি</w:t>
+            </w:r>
+          </w:p>
+        </w:tc>
+      </w:tr>
+      <w:tr>
+        <w:tc>
+          <w:tcPr>
+            <w:tcW w:type="dxa" w:w="2493"/>
+          </w:tcPr>
+          <w:p>
+            <w:pPr>
+              <w:spacing w:after="40"/>
+            </w:pPr>
+            <w:r/>
+            <w:r>
+              <w:rPr>
+                <w:rFonts w:ascii="Nirmala UI" w:hAnsi="Nirmala UI" w:cs="Nirmala UI" w:eastAsia="Nirmala UI"/>
+                <w:b/>
+                <w:sz w:val="20"/>
+              </w:rPr>
+              <w:t>১</w:t>
+            </w:r>
+          </w:p>
+        </w:tc>
+        <w:tc>
+          <w:tcPr>
+            <w:tcW w:type="dxa" w:w="2493"/>
+          </w:tcPr>
+          <w:p>
+            <w:pPr>
+              <w:spacing w:after="40"/>
+            </w:pPr>
+            <w:r/>
+            <w:r>
+              <w:rPr>
+                <w:rFonts w:ascii="Nirmala UI" w:hAnsi="Nirmala UI" w:cs="Nirmala UI" w:eastAsia="Nirmala UI"/>
+                <w:b w:val="0"/>
+                <w:sz w:val="20"/>
+              </w:rPr>
+              <w:t>১টি প্রতিষ্ঠান — তথ্য নিরাপত্তা + ব্যাকআপ</w:t>
+            </w:r>
+          </w:p>
+        </w:tc>
+        <w:tc>
+          <w:tcPr>
+            <w:tcW w:type="dxa" w:w="2493"/>
+          </w:tcPr>
+          <w:p>
+            <w:pPr>
+              <w:spacing w:after="40"/>
+            </w:pPr>
+            <w:r/>
+            <w:r>
+              <w:rPr>
+                <w:rFonts w:ascii="Nirmala UI" w:hAnsi="Nirmala UI" w:cs="Nirmala UI" w:eastAsia="Nirmala UI"/>
+                <w:b w:val="0"/>
+                <w:sz w:val="20"/>
+              </w:rPr>
+              <w:t>স্বেচ্ছাসেবী উদ্যোগ</w:t>
+            </w:r>
+          </w:p>
+        </w:tc>
+        <w:tc>
+          <w:tcPr>
+            <w:tcW w:type="dxa" w:w="2493"/>
+          </w:tcPr>
+          <w:p>
+            <w:pPr>
+              <w:spacing w:after="40"/>
+            </w:pPr>
+            <w:r/>
+            <w:r>
+              <w:rPr>
+                <w:rFonts w:ascii="Nirmala UI" w:hAnsi="Nirmala UI" w:cs="Nirmala UI" w:eastAsia="Nirmala UI"/>
+                <w:b w:val="0"/>
+                <w:sz w:val="20"/>
+              </w:rPr>
+              <w:t>"একটা কাজ শুরু করেছি"</w:t>
+            </w:r>
+          </w:p>
+        </w:tc>
+      </w:tr>
+      <w:tr>
+        <w:tc>
+          <w:tcPr>
+            <w:tcW w:type="dxa" w:w="2493"/>
+          </w:tcPr>
+          <w:p>
+            <w:pPr>
+              <w:spacing w:after="40"/>
+            </w:pPr>
+            <w:r/>
+            <w:r>
+              <w:rPr>
+                <w:rFonts w:ascii="Nirmala UI" w:hAnsi="Nirmala UI" w:cs="Nirmala UI" w:eastAsia="Nirmala UI"/>
+                <w:b/>
+                <w:sz w:val="20"/>
+              </w:rPr>
+              <w:t>২</w:t>
+            </w:r>
+          </w:p>
+        </w:tc>
+        <w:tc>
+          <w:tcPr>
+            <w:tcW w:type="dxa" w:w="2493"/>
+          </w:tcPr>
+          <w:p>
+            <w:pPr>
+              <w:spacing w:after="40"/>
+            </w:pPr>
+            <w:r/>
+            <w:r>
+              <w:rPr>
+                <w:rFonts w:ascii="Nirmala UI" w:hAnsi="Nirmala UI" w:cs="Nirmala UI" w:eastAsia="Nirmala UI"/>
+                <w:b w:val="0"/>
+                <w:sz w:val="20"/>
+              </w:rPr>
+              <w:t>১টি প্রতিষ্ঠান — মাসিক MIS</w:t>
+            </w:r>
+          </w:p>
+        </w:tc>
+        <w:tc>
+          <w:tcPr>
+            <w:tcW w:type="dxa" w:w="2493"/>
+          </w:tcPr>
+          <w:p>
+            <w:pPr>
+              <w:spacing w:after="40"/>
+            </w:pPr>
+            <w:r/>
+            <w:r>
+              <w:rPr>
+                <w:rFonts w:ascii="Nirmala UI" w:hAnsi="Nirmala UI" w:cs="Nirmala UI" w:eastAsia="Nirmala UI"/>
+                <w:b w:val="0"/>
+                <w:sz w:val="20"/>
+              </w:rPr>
+              <w:t>ওই প্রতিষ্ঠানের প্রতিবেদন-সংযোজক</w:t>
+            </w:r>
+          </w:p>
+        </w:tc>
+        <w:tc>
+          <w:tcPr>
+            <w:tcW w:type="dxa" w:w="2493"/>
+          </w:tcPr>
+          <w:p>
+            <w:pPr>
+              <w:spacing w:after="40"/>
+            </w:pPr>
+            <w:r/>
+            <w:r>
+              <w:rPr>
+                <w:rFonts w:ascii="Nirmala UI" w:hAnsi="Nirmala UI" w:cs="Nirmala UI" w:eastAsia="Nirmala UI"/>
+                <w:b w:val="0"/>
+                <w:sz w:val="20"/>
+              </w:rPr>
+              <w:t>প্রথম মাপা ফল</w:t>
+            </w:r>
+          </w:p>
+        </w:tc>
+      </w:tr>
+      <w:tr>
+        <w:tc>
+          <w:tcPr>
+            <w:tcW w:type="dxa" w:w="2493"/>
+          </w:tcPr>
+          <w:p>
+            <w:pPr>
+              <w:spacing w:after="40"/>
+            </w:pPr>
+            <w:r/>
+            <w:r>
+              <w:rPr>
+                <w:rFonts w:ascii="Nirmala UI" w:hAnsi="Nirmala UI" w:cs="Nirmala UI" w:eastAsia="Nirmala UI"/>
+                <w:b/>
+                <w:sz w:val="20"/>
+              </w:rPr>
+              <w:t>৩</w:t>
+            </w:r>
+          </w:p>
+        </w:tc>
+        <w:tc>
+          <w:tcPr>
+            <w:tcW w:type="dxa" w:w="2493"/>
+          </w:tcPr>
+          <w:p>
+            <w:pPr>
+              <w:spacing w:after="40"/>
+            </w:pPr>
+            <w:r/>
+            <w:r>
+              <w:rPr>
+                <w:rFonts w:ascii="Nirmala UI" w:hAnsi="Nirmala UI" w:cs="Nirmala UI" w:eastAsia="Nirmala UI"/>
+                <w:b w:val="0"/>
+                <w:sz w:val="20"/>
+              </w:rPr>
+              <w:t>৩টি প্রতিষ্ঠান — তুলনামূলক ড্যাশবোর্ড</w:t>
+            </w:r>
+          </w:p>
+        </w:tc>
+        <w:tc>
+          <w:tcPr>
+            <w:tcW w:type="dxa" w:w="2493"/>
+          </w:tcPr>
+          <w:p>
+            <w:pPr>
+              <w:spacing w:after="40"/>
+            </w:pPr>
+            <w:r/>
+            <w:r>
+              <w:rPr>
+                <w:rFonts w:ascii="Nirmala UI" w:hAnsi="Nirmala UI" w:cs="Nirmala UI" w:eastAsia="Nirmala UI"/>
+                <w:b/>
+                <w:sz w:val="20"/>
+              </w:rPr>
+              <w:t>ট্রাস্ট-স্তরের</w:t>
+            </w:r>
+            <w:r>
+              <w:rPr>
+                <w:rFonts w:ascii="Nirmala UI" w:hAnsi="Nirmala UI" w:cs="Nirmala UI" w:eastAsia="Nirmala UI"/>
+                <w:b w:val="0"/>
+                <w:sz w:val="20"/>
+              </w:rPr>
+              <w:t xml:space="preserve"> কার্যক্রম</w:t>
+            </w:r>
+          </w:p>
+        </w:tc>
+        <w:tc>
+          <w:tcPr>
+            <w:tcW w:type="dxa" w:w="2493"/>
+          </w:tcPr>
+          <w:p>
+            <w:pPr>
+              <w:spacing w:after="40"/>
+            </w:pPr>
+            <w:r/>
+            <w:r>
+              <w:rPr>
+                <w:rFonts w:ascii="Nirmala UI" w:hAnsi="Nirmala UI" w:cs="Nirmala UI" w:eastAsia="Nirmala UI"/>
+                <w:b w:val="0"/>
+                <w:sz w:val="20"/>
+              </w:rPr>
+              <w:t>"এখন আমার কাজ ট্রাস্ট-ব্যাপী"</w:t>
+            </w:r>
+          </w:p>
+        </w:tc>
+      </w:tr>
+      <w:tr>
+        <w:tc>
+          <w:tcPr>
+            <w:tcW w:type="dxa" w:w="2493"/>
+          </w:tcPr>
+          <w:p>
+            <w:pPr>
+              <w:spacing w:after="40"/>
+            </w:pPr>
+            <w:r/>
+            <w:r>
+              <w:rPr>
+                <w:rFonts w:ascii="Nirmala UI" w:hAnsi="Nirmala UI" w:cs="Nirmala UI" w:eastAsia="Nirmala UI"/>
+                <w:b/>
+                <w:sz w:val="20"/>
+              </w:rPr>
+              <w:t>৪</w:t>
+            </w:r>
+          </w:p>
+        </w:tc>
+        <w:tc>
+          <w:tcPr>
+            <w:tcW w:type="dxa" w:w="2493"/>
+          </w:tcPr>
+          <w:p>
+            <w:pPr>
+              <w:spacing w:after="40"/>
+            </w:pPr>
+            <w:r/>
+            <w:r>
+              <w:rPr>
+                <w:rFonts w:ascii="Nirmala UI" w:hAnsi="Nirmala UI" w:cs="Nirmala UI" w:eastAsia="Nirmala UI"/>
+                <w:b w:val="0"/>
+                <w:sz w:val="20"/>
+              </w:rPr>
+              <w:t>সব প্রতিষ্ঠান + নীতিমালা + প্রশিক্ষণ</w:t>
+            </w:r>
+          </w:p>
+        </w:tc>
+        <w:tc>
+          <w:tcPr>
+            <w:tcW w:type="dxa" w:w="2493"/>
+          </w:tcPr>
+          <w:p>
+            <w:pPr>
+              <w:spacing w:after="40"/>
+            </w:pPr>
+            <w:r/>
+            <w:r>
+              <w:rPr>
+                <w:rFonts w:ascii="Nirmala UI" w:hAnsi="Nirmala UI" w:cs="Nirmala UI" w:eastAsia="Nirmala UI"/>
+                <w:b w:val="0"/>
+                <w:sz w:val="20"/>
+              </w:rPr>
+              <w:t>ট্রাস্টের তথ্য ও প্রতিবেদন ব্যবস্থার দায়িত্ব</w:t>
+            </w:r>
+          </w:p>
+        </w:tc>
+        <w:tc>
+          <w:tcPr>
+            <w:tcW w:type="dxa" w:w="2493"/>
+          </w:tcPr>
+          <w:p>
+            <w:pPr>
+              <w:spacing w:after="40"/>
+            </w:pPr>
+            <w:r/>
+            <w:r>
+              <w:rPr>
+                <w:rFonts w:ascii="Nirmala UI" w:hAnsi="Nirmala UI" w:cs="Nirmala UI" w:eastAsia="Nirmala UI"/>
+                <w:b/>
+                <w:sz w:val="20"/>
+              </w:rPr>
+              <w:t>দায়িত্বের বিবরণীতে পরিবর্তন + পদ/বেতন</w:t>
+            </w:r>
+          </w:p>
+        </w:tc>
+      </w:tr>
+    </w:tbl>
+    <w:p/>
+    <w:p>
+      <w:r>
+        <w:rPr>
+          <w:rFonts w:ascii="Nirmala UI" w:hAnsi="Nirmala UI" w:cs="Nirmala UI" w:eastAsia="Nirmala UI"/>
+          <w:b w:val="0"/>
+          <w:sz w:val="22"/>
+        </w:rPr>
+        <w:t xml:space="preserve">⚠️ </w:t>
+      </w:r>
+      <w:r>
+        <w:rPr>
+          <w:rFonts w:ascii="Nirmala UI" w:hAnsi="Nirmala UI" w:cs="Nirmala UI" w:eastAsia="Nirmala UI"/>
+          <w:b/>
+          <w:sz w:val="22"/>
+        </w:rPr>
+        <w:t>কখনও ১ থেকে সরাসরি ৪-এ যাবেন না।</w:t>
+      </w:r>
+      <w:r>
+        <w:rPr>
+          <w:rFonts w:ascii="Nirmala UI" w:hAnsi="Nirmala UI" w:cs="Nirmala UI" w:eastAsia="Nirmala UI"/>
+          <w:b w:val="0"/>
+          <w:sz w:val="22"/>
+        </w:rPr>
+        <w:t xml:space="preserve"> ধাপ ৩-এ পৌঁছানোর আগে পদের কথা তুললে মনে হবে "কিছু না করেই চাইছে"। আর </w:t>
+      </w:r>
+      <w:r>
+        <w:rPr>
+          <w:rFonts w:ascii="Nirmala UI" w:hAnsi="Nirmala UI" w:cs="Nirmala UI" w:eastAsia="Nirmala UI"/>
+          <w:b/>
+          <w:sz w:val="22"/>
+        </w:rPr>
+        <w:t>ধাপ ৩-এ পৌঁছানোর পর চুপ থাকলে</w:t>
+      </w:r>
+      <w:r>
+        <w:rPr>
+          <w:rFonts w:ascii="Nirmala UI" w:hAnsi="Nirmala UI" w:cs="Nirmala UI" w:eastAsia="Nirmala UI"/>
+          <w:b w:val="0"/>
+          <w:sz w:val="22"/>
+        </w:rPr>
+        <w:t xml:space="preserve"> মনে হবে "এ যা করছে, ওর দায়িত্বই তো এটাই" — তখন বাড়তি কাজ পাবেন, পদ পাবেন না।</w:t>
+      </w:r>
+    </w:p>
+    <w:p>
+      <w:r>
+        <w:rPr>
+          <w:rFonts w:ascii="Nirmala UI" w:hAnsi="Nirmala UI" w:cs="Nirmala UI" w:eastAsia="Nirmala UI"/>
+          <w:b/>
+          <w:sz w:val="22"/>
+        </w:rPr>
+        <w:t>সঠিক মুহূর্ত:</w:t>
+      </w:r>
+      <w:r>
+        <w:rPr>
+          <w:rFonts w:ascii="Nirmala UI" w:hAnsi="Nirmala UI" w:cs="Nirmala UI" w:eastAsia="Nirmala UI"/>
+          <w:b w:val="0"/>
+          <w:sz w:val="22"/>
+        </w:rPr>
+        <w:t xml:space="preserve"> ধাপ ৩ সফলভাবে ২–৩ মাস চলার পর, এবং বার্ষিক বাজেট/পদ-পুনর্নির্ধারণের </w:t>
+      </w:r>
+      <w:r>
+        <w:rPr>
+          <w:rFonts w:ascii="Nirmala UI" w:hAnsi="Nirmala UI" w:cs="Nirmala UI" w:eastAsia="Nirmala UI"/>
+          <w:b/>
+          <w:sz w:val="22"/>
+        </w:rPr>
+        <w:t>ঠিক আগে</w:t>
+      </w:r>
+      <w:r>
+        <w:rPr>
+          <w:rFonts w:ascii="Nirmala UI" w:hAnsi="Nirmala UI" w:cs="Nirmala UI" w:eastAsia="Nirmala UI"/>
+          <w:b w:val="0"/>
+          <w:sz w:val="22"/>
+        </w:rPr>
+        <w:t>।</w:t>
+      </w:r>
+    </w:p>
+    <w:p>
+      <w:pPr>
+        <w:spacing w:after="40"/>
+      </w:pPr>
+      <w:r>
+        <w:rPr>
+          <w:rFonts w:ascii="Nirmala UI" w:hAnsi="Nirmala UI" w:cs="Nirmala UI" w:eastAsia="Nirmala UI"/>
+          <w:b w:val="0"/>
+          <w:color w:val="AAAAAA"/>
+          <w:sz w:val="18"/>
+        </w:rPr>
+        <w:t>────────────────────────────────────────────────────────────</w:t>
+      </w:r>
+    </w:p>
+    <w:p>
+      <w:pPr>
+        <w:spacing w:before="280"/>
+      </w:pPr>
+      <w:r>
+        <w:rPr>
+          <w:rFonts w:ascii="Nirmala UI" w:hAnsi="Nirmala UI" w:cs="Nirmala UI" w:eastAsia="Nirmala UI"/>
+          <w:b/>
+          <w:color w:val="1F3B63"/>
+          <w:sz w:val="28"/>
+        </w:rPr>
+        <w:t>৫. কোন প্রতিষ্ঠান দিয়ে শুরু করবেন</w:t>
+      </w:r>
+    </w:p>
+    <w:p>
+      <w:r>
+        <w:rPr>
+          <w:rFonts w:ascii="Nirmala UI" w:hAnsi="Nirmala UI" w:cs="Nirmala UI" w:eastAsia="Nirmala UI"/>
+          <w:b w:val="0"/>
+          <w:sz w:val="22"/>
+        </w:rPr>
+        <w:t>এই তিনটি শর্ত মিললে সেটিই প্রথম পছন্দ:</w:t>
+      </w:r>
+    </w:p>
+    <w:p>
+      <w:pPr>
+        <w:pStyle w:val="ListNumber"/>
+        <w:spacing w:after="40"/>
+      </w:pPr>
+      <w:r>
+        <w:rPr>
+          <w:rFonts w:ascii="Nirmala UI" w:hAnsi="Nirmala UI" w:cs="Nirmala UI" w:eastAsia="Nirmala UI"/>
+          <w:b w:val="0"/>
+          <w:sz w:val="22"/>
+        </w:rPr>
+        <w:t xml:space="preserve">যে প্রতিষ্ঠানের </w:t>
+      </w:r>
+      <w:r>
+        <w:rPr>
+          <w:rFonts w:ascii="Nirmala UI" w:hAnsi="Nirmala UI" w:cs="Nirmala UI" w:eastAsia="Nirmala UI"/>
+          <w:b/>
+          <w:sz w:val="22"/>
+        </w:rPr>
+        <w:t>অধ্যক্ষ আপনার প্রতি সদয়</w:t>
+      </w:r>
+      <w:r>
+        <w:rPr>
+          <w:rFonts w:ascii="Nirmala UI" w:hAnsi="Nirmala UI" w:cs="Nirmala UI" w:eastAsia="Nirmala UI"/>
+          <w:b w:val="0"/>
+          <w:sz w:val="22"/>
+        </w:rPr>
+        <w:t xml:space="preserve"> (অথবা অন্তত নিরপেক্ষ)</w:t>
+      </w:r>
+    </w:p>
+    <w:p>
+      <w:pPr>
+        <w:pStyle w:val="ListNumber"/>
+        <w:spacing w:after="40"/>
+      </w:pPr>
+      <w:r>
+        <w:rPr>
+          <w:rFonts w:ascii="Nirmala UI" w:hAnsi="Nirmala UI" w:cs="Nirmala UI" w:eastAsia="Nirmala UI"/>
+          <w:b w:val="0"/>
+          <w:sz w:val="22"/>
+        </w:rPr>
+        <w:t xml:space="preserve">যেখানে </w:t>
+      </w:r>
+      <w:r>
+        <w:rPr>
+          <w:rFonts w:ascii="Nirmala UI" w:hAnsi="Nirmala UI" w:cs="Nirmala UI" w:eastAsia="Nirmala UI"/>
+          <w:b/>
+          <w:sz w:val="22"/>
+        </w:rPr>
+        <w:t>ছাত্রসংখ্যা মাঝারি</w:t>
+      </w:r>
+      <w:r>
+        <w:rPr>
+          <w:rFonts w:ascii="Nirmala UI" w:hAnsi="Nirmala UI" w:cs="Nirmala UI" w:eastAsia="Nirmala UI"/>
+          <w:b w:val="0"/>
+          <w:sz w:val="22"/>
+        </w:rPr>
+        <w:t xml:space="preserve"> (খুব বড় হলে ডেটা ঢোকানোর ঝামেলা; খুব ছোট হলে ফল দেখাবে না)</w:t>
+      </w:r>
+    </w:p>
+    <w:p>
+      <w:pPr>
+        <w:pStyle w:val="ListNumber"/>
+        <w:spacing w:after="40"/>
+      </w:pPr>
+      <w:r>
+        <w:rPr>
+          <w:rFonts w:ascii="Nirmala UI" w:hAnsi="Nirmala UI" w:cs="Nirmala UI" w:eastAsia="Nirmala UI"/>
+          <w:b w:val="0"/>
+          <w:sz w:val="22"/>
+        </w:rPr>
+        <w:t xml:space="preserve">যেখানে </w:t>
+      </w:r>
+      <w:r>
+        <w:rPr>
+          <w:rFonts w:ascii="Nirmala UI" w:hAnsi="Nirmala UI" w:cs="Nirmala UI" w:eastAsia="Nirmala UI"/>
+          <w:b/>
+          <w:sz w:val="22"/>
+        </w:rPr>
+        <w:t>বছরের বড় কোনো সংকট নেই</w:t>
+      </w:r>
+      <w:r>
+        <w:rPr>
+          <w:rFonts w:ascii="Nirmala UI" w:hAnsi="Nirmala UI" w:cs="Nirmala UI" w:eastAsia="Nirmala UI"/>
+          <w:b w:val="0"/>
+          <w:sz w:val="22"/>
+        </w:rPr>
+        <w:t xml:space="preserve"> (পরীক্ষা/অডিট চলাকালীন শুরু করবেন না)</w:t>
+      </w:r>
+    </w:p>
+    <w:p>
+      <w:r>
+        <w:rPr>
+          <w:rFonts w:ascii="Nirmala UI" w:hAnsi="Nirmala UI" w:cs="Nirmala UI" w:eastAsia="Nirmala UI"/>
+          <w:b w:val="0"/>
+          <w:sz w:val="22"/>
+        </w:rPr>
+        <w:t xml:space="preserve">এক প্রতিষ্ঠানে সফল হলে অন্য প্রতিষ্ঠানের অধ্যক্ষরা </w:t>
+      </w:r>
+      <w:r>
+        <w:rPr>
+          <w:rFonts w:ascii="Nirmala UI" w:hAnsi="Nirmala UI" w:cs="Nirmala UI" w:eastAsia="Nirmala UI"/>
+          <w:b/>
+          <w:sz w:val="22"/>
+        </w:rPr>
+        <w:t>নিজেরাই</w:t>
+      </w:r>
+      <w:r>
+        <w:rPr>
+          <w:rFonts w:ascii="Nirmala UI" w:hAnsi="Nirmala UI" w:cs="Nirmala UI" w:eastAsia="Nirmala UI"/>
+          <w:b w:val="0"/>
+          <w:sz w:val="22"/>
+        </w:rPr>
+        <w:t xml:space="preserve"> চাইবেন। সেই চাহিদাই আপনার ধাপ ৪-এর রাস্তা — আপনাকে চাপ দিতে হবে না।</w:t>
+      </w:r>
+    </w:p>
+    <w:p>
+      <w:pPr>
+        <w:spacing w:after="40"/>
+      </w:pPr>
+      <w:r>
+        <w:rPr>
+          <w:rFonts w:ascii="Nirmala UI" w:hAnsi="Nirmala UI" w:cs="Nirmala UI" w:eastAsia="Nirmala UI"/>
+          <w:b w:val="0"/>
+          <w:color w:val="AAAAAA"/>
+          <w:sz w:val="18"/>
+        </w:rPr>
+        <w:t>────────────────────────────────────────────────────────────</w:t>
+      </w:r>
+    </w:p>
+    <w:p>
+      <w:pPr>
+        <w:spacing w:before="280"/>
+      </w:pPr>
+      <w:r>
+        <w:rPr>
+          <w:rFonts w:ascii="Nirmala UI" w:hAnsi="Nirmala UI" w:cs="Nirmala UI" w:eastAsia="Nirmala UI"/>
+          <w:b/>
+          <w:color w:val="1F3B63"/>
+          <w:sz w:val="28"/>
+        </w:rPr>
+        <w:t>৬. ট্রাস্ট/এনজিও-নির্দিষ্ট অতিরিক্ত সুযোগ</w:t>
+      </w:r>
+    </w:p>
+    <w:tbl>
+      <w:tblPr>
+        <w:tblStyle w:val="TableGrid"/>
+        <w:tblW w:type="auto" w:w="0"/>
+        <w:jc w:val="center"/>
+        <w:tblLook w:firstColumn="1" w:firstRow="1" w:lastColumn="0" w:lastRow="0" w:noHBand="0" w:noVBand="1" w:val="04A0"/>
+      </w:tblPr>
+      <w:tblGrid>
+        <w:gridCol w:w="3324"/>
+        <w:gridCol w:w="3324"/>
+        <w:gridCol w:w="3324"/>
+      </w:tblGrid>
+      <w:tr>
+        <w:tc>
+          <w:tcPr>
+            <w:tcW w:type="dxa" w:w="3324"/>
+          </w:tcPr>
+          <w:p>
+            <w:pPr>
+              <w:spacing w:after="40"/>
+            </w:pPr>
+            <w:r/>
+            <w:r>
+              <w:rPr>
+                <w:rFonts w:ascii="Nirmala UI" w:hAnsi="Nirmala UI" w:cs="Nirmala UI" w:eastAsia="Nirmala UI"/>
+                <w:b/>
+                <w:sz w:val="20"/>
+              </w:rPr>
+              <w:t>সুযোগ</w:t>
+            </w:r>
+          </w:p>
+        </w:tc>
+        <w:tc>
+          <w:tcPr>
+            <w:tcW w:type="dxa" w:w="3324"/>
+          </w:tcPr>
+          <w:p>
+            <w:pPr>
+              <w:spacing w:after="40"/>
+            </w:pPr>
+            <w:r/>
+            <w:r>
+              <w:rPr>
+                <w:rFonts w:ascii="Nirmala UI" w:hAnsi="Nirmala UI" w:cs="Nirmala UI" w:eastAsia="Nirmala UI"/>
+                <w:b/>
+                <w:sz w:val="20"/>
+              </w:rPr>
+              <w:t>কেন দামি</w:t>
+            </w:r>
+          </w:p>
+        </w:tc>
+        <w:tc>
+          <w:tcPr>
+            <w:tcW w:type="dxa" w:w="3324"/>
+          </w:tcPr>
+          <w:p>
+            <w:pPr>
+              <w:spacing w:after="40"/>
+            </w:pPr>
+            <w:r/>
+            <w:r>
+              <w:rPr>
+                <w:rFonts w:ascii="Nirmala UI" w:hAnsi="Nirmala UI" w:cs="Nirmala UI" w:eastAsia="Nirmala UI"/>
+                <w:b/>
+                <w:sz w:val="20"/>
+              </w:rPr>
+              <w:t>কখন</w:t>
+            </w:r>
+          </w:p>
+        </w:tc>
+      </w:tr>
+      <w:tr>
+        <w:tc>
+          <w:tcPr>
+            <w:tcW w:type="dxa" w:w="3324"/>
+          </w:tcPr>
+          <w:p>
+            <w:pPr>
+              <w:spacing w:after="40"/>
+            </w:pPr>
+            <w:r/>
+            <w:r>
+              <w:rPr>
+                <w:rFonts w:ascii="Nirmala UI" w:hAnsi="Nirmala UI" w:cs="Nirmala UI" w:eastAsia="Nirmala UI"/>
+                <w:b/>
+                <w:sz w:val="20"/>
+              </w:rPr>
+              <w:t>বার্ষিক প্রতিবেদনের সংখ্যা</w:t>
+            </w:r>
+          </w:p>
+        </w:tc>
+        <w:tc>
+          <w:tcPr>
+            <w:tcW w:type="dxa" w:w="3324"/>
+          </w:tcPr>
+          <w:p>
+            <w:pPr>
+              <w:spacing w:after="40"/>
+            </w:pPr>
+            <w:r/>
+            <w:r>
+              <w:rPr>
+                <w:rFonts w:ascii="Nirmala UI" w:hAnsi="Nirmala UI" w:cs="Nirmala UI" w:eastAsia="Nirmala UI"/>
+                <w:b w:val="0"/>
+                <w:sz w:val="20"/>
+              </w:rPr>
+              <w:t>ট্রাস্টের বার্ষিক প্রতিবেদনে ভর্তি/ফলাফল/উপস্থিতির ছক থাকে — এখন হাতে আনা হয়</w:t>
+            </w:r>
+          </w:p>
+        </w:tc>
+        <w:tc>
+          <w:tcPr>
+            <w:tcW w:type="dxa" w:w="3324"/>
+          </w:tcPr>
+          <w:p>
+            <w:pPr>
+              <w:spacing w:after="40"/>
+            </w:pPr>
+            <w:r/>
+            <w:r>
+              <w:rPr>
+                <w:rFonts w:ascii="Nirmala UI" w:hAnsi="Nirmala UI" w:cs="Nirmala UI" w:eastAsia="Nirmala UI"/>
+                <w:b w:val="0"/>
+                <w:sz w:val="20"/>
+              </w:rPr>
+              <w:t>প্রতিবেদন প্রকাশের ২ মাস আগে এই কাজটি নিন</w:t>
+            </w:r>
+          </w:p>
+        </w:tc>
+      </w:tr>
+      <w:tr>
+        <w:tc>
+          <w:tcPr>
+            <w:tcW w:type="dxa" w:w="3324"/>
+          </w:tcPr>
+          <w:p>
+            <w:pPr>
+              <w:spacing w:after="40"/>
+            </w:pPr>
+            <w:r/>
+            <w:r>
+              <w:rPr>
+                <w:rFonts w:ascii="Nirmala UI" w:hAnsi="Nirmala UI" w:cs="Nirmala UI" w:eastAsia="Nirmala UI"/>
+                <w:b/>
+                <w:sz w:val="20"/>
+              </w:rPr>
+              <w:t>দাতা/বোর্ড উপস্থাপনা</w:t>
+            </w:r>
+          </w:p>
+        </w:tc>
+        <w:tc>
+          <w:tcPr>
+            <w:tcW w:type="dxa" w:w="3324"/>
+          </w:tcPr>
+          <w:p>
+            <w:pPr>
+              <w:spacing w:after="40"/>
+            </w:pPr>
+            <w:r/>
+            <w:r>
+              <w:rPr>
+                <w:rFonts w:ascii="Nirmala UI" w:hAnsi="Nirmala UI" w:cs="Nirmala UI" w:eastAsia="Nirmala UI"/>
+                <w:b w:val="0"/>
+                <w:sz w:val="20"/>
+              </w:rPr>
+              <w:t>দাতারা সংখ্যা চান; এক ক্লিকে পাওয়া যায়</w:t>
+            </w:r>
+          </w:p>
+        </w:tc>
+        <w:tc>
+          <w:tcPr>
+            <w:tcW w:type="dxa" w:w="3324"/>
+          </w:tcPr>
+          <w:p>
+            <w:pPr>
+              <w:spacing w:after="40"/>
+            </w:pPr>
+            <w:r/>
+            <w:r>
+              <w:rPr>
+                <w:rFonts w:ascii="Nirmala UI" w:hAnsi="Nirmala UI" w:cs="Nirmala UI" w:eastAsia="Nirmala UI"/>
+                <w:b w:val="0"/>
+                <w:sz w:val="20"/>
+              </w:rPr>
+              <w:t>বোর্ড সভার আগে</w:t>
+            </w:r>
+          </w:p>
+        </w:tc>
+      </w:tr>
+      <w:tr>
+        <w:tc>
+          <w:tcPr>
+            <w:tcW w:type="dxa" w:w="3324"/>
+          </w:tcPr>
+          <w:p>
+            <w:pPr>
+              <w:spacing w:after="40"/>
+            </w:pPr>
+            <w:r/>
+            <w:r>
+              <w:rPr>
+                <w:rFonts w:ascii="Nirmala UI" w:hAnsi="Nirmala UI" w:cs="Nirmala UI" w:eastAsia="Nirmala UI"/>
+                <w:b/>
+                <w:sz w:val="20"/>
+              </w:rPr>
+              <w:t>প্রতিষ্ঠানের মধ্যে অভ্যাস স্থানান্তর</w:t>
+            </w:r>
+          </w:p>
+        </w:tc>
+        <w:tc>
+          <w:tcPr>
+            <w:tcW w:type="dxa" w:w="3324"/>
+          </w:tcPr>
+          <w:p>
+            <w:pPr>
+              <w:spacing w:after="40"/>
+            </w:pPr>
+            <w:r/>
+            <w:r>
+              <w:rPr>
+                <w:rFonts w:ascii="Nirmala UI" w:hAnsi="Nirmala UI" w:cs="Nirmala UI" w:eastAsia="Nirmala UI"/>
+                <w:b w:val="0"/>
+                <w:sz w:val="20"/>
+              </w:rPr>
+              <w:t>এক স্কুলের ভালো ফলাফল-পদ্ধতি অন্য স্কুলে নেওয়া</w:t>
+            </w:r>
+          </w:p>
+        </w:tc>
+        <w:tc>
+          <w:tcPr>
+            <w:tcW w:type="dxa" w:w="3324"/>
+          </w:tcPr>
+          <w:p>
+            <w:pPr>
+              <w:spacing w:after="40"/>
+            </w:pPr>
+            <w:r/>
+            <w:r>
+              <w:rPr>
+                <w:rFonts w:ascii="Nirmala UI" w:hAnsi="Nirmala UI" w:cs="Nirmala UI" w:eastAsia="Nirmala UI"/>
+                <w:b w:val="0"/>
+                <w:sz w:val="20"/>
+              </w:rPr>
+              <w:t>ধাপ ৩-এর পর</w:t>
+            </w:r>
+          </w:p>
+        </w:tc>
+      </w:tr>
+      <w:tr>
+        <w:tc>
+          <w:tcPr>
+            <w:tcW w:type="dxa" w:w="3324"/>
+          </w:tcPr>
+          <w:p>
+            <w:pPr>
+              <w:spacing w:after="40"/>
+            </w:pPr>
+            <w:r/>
+            <w:r>
+              <w:rPr>
+                <w:rFonts w:ascii="Nirmala UI" w:hAnsi="Nirmala UI" w:cs="Nirmala UI" w:eastAsia="Nirmala UI"/>
+                <w:b/>
+                <w:sz w:val="20"/>
+              </w:rPr>
+              <w:t>কেন্দ্রীয় নীতিমালা</w:t>
+            </w:r>
+          </w:p>
+        </w:tc>
+        <w:tc>
+          <w:tcPr>
+            <w:tcW w:type="dxa" w:w="3324"/>
+          </w:tcPr>
+          <w:p>
+            <w:pPr>
+              <w:spacing w:after="40"/>
+            </w:pPr>
+            <w:r/>
+            <w:r>
+              <w:rPr>
+                <w:rFonts w:ascii="Nirmala UI" w:hAnsi="Nirmala UI" w:cs="Nirmala UI" w:eastAsia="Nirmala UI"/>
+                <w:b w:val="0"/>
+                <w:sz w:val="20"/>
+              </w:rPr>
+              <w:t>সব প্রতিষ্ঠানে একই ব্যাকআপ/নিরাপত্তা নিয়ম</w:t>
+            </w:r>
+          </w:p>
+        </w:tc>
+        <w:tc>
+          <w:tcPr>
+            <w:tcW w:type="dxa" w:w="3324"/>
+          </w:tcPr>
+          <w:p>
+            <w:pPr>
+              <w:spacing w:after="40"/>
+            </w:pPr>
+            <w:r/>
+            <w:r>
+              <w:rPr>
+                <w:rFonts w:ascii="Nirmala UI" w:hAnsi="Nirmala UI" w:cs="Nirmala UI" w:eastAsia="Nirmala UI"/>
+                <w:b w:val="0"/>
+                <w:sz w:val="20"/>
+              </w:rPr>
+              <w:t>ধাপ ৪</w:t>
+            </w:r>
+          </w:p>
+        </w:tc>
+      </w:tr>
+    </w:tbl>
+    <w:p/>
+    <w:p>
+      <w:pPr>
+        <w:spacing w:after="40"/>
+      </w:pPr>
+      <w:r>
+        <w:rPr>
+          <w:rFonts w:ascii="Nirmala UI" w:hAnsi="Nirmala UI" w:cs="Nirmala UI" w:eastAsia="Nirmala UI"/>
+          <w:b w:val="0"/>
+          <w:color w:val="AAAAAA"/>
+          <w:sz w:val="18"/>
+        </w:rPr>
+        <w:t>────────────────────────────────────────────────────────────</w:t>
+      </w:r>
+    </w:p>
+    <w:p>
+      <w:pPr>
+        <w:spacing w:before="280"/>
+      </w:pPr>
+      <w:r>
+        <w:rPr>
+          <w:rFonts w:ascii="Nirmala UI" w:hAnsi="Nirmala UI" w:cs="Nirmala UI" w:eastAsia="Nirmala UI"/>
+          <w:b/>
+          <w:color w:val="1F3B63"/>
+          <w:sz w:val="28"/>
+        </w:rPr>
+        <w:t>৭. ট্রাস্ট-নির্দিষ্ট ঝুঁকি (আগের নথিতে নেই)</w:t>
+      </w:r>
+    </w:p>
+    <w:p>
+      <w:pPr>
+        <w:pStyle w:val="ListNumber"/>
+        <w:spacing w:after="40"/>
+      </w:pPr>
+      <w:r>
+        <w:rPr>
+          <w:rFonts w:ascii="Nirmala UI" w:hAnsi="Nirmala UI" w:cs="Nirmala UI" w:eastAsia="Nirmala UI"/>
+          <w:b/>
+          <w:sz w:val="22"/>
+        </w:rPr>
+        <w:t>প্রতিষ্ঠান-ভিত্তিক রাজনীতি।</w:t>
+      </w:r>
+      <w:r>
+        <w:rPr>
+          <w:rFonts w:ascii="Nirmala UI" w:hAnsi="Nirmala UI" w:cs="Nirmala UI" w:eastAsia="Nirmala UI"/>
+          <w:b w:val="0"/>
+          <w:sz w:val="22"/>
+        </w:rPr>
+        <w:t xml:space="preserve"> আপনি যদি একটি প্রতিষ্ঠানে বেশি সময় দেন, অন্য প্রতিষ্ঠানের অধ্যক্ষ বলবেন "ওদের দিকেই দেখে"। প্রতিষ্ঠানভিত্তিক সময়ের হিসাব রাখুন ও প্রকাশ করুন।</w:t>
+      </w:r>
+    </w:p>
+    <w:p>
+      <w:pPr>
+        <w:pStyle w:val="ListNumber"/>
+        <w:spacing w:after="40"/>
+      </w:pPr>
+      <w:r>
+        <w:rPr>
+          <w:rFonts w:ascii="Nirmala UI" w:hAnsi="Nirmala UI" w:cs="Nirmala UI" w:eastAsia="Nirmala UI"/>
+          <w:b/>
+          <w:sz w:val="22"/>
+        </w:rPr>
+        <w:t>কেন্দ্রীভূত ডেটা = বড় লক্ষ্যবস্তু।</w:t>
+      </w:r>
+      <w:r>
+        <w:rPr>
+          <w:rFonts w:ascii="Nirmala UI" w:hAnsi="Nirmala UI" w:cs="Nirmala UI" w:eastAsia="Nirmala UI"/>
+          <w:b w:val="0"/>
+          <w:sz w:val="22"/>
+        </w:rPr>
+        <w:t xml:space="preserve"> এক জায়গায় সবার তথ্য থাকলে নিরাপত্তা-ঘটনার শাস্তিও বড়। তাই ব্যাকআপ ও অ্যাক্সেস-নিয়ন্ত্রণ আগে, ড্যাশবোর্ড পরে।</w:t>
+      </w:r>
+    </w:p>
+    <w:p>
+      <w:pPr>
+        <w:pStyle w:val="ListNumber"/>
+        <w:spacing w:after="40"/>
+      </w:pPr>
+      <w:r>
+        <w:rPr>
+          <w:rFonts w:ascii="Nirmala UI" w:hAnsi="Nirmala UI" w:cs="Nirmala UI" w:eastAsia="Nirmala UI"/>
+          <w:b/>
+          <w:sz w:val="22"/>
+        </w:rPr>
+        <w:t>চেয়ারম্যান বদলালে সব বদলে যায়।</w:t>
+      </w:r>
+      <w:r>
+        <w:rPr>
+          <w:rFonts w:ascii="Nirmala UI" w:hAnsi="Nirmala UI" w:cs="Nirmala UI" w:eastAsia="Nirmala UI"/>
+          <w:b w:val="0"/>
+          <w:sz w:val="22"/>
+        </w:rPr>
+        <w:t xml:space="preserve"> ট্রাস্টে চেয়ারম্যান-নির্ভর কিছু ভঙ্গুর। তাই সবকিছু এমনভাবে লিখে রাখবেন যেন পরের চেয়ারম্যানের কাছেও দাঁড়াতে পারে — অর্থাৎ </w:t>
+      </w:r>
+      <w:r>
+        <w:rPr>
+          <w:rFonts w:ascii="Nirmala UI" w:hAnsi="Nirmala UI" w:cs="Nirmala UI" w:eastAsia="Nirmala UI"/>
+          <w:b/>
+          <w:sz w:val="22"/>
+        </w:rPr>
+        <w:t>প্রাতিষ্ঠানিক অনুমোদনের কাগজ</w:t>
+      </w:r>
+      <w:r>
+        <w:rPr>
+          <w:rFonts w:ascii="Nirmala UI" w:hAnsi="Nirmala UI" w:cs="Nirmala UI" w:eastAsia="Nirmala UI"/>
+          <w:b w:val="0"/>
+          <w:sz w:val="22"/>
+        </w:rPr>
+        <w:t>, ব্যক্তির অনুগ্রহ নয়।</w:t>
+      </w:r>
+    </w:p>
+    <w:p>
+      <w:pPr>
+        <w:pStyle w:val="ListNumber"/>
+        <w:spacing w:after="40"/>
+      </w:pPr>
+      <w:r>
+        <w:rPr>
+          <w:rFonts w:ascii="Nirmala UI" w:hAnsi="Nirmala UI" w:cs="Nirmala UI" w:eastAsia="Nirmala UI"/>
+          <w:b/>
+          <w:sz w:val="22"/>
+        </w:rPr>
+        <w:t>প্রতিষ্ঠানের মধ্যে তথ্য-বৈষম্য।</w:t>
+      </w:r>
+      <w:r>
+        <w:rPr>
+          <w:rFonts w:ascii="Nirmala UI" w:hAnsi="Nirmala UI" w:cs="Nirmala UI" w:eastAsia="Nirmala UI"/>
+          <w:b w:val="0"/>
+          <w:sz w:val="22"/>
+        </w:rPr>
+        <w:t xml:space="preserve"> কোনো প্রতিষ্ঠানের ডেটা খুব খারাপ হলে সেটা ড্যাশবোর্ডে এলোমেলোভাবে প্রকাশ পেলে অধ্যক্ষ অপমানিত বোধ করবেন। প্রথম ২–৩ মাস শুধু </w:t>
+      </w:r>
+      <w:r>
+        <w:rPr>
+          <w:rFonts w:ascii="Nirmala UI" w:hAnsi="Nirmala UI" w:cs="Nirmala UI" w:eastAsia="Nirmala UI"/>
+          <w:b/>
+          <w:sz w:val="22"/>
+        </w:rPr>
+        <w:t>চেয়ারম্যান + সংশ্লিষ্ট অধ্যক্ষ</w:t>
+      </w:r>
+      <w:r>
+        <w:rPr>
+          <w:rFonts w:ascii="Nirmala UI" w:hAnsi="Nirmala UI" w:cs="Nirmala UI" w:eastAsia="Nirmala UI"/>
+          <w:b w:val="0"/>
+          <w:sz w:val="22"/>
+        </w:rPr>
+        <w:t>-এর মধ্যে সীমিত রাখুন।</w:t>
+      </w:r>
+    </w:p>
+    <w:p>
+      <w:pPr>
+        <w:spacing w:after="40"/>
+      </w:pPr>
+      <w:r>
+        <w:rPr>
+          <w:rFonts w:ascii="Nirmala UI" w:hAnsi="Nirmala UI" w:cs="Nirmala UI" w:eastAsia="Nirmala UI"/>
+          <w:b w:val="0"/>
+          <w:color w:val="AAAAAA"/>
+          <w:sz w:val="18"/>
+        </w:rPr>
+        <w:t>────────────────────────────────────────────────────────────</w:t>
+      </w:r>
+    </w:p>
+    <w:p>
+      <w:pPr>
+        <w:spacing w:before="280"/>
+      </w:pPr>
+      <w:r>
+        <w:rPr>
+          <w:rFonts w:ascii="Nirmala UI" w:hAnsi="Nirmala UI" w:cs="Nirmala UI" w:eastAsia="Nirmala UI"/>
+          <w:b/>
+          <w:color w:val="1F3B63"/>
+          <w:sz w:val="28"/>
+        </w:rPr>
+        <w:t>৮. ACR নেই — তাহলে কী ব্যবহার করবেন</w:t>
+      </w:r>
+    </w:p>
+    <w:p>
+      <w:r>
+        <w:rPr>
+          <w:rFonts w:ascii="Nirmala UI" w:hAnsi="Nirmala UI" w:cs="Nirmala UI" w:eastAsia="Nirmala UI"/>
+          <w:b w:val="0"/>
+          <w:sz w:val="22"/>
+        </w:rPr>
+        <w:t>ট্রাস্টে অনেক সময় আনুষ্ঠানিক ACR থাকে না। তখন আপনার হাতিয়ার তিনটি:</w:t>
+      </w:r>
+    </w:p>
+    <w:p>
+      <w:pPr>
+        <w:pStyle w:val="ListNumber"/>
+        <w:spacing w:after="40"/>
+      </w:pPr>
+      <w:r>
+        <w:rPr>
+          <w:rFonts w:ascii="Nirmala UI" w:hAnsi="Nirmala UI" w:cs="Nirmala UI" w:eastAsia="Nirmala UI"/>
+          <w:b/>
+          <w:sz w:val="22"/>
+        </w:rPr>
+        <w:t>মাসিক এক পাতা</w:t>
+      </w:r>
+      <w:r>
+        <w:rPr>
+          <w:rFonts w:ascii="Nirmala UI" w:hAnsi="Nirmala UI" w:cs="Nirmala UI" w:eastAsia="Nirmala UI"/>
+          <w:b w:val="0"/>
+          <w:sz w:val="22"/>
+        </w:rPr>
+        <w:t xml:space="preserve"> (নথি ০৫) — কেবল অধ্যক্ষের জন্য নয়; ট্রাস্ট-স্তরে তিন প্রতিষ্ঠানের তুলনামূলক পাতা।</w:t>
+      </w:r>
+    </w:p>
+    <w:p>
+      <w:pPr>
+        <w:pStyle w:val="ListNumber"/>
+        <w:spacing w:after="40"/>
+      </w:pPr>
+      <w:r>
+        <w:rPr>
+          <w:rFonts w:ascii="Nirmala UI" w:hAnsi="Nirmala UI" w:cs="Nirmala UI" w:eastAsia="Nirmala UI"/>
+          <w:b/>
+          <w:sz w:val="22"/>
+        </w:rPr>
+        <w:t>বার্ষিক কার্যক্রম প্রতিবেদন</w:t>
+      </w:r>
+      <w:r>
+        <w:rPr>
+          <w:rFonts w:ascii="Nirmala UI" w:hAnsi="Nirmala UI" w:cs="Nirmala UI" w:eastAsia="Nirmala UI"/>
+          <w:b w:val="0"/>
+          <w:sz w:val="22"/>
+        </w:rPr>
+        <w:t xml:space="preserve"> — নিজের বছরের কাজ, সংখ্যা সহ, চেয়ারম্যান বরাবর (নথি ০৯-এর খসড়া গ)।</w:t>
+      </w:r>
+    </w:p>
+    <w:p>
+      <w:pPr>
+        <w:pStyle w:val="ListNumber"/>
+        <w:spacing w:after="40"/>
+      </w:pPr>
+      <w:r>
+        <w:rPr>
+          <w:rFonts w:ascii="Nirmala UI" w:hAnsi="Nirmala UI" w:cs="Nirmala UI" w:eastAsia="Nirmala UI"/>
+          <w:b/>
+          <w:sz w:val="22"/>
+        </w:rPr>
+        <w:t>দায়িত্বের বিবরণী (Job Description) হালনাগাদের আবেদন</w:t>
+      </w:r>
+      <w:r>
+        <w:rPr>
+          <w:rFonts w:ascii="Nirmala UI" w:hAnsi="Nirmala UI" w:cs="Nirmala UI" w:eastAsia="Nirmala UI"/>
+          <w:b w:val="0"/>
+          <w:sz w:val="22"/>
+        </w:rPr>
+        <w:t xml:space="preserve"> — "আমি যা করছি, তা যেন আমার দায়িত্বের বিবরণীতে লেখা থাকে।" এই এক লাইনই পরে বেতন/পদ-পুনর্নির্ধারণের ভিত্তি হয়।</w:t>
+      </w:r>
+    </w:p>
+    <w:p>
+      <w:pPr>
+        <w:spacing w:after="40"/>
+      </w:pPr>
+      <w:r>
+        <w:rPr>
+          <w:rFonts w:ascii="Nirmala UI" w:hAnsi="Nirmala UI" w:cs="Nirmala UI" w:eastAsia="Nirmala UI"/>
+          <w:b w:val="0"/>
+          <w:color w:val="AAAAAA"/>
+          <w:sz w:val="18"/>
+        </w:rPr>
+        <w:t>────────────────────────────────────────────────────────────</w:t>
+      </w:r>
+    </w:p>
+    <w:p>
+      <w:pPr>
+        <w:spacing w:before="280"/>
+      </w:pPr>
+      <w:r>
+        <w:rPr>
+          <w:rFonts w:ascii="Nirmala UI" w:hAnsi="Nirmala UI" w:cs="Nirmala UI" w:eastAsia="Nirmala UI"/>
+          <w:b/>
+          <w:color w:val="1F3B63"/>
+          <w:sz w:val="28"/>
+        </w:rPr>
+        <w:t>৯. ট্রাস্ট-সংস্করণ সময়রেখা</w:t>
+      </w:r>
+    </w:p>
+    <w:tbl>
+      <w:tblPr>
+        <w:tblStyle w:val="TableGrid"/>
+        <w:tblW w:type="auto" w:w="0"/>
+        <w:jc w:val="center"/>
+        <w:tblLook w:firstColumn="1" w:firstRow="1" w:lastColumn="0" w:lastRow="0" w:noHBand="0" w:noVBand="1" w:val="04A0"/>
+      </w:tblPr>
+      <w:tblGrid>
+        <w:gridCol w:w="3324"/>
+        <w:gridCol w:w="3324"/>
+        <w:gridCol w:w="3324"/>
+      </w:tblGrid>
+      <w:tr>
+        <w:tc>
+          <w:tcPr>
+            <w:tcW w:type="dxa" w:w="3324"/>
+          </w:tcPr>
+          <w:p>
+            <w:pPr>
+              <w:spacing w:after="40"/>
+            </w:pPr>
+            <w:r/>
+            <w:r>
+              <w:rPr>
+                <w:rFonts w:ascii="Nirmala UI" w:hAnsi="Nirmala UI" w:cs="Nirmala UI" w:eastAsia="Nirmala UI"/>
+                <w:b/>
+                <w:sz w:val="20"/>
+              </w:rPr>
+              <w:t>সময়</w:t>
+            </w:r>
+          </w:p>
+        </w:tc>
+        <w:tc>
+          <w:tcPr>
+            <w:tcW w:type="dxa" w:w="3324"/>
+          </w:tcPr>
+          <w:p>
+            <w:pPr>
+              <w:spacing w:after="40"/>
+            </w:pPr>
+            <w:r/>
+            <w:r>
+              <w:rPr>
+                <w:rFonts w:ascii="Nirmala UI" w:hAnsi="Nirmala UI" w:cs="Nirmala UI" w:eastAsia="Nirmala UI"/>
+                <w:b/>
+                <w:sz w:val="20"/>
+              </w:rPr>
+              <w:t>ভেতরে</w:t>
+            </w:r>
+          </w:p>
+        </w:tc>
+        <w:tc>
+          <w:tcPr>
+            <w:tcW w:type="dxa" w:w="3324"/>
+          </w:tcPr>
+          <w:p>
+            <w:pPr>
+              <w:spacing w:after="40"/>
+            </w:pPr>
+            <w:r/>
+            <w:r>
+              <w:rPr>
+                <w:rFonts w:ascii="Nirmala UI" w:hAnsi="Nirmala UI" w:cs="Nirmala UI" w:eastAsia="Nirmala UI"/>
+                <w:b/>
+                <w:sz w:val="20"/>
+              </w:rPr>
+              <w:t>বাইরে (নীরবে)</w:t>
+            </w:r>
+          </w:p>
+        </w:tc>
+      </w:tr>
+      <w:tr>
+        <w:tc>
+          <w:tcPr>
+            <w:tcW w:type="dxa" w:w="3324"/>
+          </w:tcPr>
+          <w:p>
+            <w:pPr>
+              <w:spacing w:after="40"/>
+            </w:pPr>
+            <w:r/>
+            <w:r>
+              <w:rPr>
+                <w:rFonts w:ascii="Nirmala UI" w:hAnsi="Nirmala UI" w:cs="Nirmala UI" w:eastAsia="Nirmala UI"/>
+                <w:b w:val="0"/>
+                <w:sz w:val="20"/>
+              </w:rPr>
+              <w:t>মাস ১</w:t>
+            </w:r>
+          </w:p>
+        </w:tc>
+        <w:tc>
+          <w:tcPr>
+            <w:tcW w:type="dxa" w:w="3324"/>
+          </w:tcPr>
+          <w:p>
+            <w:pPr>
+              <w:spacing w:after="40"/>
+            </w:pPr>
+            <w:r/>
+            <w:r>
+              <w:rPr>
+                <w:rFonts w:ascii="Nirmala UI" w:hAnsi="Nirmala UI" w:cs="Nirmala UI" w:eastAsia="Nirmala UI"/>
+                <w:b w:val="0"/>
+                <w:sz w:val="20"/>
+              </w:rPr>
+              <w:t>১ প্রতিষ্ঠানে ব্যাকআপ + ব্যথার মানচিত্র + বিদ্যমান সিস্টেমের বাংলা ম্যানুয়াল</w:t>
+            </w:r>
+          </w:p>
+        </w:tc>
+        <w:tc>
+          <w:tcPr>
+            <w:tcW w:type="dxa" w:w="3324"/>
+          </w:tcPr>
+          <w:p>
+            <w:pPr>
+              <w:spacing w:after="40"/>
+            </w:pPr>
+            <w:r/>
+            <w:r>
+              <w:rPr>
+                <w:rFonts w:ascii="Nirmala UI" w:hAnsi="Nirmala UI" w:cs="Nirmala UI" w:eastAsia="Nirmala UI"/>
+                <w:b w:val="0"/>
+                <w:sz w:val="20"/>
+              </w:rPr>
+              <w:t>GitHub, CV, ডেমো ভিডিও</w:t>
+            </w:r>
+          </w:p>
+        </w:tc>
+      </w:tr>
+      <w:tr>
+        <w:tc>
+          <w:tcPr>
+            <w:tcW w:type="dxa" w:w="3324"/>
+          </w:tcPr>
+          <w:p>
+            <w:pPr>
+              <w:spacing w:after="40"/>
+            </w:pPr>
+            <w:r/>
+            <w:r>
+              <w:rPr>
+                <w:rFonts w:ascii="Nirmala UI" w:hAnsi="Nirmala UI" w:cs="Nirmala UI" w:eastAsia="Nirmala UI"/>
+                <w:b w:val="0"/>
+                <w:sz w:val="20"/>
+              </w:rPr>
+              <w:t>মাস ২</w:t>
+            </w:r>
+          </w:p>
+        </w:tc>
+        <w:tc>
+          <w:tcPr>
+            <w:tcW w:type="dxa" w:w="3324"/>
+          </w:tcPr>
+          <w:p>
+            <w:pPr>
+              <w:spacing w:after="40"/>
+            </w:pPr>
+            <w:r/>
+            <w:r>
+              <w:rPr>
+                <w:rFonts w:ascii="Nirmala UI" w:hAnsi="Nirmala UI" w:cs="Nirmala UI" w:eastAsia="Nirmala UI"/>
+                <w:b w:val="0"/>
+                <w:sz w:val="20"/>
+              </w:rPr>
+              <w:t>১ প্রতিষ্ঠানে মাসিক MIS; PostgreSQL + লাইভ ব্যাকআপ</w:t>
+            </w:r>
+          </w:p>
+        </w:tc>
+        <w:tc>
+          <w:tcPr>
+            <w:tcW w:type="dxa" w:w="3324"/>
+          </w:tcPr>
+          <w:p>
+            <w:pPr>
+              <w:spacing w:after="40"/>
+            </w:pPr>
+            <w:r/>
+            <w:r>
+              <w:rPr>
+                <w:rFonts w:ascii="Nirmala UI" w:hAnsi="Nirmala UI" w:cs="Nirmala UI" w:eastAsia="Nirmala UI"/>
+                <w:b w:val="0"/>
+                <w:sz w:val="20"/>
+              </w:rPr>
+              <w:t>৩টি আবেদন, ১টি ফ্রিল্যান্স</w:t>
+            </w:r>
+          </w:p>
+        </w:tc>
+      </w:tr>
+      <w:tr>
+        <w:tc>
+          <w:tcPr>
+            <w:tcW w:type="dxa" w:w="3324"/>
+          </w:tcPr>
+          <w:p>
+            <w:pPr>
+              <w:spacing w:after="40"/>
+            </w:pPr>
+            <w:r/>
+            <w:r>
+              <w:rPr>
+                <w:rFonts w:ascii="Nirmala UI" w:hAnsi="Nirmala UI" w:cs="Nirmala UI" w:eastAsia="Nirmala UI"/>
+                <w:b w:val="0"/>
+                <w:sz w:val="20"/>
+              </w:rPr>
+              <w:t>মাস ৩–৪</w:t>
+            </w:r>
+          </w:p>
+        </w:tc>
+        <w:tc>
+          <w:tcPr>
+            <w:tcW w:type="dxa" w:w="3324"/>
+          </w:tcPr>
+          <w:p>
+            <w:pPr>
+              <w:spacing w:after="40"/>
+            </w:pPr>
+            <w:r/>
+            <w:r>
+              <w:rPr>
+                <w:rFonts w:ascii="Nirmala UI" w:hAnsi="Nirmala UI" w:cs="Nirmala UI" w:eastAsia="Nirmala UI"/>
+                <w:b/>
+                <w:sz w:val="20"/>
+              </w:rPr>
+              <w:t>৩ প্রতিষ্ঠানে তুলনামূলক ড্যাশবোর্ড</w:t>
+            </w:r>
+            <w:r>
+              <w:rPr>
+                <w:rFonts w:ascii="Nirmala UI" w:hAnsi="Nirmala UI" w:cs="Nirmala UI" w:eastAsia="Nirmala UI"/>
+                <w:b w:val="0"/>
+                <w:sz w:val="20"/>
+              </w:rPr>
+              <w:t xml:space="preserve"> (ধাপ ৩)</w:t>
+            </w:r>
+          </w:p>
+        </w:tc>
+        <w:tc>
+          <w:tcPr>
+            <w:tcW w:type="dxa" w:w="3324"/>
+          </w:tcPr>
+          <w:p>
+            <w:pPr>
+              <w:spacing w:after="40"/>
+            </w:pPr>
+            <w:r/>
+            <w:r>
+              <w:rPr>
+                <w:rFonts w:ascii="Nirmala UI" w:hAnsi="Nirmala UI" w:cs="Nirmala UI" w:eastAsia="Nirmala UI"/>
+                <w:b w:val="0"/>
+                <w:sz w:val="20"/>
+              </w:rPr>
+              <w:t>ইন্টারভিউ</w:t>
+            </w:r>
+          </w:p>
+        </w:tc>
+      </w:tr>
+      <w:tr>
+        <w:tc>
+          <w:tcPr>
+            <w:tcW w:type="dxa" w:w="3324"/>
+          </w:tcPr>
+          <w:p>
+            <w:pPr>
+              <w:spacing w:after="40"/>
+            </w:pPr>
+            <w:r/>
+            <w:r>
+              <w:rPr>
+                <w:rFonts w:ascii="Nirmala UI" w:hAnsi="Nirmala UI" w:cs="Nirmala UI" w:eastAsia="Nirmala UI"/>
+                <w:b w:val="0"/>
+                <w:sz w:val="20"/>
+              </w:rPr>
+              <w:t>মাস ৫–৬</w:t>
+            </w:r>
+          </w:p>
+        </w:tc>
+        <w:tc>
+          <w:tcPr>
+            <w:tcW w:type="dxa" w:w="3324"/>
+          </w:tcPr>
+          <w:p>
+            <w:pPr>
+              <w:spacing w:after="40"/>
+            </w:pPr>
+            <w:r/>
+            <w:r>
+              <w:rPr>
+                <w:rFonts w:ascii="Nirmala UI" w:hAnsi="Nirmala UI" w:cs="Nirmala UI" w:eastAsia="Nirmala UI"/>
+                <w:b w:val="0"/>
+                <w:sz w:val="20"/>
+              </w:rPr>
+              <w:t>বাংলা UI (৪টি প্রধান পাতা); নীতিমালা; প্রশিক্ষণ</w:t>
+            </w:r>
+          </w:p>
+        </w:tc>
+        <w:tc>
+          <w:tcPr>
+            <w:tcW w:type="dxa" w:w="3324"/>
+          </w:tcPr>
+          <w:p>
+            <w:pPr>
+              <w:spacing w:after="40"/>
+            </w:pPr>
+            <w:r/>
+            <w:r>
+              <w:rPr>
+                <w:rFonts w:ascii="Nirmala UI" w:hAnsi="Nirmala UI" w:cs="Nirmala UI" w:eastAsia="Nirmala UI"/>
+                <w:b w:val="0"/>
+                <w:sz w:val="20"/>
+              </w:rPr>
+              <w:t>অফার হাতে (থাকলেও, গেলেও)</w:t>
+            </w:r>
+          </w:p>
+        </w:tc>
+      </w:tr>
+      <w:tr>
+        <w:tc>
+          <w:tcPr>
+            <w:tcW w:type="dxa" w:w="3324"/>
+          </w:tcPr>
+          <w:p>
+            <w:pPr>
+              <w:spacing w:after="40"/>
+            </w:pPr>
+            <w:r/>
+            <w:r>
+              <w:rPr>
+                <w:rFonts w:ascii="Nirmala UI" w:hAnsi="Nirmala UI" w:cs="Nirmala UI" w:eastAsia="Nirmala UI"/>
+                <w:b w:val="0"/>
+                <w:sz w:val="20"/>
+              </w:rPr>
+              <w:t>মাস ৬+</w:t>
+            </w:r>
+          </w:p>
+        </w:tc>
+        <w:tc>
+          <w:tcPr>
+            <w:tcW w:type="dxa" w:w="3324"/>
+          </w:tcPr>
+          <w:p>
+            <w:pPr>
+              <w:spacing w:after="40"/>
+            </w:pPr>
+            <w:r/>
+            <w:r>
+              <w:rPr>
+                <w:rFonts w:ascii="Nirmala UI" w:hAnsi="Nirmala UI" w:cs="Nirmala UI" w:eastAsia="Nirmala UI"/>
+                <w:b/>
+                <w:sz w:val="20"/>
+              </w:rPr>
+              <w:t>দায়িত্বের বিবরণী + পদ/বেতন পুনর্নির্ধারণের আবেদন</w:t>
+            </w:r>
+          </w:p>
+        </w:tc>
+        <w:tc>
+          <w:tcPr>
+            <w:tcW w:type="dxa" w:w="3324"/>
+          </w:tcPr>
+          <w:p>
+            <w:pPr>
+              <w:spacing w:after="40"/>
+            </w:pPr>
+            <w:r/>
+            <w:r>
+              <w:rPr>
+                <w:rFonts w:ascii="Nirmala UI" w:hAnsi="Nirmala UI" w:cs="Nirmala UI" w:eastAsia="Nirmala UI"/>
+                <w:b w:val="0"/>
+                <w:sz w:val="20"/>
+              </w:rPr>
+              <w:t>সিদ্ধান্ত</w:t>
+            </w:r>
+          </w:p>
+        </w:tc>
+      </w:tr>
+    </w:tbl>
+    <w:p/>
+    <w:p>
+      <w:pPr>
+        <w:spacing w:after="40"/>
+      </w:pPr>
+      <w:r>
+        <w:rPr>
+          <w:rFonts w:ascii="Nirmala UI" w:hAnsi="Nirmala UI" w:cs="Nirmala UI" w:eastAsia="Nirmala UI"/>
+          <w:b w:val="0"/>
+          <w:color w:val="AAAAAA"/>
+          <w:sz w:val="18"/>
+        </w:rPr>
+        <w:t>────────────────────────────────────────────────────────────</w:t>
+      </w:r>
+    </w:p>
+    <w:p>
+      <w:r>
+        <w:rPr>
+          <w:rFonts w:ascii="Nirmala UI" w:hAnsi="Nirmala UI" w:cs="Nirmala UI" w:eastAsia="Nirmala UI"/>
+          <w:b/>
+          <w:sz w:val="22"/>
+        </w:rPr>
+        <w:t>পরের নথি:</w:t>
+      </w:r>
+      <w:r>
+        <w:rPr>
+          <w:rFonts w:ascii="Nirmala UI" w:hAnsi="Nirmala UI" w:cs="Nirmala UI" w:eastAsia="Nirmala UI"/>
+          <w:b w:val="0"/>
+          <w:sz w:val="22"/>
+        </w:rPr>
+        <w:t xml:space="preserve"> </w:t>
+      </w:r>
+      <w:r>
+        <w:rPr>
+          <w:rFonts w:ascii="Nirmala UI" w:hAnsi="Nirmala UI" w:cs="Nirmala UI" w:eastAsia="Nirmala UI"/>
+          <w:b w:val="0"/>
+          <w:color w:val="333333"/>
+          <w:sz w:val="20"/>
+        </w:rPr>
+        <w:t>09-চেয়ারম্যান-প্রপোজাল.md</w:t>
+      </w:r>
+      <w:r>
+        <w:rPr>
+          <w:rFonts w:ascii="Nirmala UI" w:hAnsi="Nirmala UI" w:cs="Nirmala UI" w:eastAsia="Nirmala UI"/>
+          <w:b w:val="0"/>
+          <w:sz w:val="22"/>
+        </w:rPr>
+        <w:t xml:space="preserve"> — জমা দেওয়ার জন্য প্রস্তুত চিঠি</w:t>
+      </w:r>
+    </w:p>
+    <w:p>
+      <w:r>
+        <w:br w:type="page"/>
+      </w:r>
+    </w:p>
+    <w:p>
+      <w:pPr>
+        <w:spacing w:before="80"/>
+      </w:pPr>
+      <w:r>
+        <w:rPr>
+          <w:rFonts w:ascii="Nirmala UI" w:hAnsi="Nirmala UI" w:cs="Nirmala UI" w:eastAsia="Nirmala UI"/>
+          <w:b/>
+          <w:color w:val="142A4A"/>
+          <w:sz w:val="34"/>
+        </w:rPr>
+        <w:t>০৯ · চেয়ারম্যান বরাবর প্রপোজাল — ট্রাস্ট/গ্রুপ সংস্করণ (জমা দেওয়ার জন্য প্রস্তুত)</w:t>
+      </w:r>
+    </w:p>
+    <w:p>
+      <w:pPr>
+        <w:spacing w:before="80"/>
+        <w:ind w:left="454"/>
+      </w:pPr>
+      <w:r>
+        <w:rPr>
+          <w:rFonts w:ascii="Nirmala UI" w:hAnsi="Nirmala UI" w:cs="Nirmala UI" w:eastAsia="Nirmala UI"/>
+          <w:b/>
+          <w:color w:val="444444"/>
+          <w:sz w:val="22"/>
+        </w:rPr>
+        <w:t>[ ... ]</w:t>
+      </w:r>
+      <w:r>
+        <w:rPr>
+          <w:rFonts w:ascii="Nirmala UI" w:hAnsi="Nirmala UI" w:cs="Nirmala UI" w:eastAsia="Nirmala UI"/>
+          <w:b w:val="0"/>
+          <w:color w:val="444444"/>
+          <w:sz w:val="22"/>
+        </w:rPr>
+        <w:t xml:space="preserve"> চিহ্নের জায়গা নিজে পূরণ করবেন।</w:t>
+      </w:r>
+    </w:p>
+    <w:p>
+      <w:pPr>
+        <w:spacing w:before="80"/>
+        <w:ind w:left="454"/>
+      </w:pPr>
+      <w:r>
+        <w:rPr>
+          <w:rFonts w:ascii="Nirmala UI" w:hAnsi="Nirmala UI" w:cs="Nirmala UI" w:eastAsia="Nirmala UI"/>
+          <w:b/>
+          <w:color w:val="444444"/>
+          <w:sz w:val="22"/>
+        </w:rPr>
+        <w:t>জমা দেওয়ার নিয়ম:</w:t>
+      </w:r>
+      <w:r>
+        <w:rPr>
+          <w:rFonts w:ascii="Nirmala UI" w:hAnsi="Nirmala UI" w:cs="Nirmala UI" w:eastAsia="Nirmala UI"/>
+          <w:b w:val="0"/>
+          <w:color w:val="444444"/>
+          <w:sz w:val="22"/>
+        </w:rPr>
+        <w:t xml:space="preserve"> চিঠিটা প্রথমে </w:t>
+      </w:r>
+      <w:r>
+        <w:rPr>
+          <w:rFonts w:ascii="Nirmala UI" w:hAnsi="Nirmala UI" w:cs="Nirmala UI" w:eastAsia="Nirmala UI"/>
+          <w:b/>
+          <w:color w:val="444444"/>
+          <w:sz w:val="22"/>
+        </w:rPr>
+        <w:t>সংশ্লিষ্ট অধ্যক্ষের হাতে দিন</w:t>
+      </w:r>
+      <w:r>
+        <w:rPr>
+          <w:rFonts w:ascii="Nirmala UI" w:hAnsi="Nirmala UI" w:cs="Nirmala UI" w:eastAsia="Nirmala UI"/>
+          <w:b w:val="0"/>
+          <w:color w:val="444444"/>
+          <w:sz w:val="22"/>
+        </w:rPr>
+        <w:t>, অনুরোধ করুন — "স্যার, এটি আপনার সুপারিশসহ চেয়ারম্যান স্যারের কাছে পাঠানো যায় কি?" কখনও অধ্যক্ষকে বাইপাস করবেন না (নথি ০৮, §২)।</w:t>
+      </w:r>
+    </w:p>
+    <w:p>
+      <w:pPr>
+        <w:spacing w:before="80"/>
+        <w:ind w:left="454"/>
+      </w:pPr>
+      <w:r>
+        <w:rPr>
+          <w:rFonts w:ascii="Nirmala UI" w:hAnsi="Nirmala UI" w:cs="Nirmala UI" w:eastAsia="Nirmala UI"/>
+          <w:b w:val="0"/>
+          <w:color w:val="444444"/>
+          <w:sz w:val="22"/>
+        </w:rPr>
+        <w:t xml:space="preserve">খসড়া ১ ও ২ একসাথে দেবেন না। </w:t>
+      </w:r>
+      <w:r>
+        <w:rPr>
+          <w:rFonts w:ascii="Nirmala UI" w:hAnsi="Nirmala UI" w:cs="Nirmala UI" w:eastAsia="Nirmala UI"/>
+          <w:b/>
+          <w:color w:val="444444"/>
+          <w:sz w:val="22"/>
+        </w:rPr>
+        <w:t>খসড়া ১ দিয়ে শুরু করুন।</w:t>
+      </w:r>
+    </w:p>
+    <w:p>
+      <w:pPr>
+        <w:spacing w:after="40"/>
+      </w:pPr>
+      <w:r>
+        <w:rPr>
+          <w:rFonts w:ascii="Nirmala UI" w:hAnsi="Nirmala UI" w:cs="Nirmala UI" w:eastAsia="Nirmala UI"/>
+          <w:b w:val="0"/>
+          <w:color w:val="AAAAAA"/>
+          <w:sz w:val="18"/>
+        </w:rPr>
+        <w:t>────────────────────────────────────────────────────────────</w:t>
+      </w:r>
+    </w:p>
+    <w:p>
+      <w:pPr>
+        <w:spacing w:before="280"/>
+      </w:pPr>
+      <w:r>
+        <w:rPr>
+          <w:rFonts w:ascii="Nirmala UI" w:hAnsi="Nirmala UI" w:cs="Nirmala UI" w:eastAsia="Nirmala UI"/>
+          <w:b/>
+          <w:color w:val="1F3B63"/>
+          <w:sz w:val="28"/>
+        </w:rPr>
+        <w:t>খসড়া ১ · অধ্যক্ষ বরাবর কভারিং নোট (এক পাতা)</w:t>
+      </w:r>
+    </w:p>
+    <w:p>
+      <w:pPr>
+        <w:spacing w:after="0"/>
+        <w:ind w:left="454"/>
+      </w:pPr>
+      <w:r>
+        <w:rPr>
+          <w:rFonts w:ascii="Nirmala UI" w:hAnsi="Nirmala UI" w:cs="Nirmala UI" w:eastAsia="Nirmala UI"/>
+          <w:b w:val="0"/>
+          <w:color w:val="333333"/>
+          <w:sz w:val="20"/>
+        </w:rPr>
+        <w:t>প্রতি,</w:t>
+      </w:r>
+    </w:p>
+    <w:p>
+      <w:pPr>
+        <w:spacing w:after="0"/>
+        <w:ind w:left="454"/>
+      </w:pPr>
+      <w:r>
+        <w:rPr>
+          <w:rFonts w:ascii="Nirmala UI" w:hAnsi="Nirmala UI" w:cs="Nirmala UI" w:eastAsia="Nirmala UI"/>
+          <w:b w:val="0"/>
+          <w:color w:val="333333"/>
+          <w:sz w:val="20"/>
+        </w:rPr>
+        <w:t>[অধ্যক্ষের নাম ও পদবি]</w:t>
+      </w:r>
+    </w:p>
+    <w:p>
+      <w:pPr>
+        <w:spacing w:after="0"/>
+        <w:ind w:left="454"/>
+      </w:pPr>
+      <w:r>
+        <w:rPr>
+          <w:rFonts w:ascii="Nirmala UI" w:hAnsi="Nirmala UI" w:cs="Nirmala UI" w:eastAsia="Nirmala UI"/>
+          <w:b w:val="0"/>
+          <w:color w:val="333333"/>
+          <w:sz w:val="20"/>
+        </w:rPr>
+        <w:t>প্রধান শিক্ষক / অধ্যক্ষ</w:t>
+      </w:r>
+    </w:p>
+    <w:p>
+      <w:pPr>
+        <w:spacing w:after="0"/>
+        <w:ind w:left="454"/>
+      </w:pPr>
+      <w:r>
+        <w:rPr>
+          <w:rFonts w:ascii="Nirmala UI" w:hAnsi="Nirmala UI" w:cs="Nirmala UI" w:eastAsia="Nirmala UI"/>
+          <w:b w:val="0"/>
+          <w:color w:val="333333"/>
+          <w:sz w:val="20"/>
+        </w:rPr>
+        <w:t>[প্রতিষ্ঠানের নাম], [ট্রাস্টের নাম]</w:t>
+      </w:r>
+    </w:p>
+    <w:p>
+      <w:pPr>
+        <w:spacing w:after="0"/>
+        <w:ind w:left="454"/>
+      </w:pPr>
+      <w:r>
+        <w:rPr>
+          <w:rFonts w:ascii="Nirmala UI" w:hAnsi="Nirmala UI" w:cs="Nirmala UI" w:eastAsia="Nirmala UI"/>
+          <w:b w:val="0"/>
+          <w:color w:val="333333"/>
+          <w:sz w:val="20"/>
+        </w:rPr>
+        <w:t xml:space="preserve"> </w:t>
+      </w:r>
+    </w:p>
+    <w:p>
+      <w:pPr>
+        <w:spacing w:after="0"/>
+        <w:ind w:left="454"/>
+      </w:pPr>
+      <w:r>
+        <w:rPr>
+          <w:rFonts w:ascii="Nirmala UI" w:hAnsi="Nirmala UI" w:cs="Nirmala UI" w:eastAsia="Nirmala UI"/>
+          <w:b w:val="0"/>
+          <w:color w:val="333333"/>
+          <w:sz w:val="20"/>
+        </w:rPr>
+        <w:t>তারিখ: [............]</w:t>
+      </w:r>
+    </w:p>
+    <w:p>
+      <w:pPr>
+        <w:spacing w:after="0"/>
+        <w:ind w:left="454"/>
+      </w:pPr>
+      <w:r>
+        <w:rPr>
+          <w:rFonts w:ascii="Nirmala UI" w:hAnsi="Nirmala UI" w:cs="Nirmala UI" w:eastAsia="Nirmala UI"/>
+          <w:b w:val="0"/>
+          <w:color w:val="333333"/>
+          <w:sz w:val="20"/>
+        </w:rPr>
+        <w:t xml:space="preserve"> </w:t>
+      </w:r>
+    </w:p>
+    <w:p>
+      <w:pPr>
+        <w:spacing w:after="0"/>
+        <w:ind w:left="454"/>
+      </w:pPr>
+      <w:r>
+        <w:rPr>
+          <w:rFonts w:ascii="Nirmala UI" w:hAnsi="Nirmala UI" w:cs="Nirmala UI" w:eastAsia="Nirmala UI"/>
+          <w:b w:val="0"/>
+          <w:color w:val="333333"/>
+          <w:sz w:val="20"/>
+        </w:rPr>
+        <w:t>বিষয়: ট্রাস্টের তথ্য নিরাপত্তা বিষয়ক একটি প্রস্তাবনা — আপনার</w:t>
+      </w:r>
+    </w:p>
+    <w:p>
+      <w:pPr>
+        <w:spacing w:after="0"/>
+        <w:ind w:left="454"/>
+      </w:pPr>
+      <w:r>
+        <w:rPr>
+          <w:rFonts w:ascii="Nirmala UI" w:hAnsi="Nirmala UI" w:cs="Nirmala UI" w:eastAsia="Nirmala UI"/>
+          <w:b w:val="0"/>
+          <w:color w:val="333333"/>
+          <w:sz w:val="20"/>
+        </w:rPr>
+        <w:t xml:space="preserve">       সুপারিশসহ পাঠানোর অনুরোধ।</w:t>
+      </w:r>
+    </w:p>
+    <w:p>
+      <w:pPr>
+        <w:spacing w:after="0"/>
+        <w:ind w:left="454"/>
+      </w:pPr>
+      <w:r>
+        <w:rPr>
+          <w:rFonts w:ascii="Nirmala UI" w:hAnsi="Nirmala UI" w:cs="Nirmala UI" w:eastAsia="Nirmala UI"/>
+          <w:b w:val="0"/>
+          <w:color w:val="333333"/>
+          <w:sz w:val="20"/>
+        </w:rPr>
+        <w:t xml:space="preserve"> </w:t>
+      </w:r>
+    </w:p>
+    <w:p>
+      <w:pPr>
+        <w:spacing w:after="0"/>
+        <w:ind w:left="454"/>
+      </w:pPr>
+      <w:r>
+        <w:rPr>
+          <w:rFonts w:ascii="Nirmala UI" w:hAnsi="Nirmala UI" w:cs="Nirmala UI" w:eastAsia="Nirmala UI"/>
+          <w:b w:val="0"/>
+          <w:color w:val="333333"/>
+          <w:sz w:val="20"/>
+        </w:rPr>
+        <w:t>জনাব,</w:t>
+      </w:r>
+    </w:p>
+    <w:p>
+      <w:pPr>
+        <w:spacing w:after="0"/>
+        <w:ind w:left="454"/>
+      </w:pPr>
+      <w:r>
+        <w:rPr>
+          <w:rFonts w:ascii="Nirmala UI" w:hAnsi="Nirmala UI" w:cs="Nirmala UI" w:eastAsia="Nirmala UI"/>
+          <w:b w:val="0"/>
+          <w:color w:val="333333"/>
+          <w:sz w:val="20"/>
+        </w:rPr>
+        <w:t xml:space="preserve"> </w:t>
+      </w:r>
+    </w:p>
+    <w:p>
+      <w:pPr>
+        <w:spacing w:after="0"/>
+        <w:ind w:left="454"/>
+      </w:pPr>
+      <w:r>
+        <w:rPr>
+          <w:rFonts w:ascii="Nirmala UI" w:hAnsi="Nirmala UI" w:cs="Nirmala UI" w:eastAsia="Nirmala UI"/>
+          <w:b w:val="0"/>
+          <w:color w:val="333333"/>
+          <w:sz w:val="20"/>
+        </w:rPr>
+        <w:t>আমাদের ট্রাস্টের অধীনে একাধিক প্রতিষ্ঠানের সকল হিসাব-নিকাশ,</w:t>
+      </w:r>
+    </w:p>
+    <w:p>
+      <w:pPr>
+        <w:spacing w:after="0"/>
+        <w:ind w:left="454"/>
+      </w:pPr>
+      <w:r>
+        <w:rPr>
+          <w:rFonts w:ascii="Nirmala UI" w:hAnsi="Nirmala UI" w:cs="Nirmala UI" w:eastAsia="Nirmala UI"/>
+          <w:b w:val="0"/>
+          <w:color w:val="333333"/>
+          <w:sz w:val="20"/>
+        </w:rPr>
+        <w:t>ছাত্র-তথ্য ও পরীক্ষার ফলাফল কম্পিউটারে সংরক্ষিত হচ্ছে। আমার</w:t>
+      </w:r>
+    </w:p>
+    <w:p>
+      <w:pPr>
+        <w:spacing w:after="0"/>
+        <w:ind w:left="454"/>
+      </w:pPr>
+      <w:r>
+        <w:rPr>
+          <w:rFonts w:ascii="Nirmala UI" w:hAnsi="Nirmala UI" w:cs="Nirmala UI" w:eastAsia="Nirmala UI"/>
+          <w:b w:val="0"/>
+          <w:color w:val="333333"/>
+          <w:sz w:val="20"/>
+        </w:rPr>
+        <w:t>জানা মতে, হঠাৎ যন্ত্রপাতি নষ্ট হওয়া, ভাইরাস আক্রমণ কিংবা</w:t>
+      </w:r>
+    </w:p>
+    <w:p>
+      <w:pPr>
+        <w:spacing w:after="0"/>
+        <w:ind w:left="454"/>
+      </w:pPr>
+      <w:r>
+        <w:rPr>
+          <w:rFonts w:ascii="Nirmala UI" w:hAnsi="Nirmala UI" w:cs="Nirmala UI" w:eastAsia="Nirmala UI"/>
+          <w:b w:val="0"/>
+          <w:color w:val="333333"/>
+          <w:sz w:val="20"/>
+        </w:rPr>
+        <w:t>মানবিক ভুলে এই তথ্য হারিয়ে যাওয়ার বিরুদ্ধে আমাদের কোনো</w:t>
+      </w:r>
+    </w:p>
+    <w:p>
+      <w:pPr>
+        <w:spacing w:after="0"/>
+        <w:ind w:left="454"/>
+      </w:pPr>
+      <w:r>
+        <w:rPr>
+          <w:rFonts w:ascii="Nirmala UI" w:hAnsi="Nirmala UI" w:cs="Nirmala UI" w:eastAsia="Nirmala UI"/>
+          <w:b w:val="0"/>
+          <w:color w:val="333333"/>
+          <w:sz w:val="20"/>
+        </w:rPr>
+        <w:t>নির্দিষ্ট ব্যবস্থা নেই।</w:t>
+      </w:r>
+    </w:p>
+    <w:p>
+      <w:pPr>
+        <w:spacing w:after="0"/>
+        <w:ind w:left="454"/>
+      </w:pPr>
+      <w:r>
+        <w:rPr>
+          <w:rFonts w:ascii="Nirmala UI" w:hAnsi="Nirmala UI" w:cs="Nirmala UI" w:eastAsia="Nirmala UI"/>
+          <w:b w:val="0"/>
+          <w:color w:val="333333"/>
+          <w:sz w:val="20"/>
+        </w:rPr>
+        <w:t xml:space="preserve"> </w:t>
+      </w:r>
+    </w:p>
+    <w:p>
+      <w:pPr>
+        <w:spacing w:after="0"/>
+        <w:ind w:left="454"/>
+      </w:pPr>
+      <w:r>
+        <w:rPr>
+          <w:rFonts w:ascii="Nirmala UI" w:hAnsi="Nirmala UI" w:cs="Nirmala UI" w:eastAsia="Nirmala UI"/>
+          <w:b w:val="0"/>
+          <w:color w:val="333333"/>
+          <w:sz w:val="20"/>
+        </w:rPr>
+        <w:t>আমি এ বিষয়ে কিছুটা অধ্যয়ন ও অনুশীলন করেছি। একটি প্রস্তাবনা</w:t>
+      </w:r>
+    </w:p>
+    <w:p>
+      <w:pPr>
+        <w:spacing w:after="0"/>
+        <w:ind w:left="454"/>
+      </w:pPr>
+      <w:r>
+        <w:rPr>
+          <w:rFonts w:ascii="Nirmala UI" w:hAnsi="Nirmala UI" w:cs="Nirmala UI" w:eastAsia="Nirmala UI"/>
+          <w:b w:val="0"/>
+          <w:color w:val="333333"/>
+          <w:sz w:val="20"/>
+        </w:rPr>
+        <w:t>প্রস্তুত করেছি, যা আমি চেয়ারম্যান স্যারের কাছে পাঠাতে চাই।</w:t>
+      </w:r>
+    </w:p>
+    <w:p>
+      <w:pPr>
+        <w:spacing w:after="0"/>
+        <w:ind w:left="454"/>
+      </w:pPr>
+      <w:r>
+        <w:rPr>
+          <w:rFonts w:ascii="Nirmala UI" w:hAnsi="Nirmala UI" w:cs="Nirmala UI" w:eastAsia="Nirmala UI"/>
+          <w:b w:val="0"/>
+          <w:color w:val="333333"/>
+          <w:sz w:val="20"/>
+        </w:rPr>
+        <w:t xml:space="preserve"> </w:t>
+      </w:r>
+    </w:p>
+    <w:p>
+      <w:pPr>
+        <w:spacing w:after="0"/>
+        <w:ind w:left="454"/>
+      </w:pPr>
+      <w:r>
+        <w:rPr>
+          <w:rFonts w:ascii="Nirmala UI" w:hAnsi="Nirmala UI" w:cs="Nirmala UI" w:eastAsia="Nirmala UI"/>
+          <w:b w:val="0"/>
+          <w:color w:val="333333"/>
+          <w:sz w:val="20"/>
+        </w:rPr>
+        <w:t>আপনি যদি বিষয়টি যাচাই করে উপযুক্ত মনে করেন, তবে **আপনার</w:t>
+      </w:r>
+    </w:p>
+    <w:p>
+      <w:pPr>
+        <w:spacing w:after="0"/>
+        <w:ind w:left="454"/>
+      </w:pPr>
+      <w:r>
+        <w:rPr>
+          <w:rFonts w:ascii="Nirmala UI" w:hAnsi="Nirmala UI" w:cs="Nirmala UI" w:eastAsia="Nirmala UI"/>
+          <w:b w:val="0"/>
+          <w:color w:val="333333"/>
+          <w:sz w:val="20"/>
+        </w:rPr>
+        <w:t>সুপারিশসহ** এটি চেয়ারম্যান স্যারের কাছে পাঠানোর অনুমতি</w:t>
+      </w:r>
+    </w:p>
+    <w:p>
+      <w:pPr>
+        <w:spacing w:after="0"/>
+        <w:ind w:left="454"/>
+      </w:pPr>
+      <w:r>
+        <w:rPr>
+          <w:rFonts w:ascii="Nirmala UI" w:hAnsi="Nirmala UI" w:cs="Nirmala UI" w:eastAsia="Nirmala UI"/>
+          <w:b w:val="0"/>
+          <w:color w:val="333333"/>
+          <w:sz w:val="20"/>
+        </w:rPr>
+        <w:t>প্রার্থনা করছি। আপনার সংশোধন ও পরামর্শ আমি আগেই গ্রহণ করব।</w:t>
+      </w:r>
+    </w:p>
+    <w:p>
+      <w:pPr>
+        <w:spacing w:after="0"/>
+        <w:ind w:left="454"/>
+      </w:pPr>
+      <w:r>
+        <w:rPr>
+          <w:rFonts w:ascii="Nirmala UI" w:hAnsi="Nirmala UI" w:cs="Nirmala UI" w:eastAsia="Nirmala UI"/>
+          <w:b w:val="0"/>
+          <w:color w:val="333333"/>
+          <w:sz w:val="20"/>
+        </w:rPr>
+        <w:t xml:space="preserve"> </w:t>
+      </w:r>
+    </w:p>
+    <w:p>
+      <w:pPr>
+        <w:spacing w:after="0"/>
+        <w:ind w:left="454"/>
+      </w:pPr>
+      <w:r>
+        <w:rPr>
+          <w:rFonts w:ascii="Nirmala UI" w:hAnsi="Nirmala UI" w:cs="Nirmala UI" w:eastAsia="Nirmala UI"/>
+          <w:b w:val="0"/>
+          <w:color w:val="333333"/>
+          <w:sz w:val="20"/>
+        </w:rPr>
+        <w:t>সংযুক্ত: প্রস্তাবনা (১ পাতা)</w:t>
+      </w:r>
+    </w:p>
+    <w:p>
+      <w:pPr>
+        <w:spacing w:after="0"/>
+        <w:ind w:left="454"/>
+      </w:pPr>
+      <w:r>
+        <w:rPr>
+          <w:rFonts w:ascii="Nirmala UI" w:hAnsi="Nirmala UI" w:cs="Nirmala UI" w:eastAsia="Nirmala UI"/>
+          <w:b w:val="0"/>
+          <w:color w:val="333333"/>
+          <w:sz w:val="20"/>
+        </w:rPr>
+        <w:t xml:space="preserve"> </w:t>
+      </w:r>
+    </w:p>
+    <w:p>
+      <w:pPr>
+        <w:spacing w:after="0"/>
+        <w:ind w:left="454"/>
+      </w:pPr>
+      <w:r>
+        <w:rPr>
+          <w:rFonts w:ascii="Nirmala UI" w:hAnsi="Nirmala UI" w:cs="Nirmala UI" w:eastAsia="Nirmala UI"/>
+          <w:b w:val="0"/>
+          <w:color w:val="333333"/>
+          <w:sz w:val="20"/>
+        </w:rPr>
+        <w:t>বিনীত</w:t>
+      </w:r>
+    </w:p>
+    <w:p>
+      <w:pPr>
+        <w:spacing w:after="0"/>
+        <w:ind w:left="454"/>
+      </w:pPr>
+      <w:r>
+        <w:rPr>
+          <w:rFonts w:ascii="Nirmala UI" w:hAnsi="Nirmala UI" w:cs="Nirmala UI" w:eastAsia="Nirmala UI"/>
+          <w:b w:val="0"/>
+          <w:color w:val="333333"/>
+          <w:sz w:val="20"/>
+        </w:rPr>
+        <w:t>[আপনার নাম]</w:t>
+      </w:r>
+    </w:p>
+    <w:p>
+      <w:pPr>
+        <w:spacing w:after="0"/>
+        <w:ind w:left="454"/>
+      </w:pPr>
+      <w:r>
+        <w:rPr>
+          <w:rFonts w:ascii="Nirmala UI" w:hAnsi="Nirmala UI" w:cs="Nirmala UI" w:eastAsia="Nirmala UI"/>
+          <w:b w:val="0"/>
+          <w:color w:val="333333"/>
+          <w:sz w:val="20"/>
+        </w:rPr>
+        <w:t>[পদবি]</w:t>
+      </w:r>
+    </w:p>
+    <w:p/>
+    <w:p>
+      <w:r>
+        <w:rPr>
+          <w:rFonts w:ascii="Nirmala UI" w:hAnsi="Nirmala UI" w:cs="Nirmala UI" w:eastAsia="Nirmala UI"/>
+          <w:b/>
+          <w:sz w:val="22"/>
+        </w:rPr>
+        <w:t>কেন এই কভারিং নোট:</w:t>
+      </w:r>
+      <w:r>
+        <w:rPr>
+          <w:rFonts w:ascii="Nirmala UI" w:hAnsi="Nirmala UI" w:cs="Nirmala UI" w:eastAsia="Nirmala UI"/>
+          <w:b w:val="0"/>
+          <w:sz w:val="22"/>
+        </w:rPr>
+        <w:t xml:space="preserve"> অধ্যক্ষকে বাদ দিলে তিনি চিরশত্রু হবেন। তাঁকে সামনে রাখলে — কৃতিত্বও তাঁর, ঝুঁকিও তাঁর, আর আপনি নিরাপদ। এছাড়া তিনি প্রস্তাবনায় নিজের সংশোধন যোগ করলে সেটি তাঁর প্রস্তাবনা হয়ে যায় — তখন তিনি নিজেই চেয়ারম্যানের কাছে পক্ষে কথা বলবেন।</w:t>
+      </w:r>
+    </w:p>
+    <w:p>
+      <w:pPr>
+        <w:spacing w:after="40"/>
+      </w:pPr>
+      <w:r>
+        <w:rPr>
+          <w:rFonts w:ascii="Nirmala UI" w:hAnsi="Nirmala UI" w:cs="Nirmala UI" w:eastAsia="Nirmala UI"/>
+          <w:b w:val="0"/>
+          <w:color w:val="AAAAAA"/>
+          <w:sz w:val="18"/>
+        </w:rPr>
+        <w:t>────────────────────────────────────────────────────────────</w:t>
+      </w:r>
+    </w:p>
+    <w:p>
+      <w:pPr>
+        <w:spacing w:before="280"/>
+      </w:pPr>
+      <w:r>
+        <w:rPr>
+          <w:rFonts w:ascii="Nirmala UI" w:hAnsi="Nirmala UI" w:cs="Nirmala UI" w:eastAsia="Nirmala UI"/>
+          <w:b/>
+          <w:color w:val="1F3B63"/>
+          <w:sz w:val="28"/>
+        </w:rPr>
+        <w:t>খসড়া ২ · চেয়ারম্যান বরাবর — তথ্য নিরাপত্তা (প্রথম ধাপ)</w:t>
+      </w:r>
+    </w:p>
+    <w:p>
+      <w:pPr>
+        <w:spacing w:after="0"/>
+        <w:ind w:left="454"/>
+      </w:pPr>
+      <w:r>
+        <w:rPr>
+          <w:rFonts w:ascii="Nirmala UI" w:hAnsi="Nirmala UI" w:cs="Nirmala UI" w:eastAsia="Nirmala UI"/>
+          <w:b w:val="0"/>
+          <w:color w:val="333333"/>
+          <w:sz w:val="20"/>
+        </w:rPr>
+        <w:t>প্রতি,</w:t>
+      </w:r>
+    </w:p>
+    <w:p>
+      <w:pPr>
+        <w:spacing w:after="0"/>
+        <w:ind w:left="454"/>
+      </w:pPr>
+      <w:r>
+        <w:rPr>
+          <w:rFonts w:ascii="Nirmala UI" w:hAnsi="Nirmala UI" w:cs="Nirmala UI" w:eastAsia="Nirmala UI"/>
+          <w:b w:val="0"/>
+          <w:color w:val="333333"/>
+          <w:sz w:val="20"/>
+        </w:rPr>
+        <w:t>[চেয়ারম্যানের নাম ও পদবি]</w:t>
+      </w:r>
+    </w:p>
+    <w:p>
+      <w:pPr>
+        <w:spacing w:after="0"/>
+        <w:ind w:left="454"/>
+      </w:pPr>
+      <w:r>
+        <w:rPr>
+          <w:rFonts w:ascii="Nirmala UI" w:hAnsi="Nirmala UI" w:cs="Nirmala UI" w:eastAsia="Nirmala UI"/>
+          <w:b w:val="0"/>
+          <w:color w:val="333333"/>
+          <w:sz w:val="20"/>
+        </w:rPr>
+        <w:t>চেয়ারম্যান / সভাপতি</w:t>
+      </w:r>
+    </w:p>
+    <w:p>
+      <w:pPr>
+        <w:spacing w:after="0"/>
+        <w:ind w:left="454"/>
+      </w:pPr>
+      <w:r>
+        <w:rPr>
+          <w:rFonts w:ascii="Nirmala UI" w:hAnsi="Nirmala UI" w:cs="Nirmala UI" w:eastAsia="Nirmala UI"/>
+          <w:b w:val="0"/>
+          <w:color w:val="333333"/>
+          <w:sz w:val="20"/>
+        </w:rPr>
+        <w:t>[ট্রাস্টের নাম], [ঠিকানা]</w:t>
+      </w:r>
+    </w:p>
+    <w:p>
+      <w:pPr>
+        <w:spacing w:after="0"/>
+        <w:ind w:left="454"/>
+      </w:pPr>
+      <w:r>
+        <w:rPr>
+          <w:rFonts w:ascii="Nirmala UI" w:hAnsi="Nirmala UI" w:cs="Nirmala UI" w:eastAsia="Nirmala UI"/>
+          <w:b w:val="0"/>
+          <w:color w:val="333333"/>
+          <w:sz w:val="20"/>
+        </w:rPr>
+        <w:t>(মার্ফত: [অধ্যক্ষের নাম], অধ্যক্ষ, [প্রতিষ্ঠানের নাম])</w:t>
+      </w:r>
+    </w:p>
+    <w:p>
+      <w:pPr>
+        <w:spacing w:after="0"/>
+        <w:ind w:left="454"/>
+      </w:pPr>
+      <w:r>
+        <w:rPr>
+          <w:rFonts w:ascii="Nirmala UI" w:hAnsi="Nirmala UI" w:cs="Nirmala UI" w:eastAsia="Nirmala UI"/>
+          <w:b w:val="0"/>
+          <w:color w:val="333333"/>
+          <w:sz w:val="20"/>
+        </w:rPr>
+        <w:t xml:space="preserve"> </w:t>
+      </w:r>
+    </w:p>
+    <w:p>
+      <w:pPr>
+        <w:spacing w:after="0"/>
+        <w:ind w:left="454"/>
+      </w:pPr>
+      <w:r>
+        <w:rPr>
+          <w:rFonts w:ascii="Nirmala UI" w:hAnsi="Nirmala UI" w:cs="Nirmala UI" w:eastAsia="Nirmala UI"/>
+          <w:b w:val="0"/>
+          <w:color w:val="333333"/>
+          <w:sz w:val="20"/>
+        </w:rPr>
+        <w:t>তারিখ: [............]</w:t>
+      </w:r>
+    </w:p>
+    <w:p>
+      <w:pPr>
+        <w:spacing w:after="0"/>
+        <w:ind w:left="454"/>
+      </w:pPr>
+      <w:r>
+        <w:rPr>
+          <w:rFonts w:ascii="Nirmala UI" w:hAnsi="Nirmala UI" w:cs="Nirmala UI" w:eastAsia="Nirmala UI"/>
+          <w:b w:val="0"/>
+          <w:color w:val="333333"/>
+          <w:sz w:val="20"/>
+        </w:rPr>
+        <w:t xml:space="preserve"> </w:t>
+      </w:r>
+    </w:p>
+    <w:p>
+      <w:pPr>
+        <w:spacing w:after="0"/>
+        <w:ind w:left="454"/>
+      </w:pPr>
+      <w:r>
+        <w:rPr>
+          <w:rFonts w:ascii="Nirmala UI" w:hAnsi="Nirmala UI" w:cs="Nirmala UI" w:eastAsia="Nirmala UI"/>
+          <w:b w:val="0"/>
+          <w:color w:val="333333"/>
+          <w:sz w:val="20"/>
+        </w:rPr>
+        <w:t>বিষয়: ট্রাস্টের অধীন প্রতিষ্ঠানসমূহের তথ্য নিরাপত্তা ও</w:t>
+      </w:r>
+    </w:p>
+    <w:p>
+      <w:pPr>
+        <w:spacing w:after="0"/>
+        <w:ind w:left="454"/>
+      </w:pPr>
+      <w:r>
+        <w:rPr>
+          <w:rFonts w:ascii="Nirmala UI" w:hAnsi="Nirmala UI" w:cs="Nirmala UI" w:eastAsia="Nirmala UI"/>
+          <w:b w:val="0"/>
+          <w:color w:val="333333"/>
+          <w:sz w:val="20"/>
+        </w:rPr>
+        <w:t xml:space="preserve">       ঝুঁকি ব্যবস্থাপনায় সহায়তার প্রস্তাব।</w:t>
+      </w:r>
+    </w:p>
+    <w:p>
+      <w:pPr>
+        <w:spacing w:after="0"/>
+        <w:ind w:left="454"/>
+      </w:pPr>
+      <w:r>
+        <w:rPr>
+          <w:rFonts w:ascii="Nirmala UI" w:hAnsi="Nirmala UI" w:cs="Nirmala UI" w:eastAsia="Nirmala UI"/>
+          <w:b w:val="0"/>
+          <w:color w:val="333333"/>
+          <w:sz w:val="20"/>
+        </w:rPr>
+        <w:t xml:space="preserve"> </w:t>
+      </w:r>
+    </w:p>
+    <w:p>
+      <w:pPr>
+        <w:spacing w:after="0"/>
+        <w:ind w:left="454"/>
+      </w:pPr>
+      <w:r>
+        <w:rPr>
+          <w:rFonts w:ascii="Nirmala UI" w:hAnsi="Nirmala UI" w:cs="Nirmala UI" w:eastAsia="Nirmala UI"/>
+          <w:b w:val="0"/>
+          <w:color w:val="333333"/>
+          <w:sz w:val="20"/>
+        </w:rPr>
+        <w:t>জনাব,</w:t>
+      </w:r>
+    </w:p>
+    <w:p>
+      <w:pPr>
+        <w:spacing w:after="0"/>
+        <w:ind w:left="454"/>
+      </w:pPr>
+      <w:r>
+        <w:rPr>
+          <w:rFonts w:ascii="Nirmala UI" w:hAnsi="Nirmala UI" w:cs="Nirmala UI" w:eastAsia="Nirmala UI"/>
+          <w:b w:val="0"/>
+          <w:color w:val="333333"/>
+          <w:sz w:val="20"/>
+        </w:rPr>
+        <w:t xml:space="preserve"> </w:t>
+      </w:r>
+    </w:p>
+    <w:p>
+      <w:pPr>
+        <w:spacing w:after="0"/>
+        <w:ind w:left="454"/>
+      </w:pPr>
+      <w:r>
+        <w:rPr>
+          <w:rFonts w:ascii="Nirmala UI" w:hAnsi="Nirmala UI" w:cs="Nirmala UI" w:eastAsia="Nirmala UI"/>
+          <w:b w:val="0"/>
+          <w:color w:val="333333"/>
+          <w:sz w:val="20"/>
+        </w:rPr>
+        <w:t>বিনীত নিবেদন এই যে, আমাদের ট্রাস্টের অধীন প্রতিষ্ঠানগুলোর</w:t>
+      </w:r>
+    </w:p>
+    <w:p>
+      <w:pPr>
+        <w:spacing w:after="0"/>
+        <w:ind w:left="454"/>
+      </w:pPr>
+      <w:r>
+        <w:rPr>
+          <w:rFonts w:ascii="Nirmala UI" w:hAnsi="Nirmala UI" w:cs="Nirmala UI" w:eastAsia="Nirmala UI"/>
+          <w:b w:val="0"/>
+          <w:color w:val="333333"/>
+          <w:sz w:val="20"/>
+        </w:rPr>
+        <w:t>সকল হিসাব-নিকাশ, ছাত্র-তথ্য ও পরীক্ষার ফলাফল কম্পিউটারে</w:t>
+      </w:r>
+    </w:p>
+    <w:p>
+      <w:pPr>
+        <w:spacing w:after="0"/>
+        <w:ind w:left="454"/>
+      </w:pPr>
+      <w:r>
+        <w:rPr>
+          <w:rFonts w:ascii="Nirmala UI" w:hAnsi="Nirmala UI" w:cs="Nirmala UI" w:eastAsia="Nirmala UI"/>
+          <w:b w:val="0"/>
+          <w:color w:val="333333"/>
+          <w:sz w:val="20"/>
+        </w:rPr>
+        <w:t>সংরক্ষিত হচ্ছে। অনেক প্রতিষ্ঠানে দেখা গেছে — একদিন হঠাৎ</w:t>
+      </w:r>
+    </w:p>
+    <w:p>
+      <w:pPr>
+        <w:spacing w:after="0"/>
+        <w:ind w:left="454"/>
+      </w:pPr>
+      <w:r>
+        <w:rPr>
+          <w:rFonts w:ascii="Nirmala UI" w:hAnsi="Nirmala UI" w:cs="Nirmala UI" w:eastAsia="Nirmala UI"/>
+          <w:b w:val="0"/>
+          <w:color w:val="333333"/>
+          <w:sz w:val="20"/>
+        </w:rPr>
+        <w:t>যন্ত্রপাতি নষ্ট হওয়া, ভাইরাস আক্রমণ কিংবা মানবিক ভুলে</w:t>
+      </w:r>
+    </w:p>
+    <w:p>
+      <w:pPr>
+        <w:spacing w:after="0"/>
+        <w:ind w:left="454"/>
+      </w:pPr>
+      <w:r>
+        <w:rPr>
+          <w:rFonts w:ascii="Nirmala UI" w:hAnsi="Nirmala UI" w:cs="Nirmala UI" w:eastAsia="Nirmala UI"/>
+          <w:b w:val="0"/>
+          <w:color w:val="333333"/>
+          <w:sz w:val="20"/>
+        </w:rPr>
+        <w:t>বছরের পর বছরের তথ্য এক মুহূর্তে হারিয়ে যায়, আর তা ফেরত</w:t>
+      </w:r>
+    </w:p>
+    <w:p>
+      <w:pPr>
+        <w:spacing w:after="0"/>
+        <w:ind w:left="454"/>
+      </w:pPr>
+      <w:r>
+        <w:rPr>
+          <w:rFonts w:ascii="Nirmala UI" w:hAnsi="Nirmala UI" w:cs="Nirmala UI" w:eastAsia="Nirmala UI"/>
+          <w:b w:val="0"/>
+          <w:color w:val="333333"/>
+          <w:sz w:val="20"/>
+        </w:rPr>
+        <w:t>পাওয়ার কোনো উপায় থাকে না।</w:t>
+      </w:r>
+    </w:p>
+    <w:p>
+      <w:pPr>
+        <w:spacing w:after="0"/>
+        <w:ind w:left="454"/>
+      </w:pPr>
+      <w:r>
+        <w:rPr>
+          <w:rFonts w:ascii="Nirmala UI" w:hAnsi="Nirmala UI" w:cs="Nirmala UI" w:eastAsia="Nirmala UI"/>
+          <w:b w:val="0"/>
+          <w:color w:val="333333"/>
+          <w:sz w:val="20"/>
+        </w:rPr>
+        <w:t xml:space="preserve"> </w:t>
+      </w:r>
+    </w:p>
+    <w:p>
+      <w:pPr>
+        <w:spacing w:after="0"/>
+        <w:ind w:left="454"/>
+      </w:pPr>
+      <w:r>
+        <w:rPr>
+          <w:rFonts w:ascii="Nirmala UI" w:hAnsi="Nirmala UI" w:cs="Nirmala UI" w:eastAsia="Nirmala UI"/>
+          <w:b w:val="0"/>
+          <w:color w:val="333333"/>
+          <w:sz w:val="20"/>
+        </w:rPr>
+        <w:t>আপনার অনুমতি ও নির্দেশ পেলে আমি নিচের কাজগুলো করতে পারি —</w:t>
+      </w:r>
+    </w:p>
+    <w:p>
+      <w:pPr>
+        <w:spacing w:after="0"/>
+        <w:ind w:left="454"/>
+      </w:pPr>
+      <w:r>
+        <w:rPr>
+          <w:rFonts w:ascii="Nirmala UI" w:hAnsi="Nirmala UI" w:cs="Nirmala UI" w:eastAsia="Nirmala UI"/>
+          <w:b w:val="0"/>
+          <w:color w:val="333333"/>
+          <w:sz w:val="20"/>
+        </w:rPr>
+        <w:t>বিদ্যমান কোনো ব্যবস্থায় কোনোরকম পরিবর্তন না এনে, কেবল</w:t>
+      </w:r>
+    </w:p>
+    <w:p>
+      <w:pPr>
+        <w:spacing w:after="0"/>
+        <w:ind w:left="454"/>
+      </w:pPr>
+      <w:r>
+        <w:rPr>
+          <w:rFonts w:ascii="Nirmala UI" w:hAnsi="Nirmala UI" w:cs="Nirmala UI" w:eastAsia="Nirmala UI"/>
+          <w:b w:val="0"/>
+          <w:color w:val="333333"/>
+          <w:sz w:val="20"/>
+        </w:rPr>
+        <w:t>বাড়তির নিরাপত্তা হিসেবে:</w:t>
+      </w:r>
+    </w:p>
+    <w:p>
+      <w:pPr>
+        <w:spacing w:after="0"/>
+        <w:ind w:left="454"/>
+      </w:pPr>
+      <w:r>
+        <w:rPr>
+          <w:rFonts w:ascii="Nirmala UI" w:hAnsi="Nirmala UI" w:cs="Nirmala UI" w:eastAsia="Nirmala UI"/>
+          <w:b w:val="0"/>
+          <w:color w:val="333333"/>
+          <w:sz w:val="20"/>
+        </w:rPr>
+        <w:t xml:space="preserve"> </w:t>
+      </w:r>
+    </w:p>
+    <w:p>
+      <w:pPr>
+        <w:spacing w:after="0"/>
+        <w:ind w:left="454"/>
+      </w:pPr>
+      <w:r>
+        <w:rPr>
+          <w:rFonts w:ascii="Nirmala UI" w:hAnsi="Nirmala UI" w:cs="Nirmala UI" w:eastAsia="Nirmala UI"/>
+          <w:b w:val="0"/>
+          <w:color w:val="333333"/>
+          <w:sz w:val="20"/>
+        </w:rPr>
+        <w:t>১। সাপ্তাহিক স্বয়ংক্রিয় ব্যাকআপ — প্রতিষ্ঠানের কম্পিউটার ও</w:t>
+      </w:r>
+    </w:p>
+    <w:p>
+      <w:pPr>
+        <w:spacing w:after="0"/>
+        <w:ind w:left="454"/>
+      </w:pPr>
+      <w:r>
+        <w:rPr>
+          <w:rFonts w:ascii="Nirmala UI" w:hAnsi="Nirmala UI" w:cs="Nirmala UI" w:eastAsia="Nirmala UI"/>
+          <w:b w:val="0"/>
+          <w:color w:val="333333"/>
+          <w:sz w:val="20"/>
+        </w:rPr>
+        <w:t xml:space="preserve">    একটি বহিরাগত ড্রাইভ/ক্লাউডে, দুই জায়গায়।</w:t>
+      </w:r>
+    </w:p>
+    <w:p>
+      <w:pPr>
+        <w:spacing w:after="0"/>
+        <w:ind w:left="454"/>
+      </w:pPr>
+      <w:r>
+        <w:rPr>
+          <w:rFonts w:ascii="Nirmala UI" w:hAnsi="Nirmala UI" w:cs="Nirmala UI" w:eastAsia="Nirmala UI"/>
+          <w:b w:val="0"/>
+          <w:color w:val="333333"/>
+          <w:sz w:val="20"/>
+        </w:rPr>
+        <w:t>২। মাসিক "রিস্টোর মহড়া" — ব্যাকআপ থেকে তথ্য আসলেই ফেরানো</w:t>
+      </w:r>
+    </w:p>
+    <w:p>
+      <w:pPr>
+        <w:spacing w:after="0"/>
+        <w:ind w:left="454"/>
+      </w:pPr>
+      <w:r>
+        <w:rPr>
+          <w:rFonts w:ascii="Nirmala UI" w:hAnsi="Nirmala UI" w:cs="Nirmala UI" w:eastAsia="Nirmala UI"/>
+          <w:b w:val="0"/>
+          <w:color w:val="333333"/>
+          <w:sz w:val="20"/>
+        </w:rPr>
+        <w:t xml:space="preserve">    যায় কিনা, তা সাক্ষীর সামনে পরীক্ষা করা।</w:t>
+      </w:r>
+    </w:p>
+    <w:p>
+      <w:pPr>
+        <w:spacing w:after="0"/>
+        <w:ind w:left="454"/>
+      </w:pPr>
+      <w:r>
+        <w:rPr>
+          <w:rFonts w:ascii="Nirmala UI" w:hAnsi="Nirmala UI" w:cs="Nirmala UI" w:eastAsia="Nirmala UI"/>
+          <w:b w:val="0"/>
+          <w:color w:val="333333"/>
+          <w:sz w:val="20"/>
+        </w:rPr>
+        <w:t>৩। এক পাতার "তথ্য নিরাপত্তা নীতিমালা" — কে কী করতে পারবেন,</w:t>
+      </w:r>
+    </w:p>
+    <w:p>
+      <w:pPr>
+        <w:spacing w:after="0"/>
+        <w:ind w:left="454"/>
+      </w:pPr>
+      <w:r>
+        <w:rPr>
+          <w:rFonts w:ascii="Nirmala UI" w:hAnsi="Nirmala UI" w:cs="Nirmala UI" w:eastAsia="Nirmala UI"/>
+          <w:b w:val="0"/>
+          <w:color w:val="333333"/>
+          <w:sz w:val="20"/>
+        </w:rPr>
+        <w:t xml:space="preserve">    কোন তথ্য কারও সাথে শেয়ার করা যাবে না।</w:t>
+      </w:r>
+    </w:p>
+    <w:p>
+      <w:pPr>
+        <w:spacing w:after="0"/>
+        <w:ind w:left="454"/>
+      </w:pPr>
+      <w:r>
+        <w:rPr>
+          <w:rFonts w:ascii="Nirmala UI" w:hAnsi="Nirmala UI" w:cs="Nirmala UI" w:eastAsia="Nirmala UI"/>
+          <w:b w:val="0"/>
+          <w:color w:val="333333"/>
+          <w:sz w:val="20"/>
+        </w:rPr>
+        <w:t>৪। প্রয়োজনে বিদ্যমান সফটওয়্যারের ব্যবহার-নির্দেশিকা বাংলায়</w:t>
+      </w:r>
+    </w:p>
+    <w:p>
+      <w:pPr>
+        <w:spacing w:after="0"/>
+        <w:ind w:left="454"/>
+      </w:pPr>
+      <w:r>
+        <w:rPr>
+          <w:rFonts w:ascii="Nirmala UI" w:hAnsi="Nirmala UI" w:cs="Nirmala UI" w:eastAsia="Nirmala UI"/>
+          <w:b w:val="0"/>
+          <w:color w:val="333333"/>
+          <w:sz w:val="20"/>
+        </w:rPr>
+        <w:t xml:space="preserve">    লিখে দেওয়া এবং সহকর্মীদের প্রশিক্ষণ দেওয়া।</w:t>
+      </w:r>
+    </w:p>
+    <w:p>
+      <w:pPr>
+        <w:spacing w:after="0"/>
+        <w:ind w:left="454"/>
+      </w:pPr>
+      <w:r>
+        <w:rPr>
+          <w:rFonts w:ascii="Nirmala UI" w:hAnsi="Nirmala UI" w:cs="Nirmala UI" w:eastAsia="Nirmala UI"/>
+          <w:b w:val="0"/>
+          <w:color w:val="333333"/>
+          <w:sz w:val="20"/>
+        </w:rPr>
+        <w:t xml:space="preserve"> </w:t>
+      </w:r>
+    </w:p>
+    <w:p>
+      <w:pPr>
+        <w:spacing w:after="0"/>
+        <w:ind w:left="454"/>
+      </w:pPr>
+      <w:r>
+        <w:rPr>
+          <w:rFonts w:ascii="Nirmala UI" w:hAnsi="Nirmala UI" w:cs="Nirmala UI" w:eastAsia="Nirmala UI"/>
+          <w:b w:val="0"/>
+          <w:color w:val="333333"/>
+          <w:sz w:val="20"/>
+        </w:rPr>
+        <w:t>এই কাজের জন্য আমার প্রয়োজন: (ক) আপনার লিখিত অনুমতি,</w:t>
+      </w:r>
+    </w:p>
+    <w:p>
+      <w:pPr>
+        <w:spacing w:after="0"/>
+        <w:ind w:left="454"/>
+      </w:pPr>
+      <w:r>
+        <w:rPr>
+          <w:rFonts w:ascii="Nirmala UI" w:hAnsi="Nirmala UI" w:cs="Nirmala UI" w:eastAsia="Nirmala UI"/>
+          <w:b w:val="0"/>
+          <w:color w:val="333333"/>
+          <w:sz w:val="20"/>
+        </w:rPr>
+        <w:t>(খ) সপ্তাহে দুই ঘণ্টা সময়, (গ) একটি বহিরাগত হার্ডডিস্ক</w:t>
+      </w:r>
+    </w:p>
+    <w:p>
+      <w:pPr>
+        <w:spacing w:after="0"/>
+        <w:ind w:left="454"/>
+      </w:pPr>
+      <w:r>
+        <w:rPr>
+          <w:rFonts w:ascii="Nirmala UI" w:hAnsi="Nirmala UI" w:cs="Nirmala UI" w:eastAsia="Nirmala UI"/>
+          <w:b w:val="0"/>
+          <w:color w:val="333333"/>
+          <w:sz w:val="20"/>
+        </w:rPr>
+        <w:t>(প্রতিষ্ঠানের নিজস্বই হবে)।</w:t>
+      </w:r>
+    </w:p>
+    <w:p>
+      <w:pPr>
+        <w:spacing w:after="0"/>
+        <w:ind w:left="454"/>
+      </w:pPr>
+      <w:r>
+        <w:rPr>
+          <w:rFonts w:ascii="Nirmala UI" w:hAnsi="Nirmala UI" w:cs="Nirmala UI" w:eastAsia="Nirmala UI"/>
+          <w:b w:val="0"/>
+          <w:color w:val="333333"/>
+          <w:sz w:val="20"/>
+        </w:rPr>
+        <w:t xml:space="preserve"> </w:t>
+      </w:r>
+    </w:p>
+    <w:p>
+      <w:pPr>
+        <w:spacing w:after="0"/>
+        <w:ind w:left="454"/>
+      </w:pPr>
+      <w:r>
+        <w:rPr>
+          <w:rFonts w:ascii="Nirmala UI" w:hAnsi="Nirmala UI" w:cs="Nirmala UI" w:eastAsia="Nirmala UI"/>
+          <w:b w:val="0"/>
+          <w:color w:val="333333"/>
+          <w:sz w:val="20"/>
+        </w:rPr>
+        <w:t>এই ব্যবস্থা কোনো বিদ্যমান সফটওয়্যারের বিকল্প নয় — কেবল</w:t>
+      </w:r>
+    </w:p>
+    <w:p>
+      <w:pPr>
+        <w:spacing w:after="0"/>
+        <w:ind w:left="454"/>
+      </w:pPr>
+      <w:r>
+        <w:rPr>
+          <w:rFonts w:ascii="Nirmala UI" w:hAnsi="Nirmala UI" w:cs="Nirmala UI" w:eastAsia="Nirmala UI"/>
+          <w:b w:val="0"/>
+          <w:color w:val="333333"/>
+          <w:sz w:val="20"/>
+        </w:rPr>
+        <w:t>একটি বাড়তির সুরক্ষা। কোনো ভুল হলে প্রতিষ্ঠানের কোনো ক্ষতি</w:t>
+      </w:r>
+    </w:p>
+    <w:p>
+      <w:pPr>
+        <w:spacing w:after="0"/>
+        <w:ind w:left="454"/>
+      </w:pPr>
+      <w:r>
+        <w:rPr>
+          <w:rFonts w:ascii="Nirmala UI" w:hAnsi="Nirmala UI" w:cs="Nirmala UI" w:eastAsia="Nirmala UI"/>
+          <w:b w:val="0"/>
+          <w:color w:val="333333"/>
+          <w:sz w:val="20"/>
+        </w:rPr>
+        <w:t>নেই, কারণ মূল ব্যবস্থা অবিকৃত থাকবে।</w:t>
+      </w:r>
+    </w:p>
+    <w:p>
+      <w:pPr>
+        <w:spacing w:after="0"/>
+        <w:ind w:left="454"/>
+      </w:pPr>
+      <w:r>
+        <w:rPr>
+          <w:rFonts w:ascii="Nirmala UI" w:hAnsi="Nirmala UI" w:cs="Nirmala UI" w:eastAsia="Nirmala UI"/>
+          <w:b w:val="0"/>
+          <w:color w:val="333333"/>
+          <w:sz w:val="20"/>
+        </w:rPr>
+        <w:t xml:space="preserve"> </w:t>
+      </w:r>
+    </w:p>
+    <w:p>
+      <w:pPr>
+        <w:spacing w:after="0"/>
+        <w:ind w:left="454"/>
+      </w:pPr>
+      <w:r>
+        <w:rPr>
+          <w:rFonts w:ascii="Nirmala UI" w:hAnsi="Nirmala UI" w:cs="Nirmala UI" w:eastAsia="Nirmala UI"/>
+          <w:b w:val="0"/>
+          <w:color w:val="333333"/>
+          <w:sz w:val="20"/>
+        </w:rPr>
+        <w:t>দয়া করে বিষয়টি বিবেচনা করে একটি লিখিত নির্দেশ দিলে</w:t>
+      </w:r>
+    </w:p>
+    <w:p>
+      <w:pPr>
+        <w:spacing w:after="0"/>
+        <w:ind w:left="454"/>
+      </w:pPr>
+      <w:r>
+        <w:rPr>
+          <w:rFonts w:ascii="Nirmala UI" w:hAnsi="Nirmala UI" w:cs="Nirmala UI" w:eastAsia="Nirmala UI"/>
+          <w:b w:val="0"/>
+          <w:color w:val="333333"/>
+          <w:sz w:val="20"/>
+        </w:rPr>
+        <w:t>উপকৃত হব।</w:t>
+      </w:r>
+    </w:p>
+    <w:p>
+      <w:pPr>
+        <w:spacing w:after="0"/>
+        <w:ind w:left="454"/>
+      </w:pPr>
+      <w:r>
+        <w:rPr>
+          <w:rFonts w:ascii="Nirmala UI" w:hAnsi="Nirmala UI" w:cs="Nirmala UI" w:eastAsia="Nirmala UI"/>
+          <w:b w:val="0"/>
+          <w:color w:val="333333"/>
+          <w:sz w:val="20"/>
+        </w:rPr>
+        <w:t xml:space="preserve"> </w:t>
+      </w:r>
+    </w:p>
+    <w:p>
+      <w:pPr>
+        <w:spacing w:after="0"/>
+        <w:ind w:left="454"/>
+      </w:pPr>
+      <w:r>
+        <w:rPr>
+          <w:rFonts w:ascii="Nirmala UI" w:hAnsi="Nirmala UI" w:cs="Nirmala UI" w:eastAsia="Nirmala UI"/>
+          <w:b w:val="0"/>
+          <w:color w:val="333333"/>
+          <w:sz w:val="20"/>
+        </w:rPr>
+        <w:t>বিনীত</w:t>
+      </w:r>
+    </w:p>
+    <w:p>
+      <w:pPr>
+        <w:spacing w:after="0"/>
+        <w:ind w:left="454"/>
+      </w:pPr>
+      <w:r>
+        <w:rPr>
+          <w:rFonts w:ascii="Nirmala UI" w:hAnsi="Nirmala UI" w:cs="Nirmala UI" w:eastAsia="Nirmala UI"/>
+          <w:b w:val="0"/>
+          <w:color w:val="333333"/>
+          <w:sz w:val="20"/>
+        </w:rPr>
+        <w:t>[আপনার নাম]</w:t>
+      </w:r>
+    </w:p>
+    <w:p>
+      <w:pPr>
+        <w:spacing w:after="0"/>
+        <w:ind w:left="454"/>
+      </w:pPr>
+      <w:r>
+        <w:rPr>
+          <w:rFonts w:ascii="Nirmala UI" w:hAnsi="Nirmala UI" w:cs="Nirmala UI" w:eastAsia="Nirmala UI"/>
+          <w:b w:val="0"/>
+          <w:color w:val="333333"/>
+          <w:sz w:val="20"/>
+        </w:rPr>
+        <w:t>[পদবি] · [যোগাযোগ]</w:t>
+      </w:r>
+    </w:p>
+    <w:p/>
+    <w:p>
+      <w:pPr>
+        <w:spacing w:after="40"/>
+      </w:pPr>
+      <w:r>
+        <w:rPr>
+          <w:rFonts w:ascii="Nirmala UI" w:hAnsi="Nirmala UI" w:cs="Nirmala UI" w:eastAsia="Nirmala UI"/>
+          <w:b w:val="0"/>
+          <w:color w:val="AAAAAA"/>
+          <w:sz w:val="18"/>
+        </w:rPr>
+        <w:t>────────────────────────────────────────────────────────────</w:t>
+      </w:r>
+    </w:p>
+    <w:p>
+      <w:pPr>
+        <w:spacing w:before="280"/>
+      </w:pPr>
+      <w:r>
+        <w:rPr>
+          <w:rFonts w:ascii="Nirmala UI" w:hAnsi="Nirmala UI" w:cs="Nirmala UI" w:eastAsia="Nirmala UI"/>
+          <w:b/>
+          <w:color w:val="1F3B63"/>
+          <w:sz w:val="28"/>
+        </w:rPr>
+        <w:t>খসড়া ৩ · চেয়ারম্যান বরাবর — মাসিক এক নজরে (তুলনামূলক পাইলট)</w:t>
+      </w:r>
+    </w:p>
+    <w:p>
+      <w:r>
+        <w:rPr>
+          <w:rFonts w:ascii="Nirmala UI" w:hAnsi="Nirmala UI" w:cs="Nirmala UI" w:eastAsia="Nirmala UI"/>
+          <w:b w:val="0"/>
+          <w:sz w:val="22"/>
+        </w:rPr>
+        <w:t xml:space="preserve">⚠️ </w:t>
+      </w:r>
+      <w:r>
+        <w:rPr>
+          <w:rFonts w:ascii="Nirmala UI" w:hAnsi="Nirmala UI" w:cs="Nirmala UI" w:eastAsia="Nirmala UI"/>
+          <w:b/>
+          <w:sz w:val="22"/>
+        </w:rPr>
+        <w:t>এই চিঠিটা খসড়া ২-এর অনুমোদন ও কমপক্ষে ২ মাসের সফল ব্যাকআপ-চক্রের পরই দেবেন। আগে নয়।</w:t>
+      </w:r>
+    </w:p>
+    <w:p>
+      <w:pPr>
+        <w:spacing w:after="0"/>
+        <w:ind w:left="454"/>
+      </w:pPr>
+      <w:r>
+        <w:rPr>
+          <w:rFonts w:ascii="Nirmala UI" w:hAnsi="Nirmala UI" w:cs="Nirmala UI" w:eastAsia="Nirmala UI"/>
+          <w:b w:val="0"/>
+          <w:color w:val="333333"/>
+          <w:sz w:val="20"/>
+        </w:rPr>
+        <w:t>প্রতি,</w:t>
+      </w:r>
+    </w:p>
+    <w:p>
+      <w:pPr>
+        <w:spacing w:after="0"/>
+        <w:ind w:left="454"/>
+      </w:pPr>
+      <w:r>
+        <w:rPr>
+          <w:rFonts w:ascii="Nirmala UI" w:hAnsi="Nirmala UI" w:cs="Nirmala UI" w:eastAsia="Nirmala UI"/>
+          <w:b w:val="0"/>
+          <w:color w:val="333333"/>
+          <w:sz w:val="20"/>
+        </w:rPr>
+        <w:t>[চেয়ারম্যানের নাম ও পদবি]</w:t>
+      </w:r>
+    </w:p>
+    <w:p>
+      <w:pPr>
+        <w:spacing w:after="0"/>
+        <w:ind w:left="454"/>
+      </w:pPr>
+      <w:r>
+        <w:rPr>
+          <w:rFonts w:ascii="Nirmala UI" w:hAnsi="Nirmala UI" w:cs="Nirmala UI" w:eastAsia="Nirmala UI"/>
+          <w:b w:val="0"/>
+          <w:color w:val="333333"/>
+          <w:sz w:val="20"/>
+        </w:rPr>
+        <w:t>চেয়ারম্যান / সভাপতি</w:t>
+      </w:r>
+    </w:p>
+    <w:p>
+      <w:pPr>
+        <w:spacing w:after="0"/>
+        <w:ind w:left="454"/>
+      </w:pPr>
+      <w:r>
+        <w:rPr>
+          <w:rFonts w:ascii="Nirmala UI" w:hAnsi="Nirmala UI" w:cs="Nirmala UI" w:eastAsia="Nirmala UI"/>
+          <w:b w:val="0"/>
+          <w:color w:val="333333"/>
+          <w:sz w:val="20"/>
+        </w:rPr>
+        <w:t>[ট্রাস্টের নাম]</w:t>
+      </w:r>
+    </w:p>
+    <w:p>
+      <w:pPr>
+        <w:spacing w:after="0"/>
+        <w:ind w:left="454"/>
+      </w:pPr>
+      <w:r>
+        <w:rPr>
+          <w:rFonts w:ascii="Nirmala UI" w:hAnsi="Nirmala UI" w:cs="Nirmala UI" w:eastAsia="Nirmala UI"/>
+          <w:b w:val="0"/>
+          <w:color w:val="333333"/>
+          <w:sz w:val="20"/>
+        </w:rPr>
+        <w:t>(মার্ফত: [অধ্যক্ষের নাম], অধ্যক্ষ)</w:t>
+      </w:r>
+    </w:p>
+    <w:p>
+      <w:pPr>
+        <w:spacing w:after="0"/>
+        <w:ind w:left="454"/>
+      </w:pPr>
+      <w:r>
+        <w:rPr>
+          <w:rFonts w:ascii="Nirmala UI" w:hAnsi="Nirmala UI" w:cs="Nirmala UI" w:eastAsia="Nirmala UI"/>
+          <w:b w:val="0"/>
+          <w:color w:val="333333"/>
+          <w:sz w:val="20"/>
+        </w:rPr>
+        <w:t xml:space="preserve"> </w:t>
+      </w:r>
+    </w:p>
+    <w:p>
+      <w:pPr>
+        <w:spacing w:after="0"/>
+        <w:ind w:left="454"/>
+      </w:pPr>
+      <w:r>
+        <w:rPr>
+          <w:rFonts w:ascii="Nirmala UI" w:hAnsi="Nirmala UI" w:cs="Nirmala UI" w:eastAsia="Nirmala UI"/>
+          <w:b w:val="0"/>
+          <w:color w:val="333333"/>
+          <w:sz w:val="20"/>
+        </w:rPr>
+        <w:t>তারিখ: [............]</w:t>
+      </w:r>
+    </w:p>
+    <w:p>
+      <w:pPr>
+        <w:spacing w:after="0"/>
+        <w:ind w:left="454"/>
+      </w:pPr>
+      <w:r>
+        <w:rPr>
+          <w:rFonts w:ascii="Nirmala UI" w:hAnsi="Nirmala UI" w:cs="Nirmala UI" w:eastAsia="Nirmala UI"/>
+          <w:b w:val="0"/>
+          <w:color w:val="333333"/>
+          <w:sz w:val="20"/>
+        </w:rPr>
+        <w:t xml:space="preserve"> </w:t>
+      </w:r>
+    </w:p>
+    <w:p>
+      <w:pPr>
+        <w:spacing w:after="0"/>
+        <w:ind w:left="454"/>
+      </w:pPr>
+      <w:r>
+        <w:rPr>
+          <w:rFonts w:ascii="Nirmala UI" w:hAnsi="Nirmala UI" w:cs="Nirmala UI" w:eastAsia="Nirmala UI"/>
+          <w:b w:val="0"/>
+          <w:color w:val="333333"/>
+          <w:sz w:val="20"/>
+        </w:rPr>
+        <w:t>বিষয়: [প্রতিষ্ঠানের নাম]-এ মাসিক "এক নজরে" প্রতিবেদন —</w:t>
+      </w:r>
+    </w:p>
+    <w:p>
+      <w:pPr>
+        <w:spacing w:after="0"/>
+        <w:ind w:left="454"/>
+      </w:pPr>
+      <w:r>
+        <w:rPr>
+          <w:rFonts w:ascii="Nirmala UI" w:hAnsi="Nirmala UI" w:cs="Nirmala UI" w:eastAsia="Nirmala UI"/>
+          <w:b w:val="0"/>
+          <w:color w:val="333333"/>
+          <w:sz w:val="20"/>
+        </w:rPr>
+        <w:t xml:space="preserve">       তিন মাসের পরীক্ষামূলক প্রস্তাব।</w:t>
+      </w:r>
+    </w:p>
+    <w:p>
+      <w:pPr>
+        <w:spacing w:after="0"/>
+        <w:ind w:left="454"/>
+      </w:pPr>
+      <w:r>
+        <w:rPr>
+          <w:rFonts w:ascii="Nirmala UI" w:hAnsi="Nirmala UI" w:cs="Nirmala UI" w:eastAsia="Nirmala UI"/>
+          <w:b w:val="0"/>
+          <w:color w:val="333333"/>
+          <w:sz w:val="20"/>
+        </w:rPr>
+        <w:t xml:space="preserve"> </w:t>
+      </w:r>
+    </w:p>
+    <w:p>
+      <w:pPr>
+        <w:spacing w:after="0"/>
+        <w:ind w:left="454"/>
+      </w:pPr>
+      <w:r>
+        <w:rPr>
+          <w:rFonts w:ascii="Nirmala UI" w:hAnsi="Nirmala UI" w:cs="Nirmala UI" w:eastAsia="Nirmala UI"/>
+          <w:b w:val="0"/>
+          <w:color w:val="333333"/>
+          <w:sz w:val="20"/>
+        </w:rPr>
+        <w:t>জনাব,</w:t>
+      </w:r>
+    </w:p>
+    <w:p>
+      <w:pPr>
+        <w:spacing w:after="0"/>
+        <w:ind w:left="454"/>
+      </w:pPr>
+      <w:r>
+        <w:rPr>
+          <w:rFonts w:ascii="Nirmala UI" w:hAnsi="Nirmala UI" w:cs="Nirmala UI" w:eastAsia="Nirmala UI"/>
+          <w:b w:val="0"/>
+          <w:color w:val="333333"/>
+          <w:sz w:val="20"/>
+        </w:rPr>
+        <w:t xml:space="preserve"> </w:t>
+      </w:r>
+    </w:p>
+    <w:p>
+      <w:pPr>
+        <w:spacing w:after="0"/>
+        <w:ind w:left="454"/>
+      </w:pPr>
+      <w:r>
+        <w:rPr>
+          <w:rFonts w:ascii="Nirmala UI" w:hAnsi="Nirmala UI" w:cs="Nirmala UI" w:eastAsia="Nirmala UI"/>
+          <w:b w:val="0"/>
+          <w:color w:val="333333"/>
+          <w:sz w:val="20"/>
+        </w:rPr>
+        <w:t>আপনার নির্দেশক্রমে গত [. . .] মাসে [প্রতিষ্ঠানের নাম]-এ</w:t>
+      </w:r>
+    </w:p>
+    <w:p>
+      <w:pPr>
+        <w:spacing w:after="0"/>
+        <w:ind w:left="454"/>
+      </w:pPr>
+      <w:r>
+        <w:rPr>
+          <w:rFonts w:ascii="Nirmala UI" w:hAnsi="Nirmala UI" w:cs="Nirmala UI" w:eastAsia="Nirmala UI"/>
+          <w:b w:val="0"/>
+          <w:color w:val="333333"/>
+          <w:sz w:val="20"/>
+        </w:rPr>
+        <w:t>তথ্য নিরাপত্তা ব্যবস্থা চালু আছে ([. . .] টি মাসিক ব্যাকআপ,</w:t>
+      </w:r>
+    </w:p>
+    <w:p>
+      <w:pPr>
+        <w:spacing w:after="0"/>
+        <w:ind w:left="454"/>
+      </w:pPr>
+      <w:r>
+        <w:rPr>
+          <w:rFonts w:ascii="Nirmala UI" w:hAnsi="Nirmala UI" w:cs="Nirmala UI" w:eastAsia="Nirmala UI"/>
+          <w:b w:val="0"/>
+          <w:color w:val="333333"/>
+          <w:sz w:val="20"/>
+        </w:rPr>
+        <w:t>[. . .] টি রিস্টোর মহড়া — সবগুলো সফল, সর্বোচ্চ রিস্টোর</w:t>
+      </w:r>
+    </w:p>
+    <w:p>
+      <w:pPr>
+        <w:spacing w:after="0"/>
+        <w:ind w:left="454"/>
+      </w:pPr>
+      <w:r>
+        <w:rPr>
+          <w:rFonts w:ascii="Nirmala UI" w:hAnsi="Nirmala UI" w:cs="Nirmala UI" w:eastAsia="Nirmala UI"/>
+          <w:b w:val="0"/>
+          <w:color w:val="333333"/>
+          <w:sz w:val="20"/>
+        </w:rPr>
+        <w:t>সময় [. . .] মিনিট)।</w:t>
+      </w:r>
+    </w:p>
+    <w:p>
+      <w:pPr>
+        <w:spacing w:after="0"/>
+        <w:ind w:left="454"/>
+      </w:pPr>
+      <w:r>
+        <w:rPr>
+          <w:rFonts w:ascii="Nirmala UI" w:hAnsi="Nirmala UI" w:cs="Nirmala UI" w:eastAsia="Nirmala UI"/>
+          <w:b w:val="0"/>
+          <w:color w:val="333333"/>
+          <w:sz w:val="20"/>
+        </w:rPr>
+        <w:t xml:space="preserve"> </w:t>
+      </w:r>
+    </w:p>
+    <w:p>
+      <w:pPr>
+        <w:spacing w:after="0"/>
+        <w:ind w:left="454"/>
+      </w:pPr>
+      <w:r>
+        <w:rPr>
+          <w:rFonts w:ascii="Nirmala UI" w:hAnsi="Nirmala UI" w:cs="Nirmala UI" w:eastAsia="Nirmala UI"/>
+          <w:b w:val="0"/>
+          <w:color w:val="333333"/>
+          <w:sz w:val="20"/>
+        </w:rPr>
+        <w:t>এবার আপনার দৃষ্টি আক্রমণ করতে চাই একটি বিষয়ের দিকে।</w:t>
+      </w:r>
+    </w:p>
+    <w:p>
+      <w:pPr>
+        <w:spacing w:after="0"/>
+        <w:ind w:left="454"/>
+      </w:pPr>
+      <w:r>
+        <w:rPr>
+          <w:rFonts w:ascii="Nirmala UI" w:hAnsi="Nirmala UI" w:cs="Nirmala UI" w:eastAsia="Nirmala UI"/>
+          <w:b w:val="0"/>
+          <w:color w:val="333333"/>
+          <w:sz w:val="20"/>
+        </w:rPr>
+        <w:t>ট্রাস্টের অধীন প্রতিষ্ঠানগুলোর তথ্য বর্তমানে আলাদা আলাদা</w:t>
+      </w:r>
+    </w:p>
+    <w:p>
+      <w:pPr>
+        <w:spacing w:after="0"/>
+        <w:ind w:left="454"/>
+      </w:pPr>
+      <w:r>
+        <w:rPr>
+          <w:rFonts w:ascii="Nirmala UI" w:hAnsi="Nirmala UI" w:cs="Nirmala UI" w:eastAsia="Nirmala UI"/>
+          <w:b w:val="0"/>
+          <w:color w:val="333333"/>
+          <w:sz w:val="20"/>
+        </w:rPr>
+        <w:t>ভাবে থাকে। ফলে এক নজরে দেখা যায় না — কোথায় ভর্তি বেশি,</w:t>
+      </w:r>
+    </w:p>
+    <w:p>
+      <w:pPr>
+        <w:spacing w:after="0"/>
+        <w:ind w:left="454"/>
+      </w:pPr>
+      <w:r>
+        <w:rPr>
+          <w:rFonts w:ascii="Nirmala UI" w:hAnsi="Nirmala UI" w:cs="Nirmala UI" w:eastAsia="Nirmala UI"/>
+          <w:b w:val="0"/>
+          <w:color w:val="333333"/>
+          <w:sz w:val="20"/>
+        </w:rPr>
+        <w:t>কোথায় উপস্থিতি কম, কোথায় ফি আদায় পিছিয়ে আছে। বার্ষিক</w:t>
+      </w:r>
+    </w:p>
+    <w:p>
+      <w:pPr>
+        <w:spacing w:after="0"/>
+        <w:ind w:left="454"/>
+      </w:pPr>
+      <w:r>
+        <w:rPr>
+          <w:rFonts w:ascii="Nirmala UI" w:hAnsi="Nirmala UI" w:cs="Nirmala UI" w:eastAsia="Nirmala UI"/>
+          <w:b w:val="0"/>
+          <w:color w:val="333333"/>
+          <w:sz w:val="20"/>
+        </w:rPr>
+        <w:t>প্রতিবেদনের সময়ও প্রতিটি প্রতিষ্ঠান থেকে আলাদা করে তথ্য</w:t>
+      </w:r>
+    </w:p>
+    <w:p>
+      <w:pPr>
+        <w:spacing w:after="0"/>
+        <w:ind w:left="454"/>
+      </w:pPr>
+      <w:r>
+        <w:rPr>
+          <w:rFonts w:ascii="Nirmala UI" w:hAnsi="Nirmala UI" w:cs="Nirmala UI" w:eastAsia="Nirmala UI"/>
+          <w:b w:val="0"/>
+          <w:color w:val="333333"/>
+          <w:sz w:val="20"/>
+        </w:rPr>
+        <w:t>সংগ্রহ করতে হয়।</w:t>
+      </w:r>
+    </w:p>
+    <w:p>
+      <w:pPr>
+        <w:spacing w:after="0"/>
+        <w:ind w:left="454"/>
+      </w:pPr>
+      <w:r>
+        <w:rPr>
+          <w:rFonts w:ascii="Nirmala UI" w:hAnsi="Nirmala UI" w:cs="Nirmala UI" w:eastAsia="Nirmala UI"/>
+          <w:b w:val="0"/>
+          <w:color w:val="333333"/>
+          <w:sz w:val="20"/>
+        </w:rPr>
+        <w:t xml:space="preserve"> </w:t>
+      </w:r>
+    </w:p>
+    <w:p>
+      <w:pPr>
+        <w:spacing w:after="0"/>
+        <w:ind w:left="454"/>
+      </w:pPr>
+      <w:r>
+        <w:rPr>
+          <w:rFonts w:ascii="Nirmala UI" w:hAnsi="Nirmala UI" w:cs="Nirmala UI" w:eastAsia="Nirmala UI"/>
+          <w:b w:val="0"/>
+          <w:color w:val="333333"/>
+          <w:sz w:val="20"/>
+        </w:rPr>
+        <w:t>আপনার অনুমতি পেলে আমি **তিন মাসের জন্য পরীক্ষামূলকভাবে**</w:t>
+      </w:r>
+    </w:p>
+    <w:p>
+      <w:pPr>
+        <w:spacing w:after="0"/>
+        <w:ind w:left="454"/>
+      </w:pPr>
+      <w:r>
+        <w:rPr>
+          <w:rFonts w:ascii="Nirmala UI" w:hAnsi="Nirmala UI" w:cs="Nirmala UI" w:eastAsia="Nirmala UI"/>
+          <w:b w:val="0"/>
+          <w:color w:val="333333"/>
+          <w:sz w:val="20"/>
+        </w:rPr>
+        <w:t>একটি ছোট ব্যবস্থা তৈরি করতে চাই:</w:t>
+      </w:r>
+    </w:p>
+    <w:p>
+      <w:pPr>
+        <w:spacing w:after="0"/>
+        <w:ind w:left="454"/>
+      </w:pPr>
+      <w:r>
+        <w:rPr>
+          <w:rFonts w:ascii="Nirmala UI" w:hAnsi="Nirmala UI" w:cs="Nirmala UI" w:eastAsia="Nirmala UI"/>
+          <w:b w:val="0"/>
+          <w:color w:val="333333"/>
+          <w:sz w:val="20"/>
+        </w:rPr>
+        <w:t xml:space="preserve"> </w:t>
+      </w:r>
+    </w:p>
+    <w:p>
+      <w:pPr>
+        <w:spacing w:after="0"/>
+        <w:ind w:left="454"/>
+      </w:pPr>
+      <w:r>
+        <w:rPr>
+          <w:rFonts w:ascii="Nirmala UI" w:hAnsi="Nirmala UI" w:cs="Nirmala UI" w:eastAsia="Nirmala UI"/>
+          <w:b w:val="0"/>
+          <w:color w:val="333333"/>
+          <w:sz w:val="20"/>
+        </w:rPr>
+        <w:t>১। একটি নির্দিষ্ট প্রতিষ্ঠান ([প্রতিষ্ঠানের নাম]) দিয়ে শুরু;</w:t>
+      </w:r>
+    </w:p>
+    <w:p>
+      <w:pPr>
+        <w:spacing w:after="0"/>
+        <w:ind w:left="454"/>
+      </w:pPr>
+      <w:r>
+        <w:rPr>
+          <w:rFonts w:ascii="Nirmala UI" w:hAnsi="Nirmala UI" w:cs="Nirmala UI" w:eastAsia="Nirmala UI"/>
+          <w:b w:val="0"/>
+          <w:color w:val="333333"/>
+          <w:sz w:val="20"/>
+        </w:rPr>
+        <w:t>২। মাসে একবার, এক পাতায় — ভর্তি, উপস্থিতি, ফি-আদায় ও</w:t>
+      </w:r>
+    </w:p>
+    <w:p>
+      <w:pPr>
+        <w:spacing w:after="0"/>
+        <w:ind w:left="454"/>
+      </w:pPr>
+      <w:r>
+        <w:rPr>
+          <w:rFonts w:ascii="Nirmala UI" w:hAnsi="Nirmala UI" w:cs="Nirmala UI" w:eastAsia="Nirmala UI"/>
+          <w:b w:val="0"/>
+          <w:color w:val="333333"/>
+          <w:sz w:val="20"/>
+        </w:rPr>
+        <w:t xml:space="preserve">    ফলাফল-সংক্রান্ত সংখ্যা;</w:t>
+      </w:r>
+    </w:p>
+    <w:p>
+      <w:pPr>
+        <w:spacing w:after="0"/>
+        <w:ind w:left="454"/>
+      </w:pPr>
+      <w:r>
+        <w:rPr>
+          <w:rFonts w:ascii="Nirmala UI" w:hAnsi="Nirmala UI" w:cs="Nirmala UI" w:eastAsia="Nirmala UI"/>
+          <w:b w:val="0"/>
+          <w:color w:val="333333"/>
+          <w:sz w:val="20"/>
+        </w:rPr>
+        <w:t>৩। পরে আপনার সিদ্ধান্ত — অন্য প্রতিষ্ঠানগুলোতেও বিস্তার</w:t>
+      </w:r>
+    </w:p>
+    <w:p>
+      <w:pPr>
+        <w:spacing w:after="0"/>
+        <w:ind w:left="454"/>
+      </w:pPr>
+      <w:r>
+        <w:rPr>
+          <w:rFonts w:ascii="Nirmala UI" w:hAnsi="Nirmala UI" w:cs="Nirmala UI" w:eastAsia="Nirmala UI"/>
+          <w:b w:val="0"/>
+          <w:color w:val="333333"/>
+          <w:sz w:val="20"/>
+        </w:rPr>
+        <w:t xml:space="preserve">    করা হবে কিনা;</w:t>
+      </w:r>
+    </w:p>
+    <w:p>
+      <w:pPr>
+        <w:spacing w:after="0"/>
+        <w:ind w:left="454"/>
+      </w:pPr>
+      <w:r>
+        <w:rPr>
+          <w:rFonts w:ascii="Nirmala UI" w:hAnsi="Nirmala UI" w:cs="Nirmala UI" w:eastAsia="Nirmala UI"/>
+          <w:b w:val="0"/>
+          <w:color w:val="333333"/>
+          <w:sz w:val="20"/>
+        </w:rPr>
+        <w:t>৪। কোনো প্রতিষ্ঠানের কোনো রেকর্ড বদল হবে না, কোনো টাকার</w:t>
+      </w:r>
+    </w:p>
+    <w:p>
+      <w:pPr>
+        <w:spacing w:after="0"/>
+        <w:ind w:left="454"/>
+      </w:pPr>
+      <w:r>
+        <w:rPr>
+          <w:rFonts w:ascii="Nirmala UI" w:hAnsi="Nirmala UI" w:cs="Nirmala UI" w:eastAsia="Nirmala UI"/>
+          <w:b w:val="0"/>
+          <w:color w:val="333333"/>
+          <w:sz w:val="20"/>
+        </w:rPr>
+        <w:t xml:space="preserve">    হিসাব স্পর্শ করা হবে না — শুধু বিদ্যমান তথ্য থেকে</w:t>
+      </w:r>
+    </w:p>
+    <w:p>
+      <w:pPr>
+        <w:spacing w:after="0"/>
+        <w:ind w:left="454"/>
+      </w:pPr>
+      <w:r>
+        <w:rPr>
+          <w:rFonts w:ascii="Nirmala UI" w:hAnsi="Nirmala UI" w:cs="Nirmala UI" w:eastAsia="Nirmala UI"/>
+          <w:b w:val="0"/>
+          <w:color w:val="333333"/>
+          <w:sz w:val="20"/>
+        </w:rPr>
+        <w:t xml:space="preserve">    প্রতিবেদন তৈরি।</w:t>
+      </w:r>
+    </w:p>
+    <w:p>
+      <w:pPr>
+        <w:spacing w:after="0"/>
+        <w:ind w:left="454"/>
+      </w:pPr>
+      <w:r>
+        <w:rPr>
+          <w:rFonts w:ascii="Nirmala UI" w:hAnsi="Nirmala UI" w:cs="Nirmala UI" w:eastAsia="Nirmala UI"/>
+          <w:b w:val="0"/>
+          <w:color w:val="333333"/>
+          <w:sz w:val="20"/>
+        </w:rPr>
+        <w:t xml:space="preserve"> </w:t>
+      </w:r>
+    </w:p>
+    <w:p>
+      <w:pPr>
+        <w:spacing w:after="0"/>
+        <w:ind w:left="454"/>
+      </w:pPr>
+      <w:r>
+        <w:rPr>
+          <w:rFonts w:ascii="Nirmala UI" w:hAnsi="Nirmala UI" w:cs="Nirmala UI" w:eastAsia="Nirmala UI"/>
+          <w:b w:val="0"/>
+          <w:color w:val="333333"/>
+          <w:sz w:val="20"/>
+        </w:rPr>
+        <w:t>সম্ভাব্য সুবিধা: (ক) ট্রাস্টের সব প্রতিষ্ঠান এক নজরে দেখা,</w:t>
+      </w:r>
+    </w:p>
+    <w:p>
+      <w:pPr>
+        <w:spacing w:after="0"/>
+        <w:ind w:left="454"/>
+      </w:pPr>
+      <w:r>
+        <w:rPr>
+          <w:rFonts w:ascii="Nirmala UI" w:hAnsi="Nirmala UI" w:cs="Nirmala UI" w:eastAsia="Nirmala UI"/>
+          <w:b w:val="0"/>
+          <w:color w:val="333333"/>
+          <w:sz w:val="20"/>
+        </w:rPr>
+        <w:t>(খ) বার্ষিক প্রতিবেদনের তথ্য সংগ্রহে সময় বাঁচা,</w:t>
+      </w:r>
+    </w:p>
+    <w:p>
+      <w:pPr>
+        <w:spacing w:after="0"/>
+        <w:ind w:left="454"/>
+      </w:pPr>
+      <w:r>
+        <w:rPr>
+          <w:rFonts w:ascii="Nirmala UI" w:hAnsi="Nirmala UI" w:cs="Nirmala UI" w:eastAsia="Nirmala UI"/>
+          <w:b w:val="0"/>
+          <w:color w:val="333333"/>
+          <w:sz w:val="20"/>
+        </w:rPr>
+        <w:t>(গ) কোনো বিষয়ে ব্যতিক্রম দেখা দিলে আগেই নজরে আসা।</w:t>
+      </w:r>
+    </w:p>
+    <w:p>
+      <w:pPr>
+        <w:spacing w:after="0"/>
+        <w:ind w:left="454"/>
+      </w:pPr>
+      <w:r>
+        <w:rPr>
+          <w:rFonts w:ascii="Nirmala UI" w:hAnsi="Nirmala UI" w:cs="Nirmala UI" w:eastAsia="Nirmala UI"/>
+          <w:b w:val="0"/>
+          <w:color w:val="333333"/>
+          <w:sz w:val="20"/>
+        </w:rPr>
+        <w:t xml:space="preserve"> </w:t>
+      </w:r>
+    </w:p>
+    <w:p>
+      <w:pPr>
+        <w:spacing w:after="0"/>
+        <w:ind w:left="454"/>
+      </w:pPr>
+      <w:r>
+        <w:rPr>
+          <w:rFonts w:ascii="Nirmala UI" w:hAnsi="Nirmala UI" w:cs="Nirmala UI" w:eastAsia="Nirmala UI"/>
+          <w:b w:val="0"/>
+          <w:color w:val="333333"/>
+          <w:sz w:val="20"/>
+        </w:rPr>
+        <w:t>কোনো কারণে কাজটি সফল না হলে প্রতিষ্ঠানের কোনো ক্ষতি হবে</w:t>
+      </w:r>
+    </w:p>
+    <w:p>
+      <w:pPr>
+        <w:spacing w:after="0"/>
+        <w:ind w:left="454"/>
+      </w:pPr>
+      <w:r>
+        <w:rPr>
+          <w:rFonts w:ascii="Nirmala UI" w:hAnsi="Nirmala UI" w:cs="Nirmala UI" w:eastAsia="Nirmala UI"/>
+          <w:b w:val="0"/>
+          <w:color w:val="333333"/>
+          <w:sz w:val="20"/>
+        </w:rPr>
+        <w:t>না — আমি নিজের সময়েই এটি করব, এবং যেকোনো সময় বন্ধ করে</w:t>
+      </w:r>
+    </w:p>
+    <w:p>
+      <w:pPr>
+        <w:spacing w:after="0"/>
+        <w:ind w:left="454"/>
+      </w:pPr>
+      <w:r>
+        <w:rPr>
+          <w:rFonts w:ascii="Nirmala UI" w:hAnsi="Nirmala UI" w:cs="Nirmala UI" w:eastAsia="Nirmala UI"/>
+          <w:b w:val="0"/>
+          <w:color w:val="333333"/>
+          <w:sz w:val="20"/>
+        </w:rPr>
+        <w:t>দেওয়া যাবে।</w:t>
+      </w:r>
+    </w:p>
+    <w:p>
+      <w:pPr>
+        <w:spacing w:after="0"/>
+        <w:ind w:left="454"/>
+      </w:pPr>
+      <w:r>
+        <w:rPr>
+          <w:rFonts w:ascii="Nirmala UI" w:hAnsi="Nirmala UI" w:cs="Nirmala UI" w:eastAsia="Nirmala UI"/>
+          <w:b w:val="0"/>
+          <w:color w:val="333333"/>
+          <w:sz w:val="20"/>
+        </w:rPr>
+        <w:t xml:space="preserve"> </w:t>
+      </w:r>
+    </w:p>
+    <w:p>
+      <w:pPr>
+        <w:spacing w:after="0"/>
+        <w:ind w:left="454"/>
+      </w:pPr>
+      <w:r>
+        <w:rPr>
+          <w:rFonts w:ascii="Nirmala UI" w:hAnsi="Nirmala UI" w:cs="Nirmala UI" w:eastAsia="Nirmala UI"/>
+          <w:b w:val="0"/>
+          <w:color w:val="333333"/>
+          <w:sz w:val="20"/>
+        </w:rPr>
+        <w:t>একটি লিখিত অনুমতির জন্য অপেক্ষা করছি।</w:t>
+      </w:r>
+    </w:p>
+    <w:p>
+      <w:pPr>
+        <w:spacing w:after="0"/>
+        <w:ind w:left="454"/>
+      </w:pPr>
+      <w:r>
+        <w:rPr>
+          <w:rFonts w:ascii="Nirmala UI" w:hAnsi="Nirmala UI" w:cs="Nirmala UI" w:eastAsia="Nirmala UI"/>
+          <w:b w:val="0"/>
+          <w:color w:val="333333"/>
+          <w:sz w:val="20"/>
+        </w:rPr>
+        <w:t xml:space="preserve"> </w:t>
+      </w:r>
+    </w:p>
+    <w:p>
+      <w:pPr>
+        <w:spacing w:after="0"/>
+        <w:ind w:left="454"/>
+      </w:pPr>
+      <w:r>
+        <w:rPr>
+          <w:rFonts w:ascii="Nirmala UI" w:hAnsi="Nirmala UI" w:cs="Nirmala UI" w:eastAsia="Nirmala UI"/>
+          <w:b w:val="0"/>
+          <w:color w:val="333333"/>
+          <w:sz w:val="20"/>
+        </w:rPr>
+        <w:t>বিনীত</w:t>
+      </w:r>
+    </w:p>
+    <w:p>
+      <w:pPr>
+        <w:spacing w:after="0"/>
+        <w:ind w:left="454"/>
+      </w:pPr>
+      <w:r>
+        <w:rPr>
+          <w:rFonts w:ascii="Nirmala UI" w:hAnsi="Nirmala UI" w:cs="Nirmala UI" w:eastAsia="Nirmala UI"/>
+          <w:b w:val="0"/>
+          <w:color w:val="333333"/>
+          <w:sz w:val="20"/>
+        </w:rPr>
+        <w:t>[আপনার নাম]</w:t>
+      </w:r>
+    </w:p>
+    <w:p>
+      <w:pPr>
+        <w:spacing w:after="0"/>
+        <w:ind w:left="454"/>
+      </w:pPr>
+      <w:r>
+        <w:rPr>
+          <w:rFonts w:ascii="Nirmala UI" w:hAnsi="Nirmala UI" w:cs="Nirmala UI" w:eastAsia="Nirmala UI"/>
+          <w:b w:val="0"/>
+          <w:color w:val="333333"/>
+          <w:sz w:val="20"/>
+        </w:rPr>
+        <w:t>[পদবি]</w:t>
+      </w:r>
+    </w:p>
+    <w:p/>
+    <w:p>
+      <w:r>
+        <w:rPr>
+          <w:rFonts w:ascii="Nirmala UI" w:hAnsi="Nirmala UI" w:cs="Nirmala UI" w:eastAsia="Nirmala UI"/>
+          <w:b/>
+          <w:sz w:val="22"/>
+        </w:rPr>
+        <w:t>কেন "এক পাতা, তিন মাস, এক প্রতিষ্ঠান" — এই তিনটি সীমাবদ্ধতা জরুরি:</w:t>
+      </w:r>
+      <w:r>
+        <w:rPr>
+          <w:rFonts w:ascii="Nirmala UI" w:hAnsi="Nirmala UI" w:cs="Nirmala UI" w:eastAsia="Nirmala UI"/>
+          <w:b w:val="0"/>
+          <w:sz w:val="22"/>
+        </w:rPr>
+        <w:t xml:space="preserve"> ছোট হলে "না" বলার কোনো যৌক্তিক কারণ থাকে না; বড় হলে মনে হবে আপনি সব কিছু হাতে নিচ্ছেন। আর সীমাবদ্ধতা মানলে তিন মাস পর </w:t>
+      </w:r>
+      <w:r>
+        <w:rPr>
+          <w:rFonts w:ascii="Nirmala UI" w:hAnsi="Nirmala UI" w:cs="Nirmala UI" w:eastAsia="Nirmala UI"/>
+          <w:b/>
+          <w:sz w:val="22"/>
+        </w:rPr>
+        <w:t>চেয়ারম্যান নিজেই</w:t>
+      </w:r>
+      <w:r>
+        <w:rPr>
+          <w:rFonts w:ascii="Nirmala UI" w:hAnsi="Nirmala UI" w:cs="Nirmala UI" w:eastAsia="Nirmala UI"/>
+          <w:b w:val="0"/>
+          <w:sz w:val="22"/>
+        </w:rPr>
+        <w:t xml:space="preserve"> বলবেন — "অন্য প্রতিষ্ঠানগুলোতেও করো।" সেই অনুরোধটাই আপনার ধাপ ৩ ও ৪-এর রাস্তা।</w:t>
+      </w:r>
+    </w:p>
+    <w:p>
+      <w:pPr>
+        <w:spacing w:after="40"/>
+      </w:pPr>
+      <w:r>
+        <w:rPr>
+          <w:rFonts w:ascii="Nirmala UI" w:hAnsi="Nirmala UI" w:cs="Nirmala UI" w:eastAsia="Nirmala UI"/>
+          <w:b w:val="0"/>
+          <w:color w:val="AAAAAA"/>
+          <w:sz w:val="18"/>
+        </w:rPr>
+        <w:t>────────────────────────────────────────────────────────────</w:t>
+      </w:r>
+    </w:p>
+    <w:p>
+      <w:pPr>
+        <w:spacing w:before="280"/>
+      </w:pPr>
+      <w:r>
+        <w:rPr>
+          <w:rFonts w:ascii="Nirmala UI" w:hAnsi="Nirmala UI" w:cs="Nirmala UI" w:eastAsia="Nirmala UI"/>
+          <w:b/>
+          <w:color w:val="1F3B63"/>
+          <w:sz w:val="28"/>
+        </w:rPr>
+        <w:t>খসড়া ৪ · ছয় মাস পর — দায়িত্বের বিবরণী ও পদ/বেতন (এখানেই প্রথমবার পদের কথা)</w:t>
+      </w:r>
+    </w:p>
+    <w:p>
+      <w:r>
+        <w:rPr>
+          <w:rFonts w:ascii="Nirmala UI" w:hAnsi="Nirmala UI" w:cs="Nirmala UI" w:eastAsia="Nirmala UI"/>
+          <w:b w:val="0"/>
+          <w:sz w:val="22"/>
+        </w:rPr>
+        <w:t xml:space="preserve">⚠️ </w:t>
+      </w:r>
+      <w:r>
+        <w:rPr>
+          <w:rFonts w:ascii="Nirmala UI" w:hAnsi="Nirmala UI" w:cs="Nirmala UI" w:eastAsia="Nirmala UI"/>
+          <w:b/>
+          <w:sz w:val="22"/>
+        </w:rPr>
+        <w:t>সময়:</w:t>
+      </w:r>
+      <w:r>
+        <w:rPr>
+          <w:rFonts w:ascii="Nirmala UI" w:hAnsi="Nirmala UI" w:cs="Nirmala UI" w:eastAsia="Nirmala UI"/>
+          <w:b w:val="0"/>
+          <w:sz w:val="22"/>
+        </w:rPr>
+        <w:t xml:space="preserve"> তুলনামূলক ড্যাশবোর্ড কমপক্ষে ২–৩ মাস সফলভাবে চলার পর, এবং বার্ষিক বাজেট/পদ-পুনর্নির্ধারণের ঠিক আগে। এর আগে দিলে সব নষ্ট হবে।</w:t>
+      </w:r>
+    </w:p>
+    <w:p>
+      <w:pPr>
+        <w:spacing w:after="0"/>
+        <w:ind w:left="454"/>
+      </w:pPr>
+      <w:r>
+        <w:rPr>
+          <w:rFonts w:ascii="Nirmala UI" w:hAnsi="Nirmala UI" w:cs="Nirmala UI" w:eastAsia="Nirmala UI"/>
+          <w:b w:val="0"/>
+          <w:color w:val="333333"/>
+          <w:sz w:val="20"/>
+        </w:rPr>
+        <w:t>প্রতি,</w:t>
+      </w:r>
+    </w:p>
+    <w:p>
+      <w:pPr>
+        <w:spacing w:after="0"/>
+        <w:ind w:left="454"/>
+      </w:pPr>
+      <w:r>
+        <w:rPr>
+          <w:rFonts w:ascii="Nirmala UI" w:hAnsi="Nirmala UI" w:cs="Nirmala UI" w:eastAsia="Nirmala UI"/>
+          <w:b w:val="0"/>
+          <w:color w:val="333333"/>
+          <w:sz w:val="20"/>
+        </w:rPr>
+        <w:t>[চেয়ারম্যানের নাম ও পদবি]</w:t>
+      </w:r>
+    </w:p>
+    <w:p>
+      <w:pPr>
+        <w:spacing w:after="0"/>
+        <w:ind w:left="454"/>
+      </w:pPr>
+      <w:r>
+        <w:rPr>
+          <w:rFonts w:ascii="Nirmala UI" w:hAnsi="Nirmala UI" w:cs="Nirmala UI" w:eastAsia="Nirmala UI"/>
+          <w:b w:val="0"/>
+          <w:color w:val="333333"/>
+          <w:sz w:val="20"/>
+        </w:rPr>
+        <w:t>চেয়ারম্যান / সভাপতি</w:t>
+      </w:r>
+    </w:p>
+    <w:p>
+      <w:pPr>
+        <w:spacing w:after="0"/>
+        <w:ind w:left="454"/>
+      </w:pPr>
+      <w:r>
+        <w:rPr>
+          <w:rFonts w:ascii="Nirmala UI" w:hAnsi="Nirmala UI" w:cs="Nirmala UI" w:eastAsia="Nirmala UI"/>
+          <w:b w:val="0"/>
+          <w:color w:val="333333"/>
+          <w:sz w:val="20"/>
+        </w:rPr>
+        <w:t>[ট্রাস্টের নাম]</w:t>
+      </w:r>
+    </w:p>
+    <w:p>
+      <w:pPr>
+        <w:spacing w:after="0"/>
+        <w:ind w:left="454"/>
+      </w:pPr>
+      <w:r>
+        <w:rPr>
+          <w:rFonts w:ascii="Nirmala UI" w:hAnsi="Nirmala UI" w:cs="Nirmala UI" w:eastAsia="Nirmala UI"/>
+          <w:b w:val="0"/>
+          <w:color w:val="333333"/>
+          <w:sz w:val="20"/>
+        </w:rPr>
+        <w:t>(মার্ফত: [অধ্যক্ষের নাম], অধ্যক্ষ)</w:t>
+      </w:r>
+    </w:p>
+    <w:p>
+      <w:pPr>
+        <w:spacing w:after="0"/>
+        <w:ind w:left="454"/>
+      </w:pPr>
+      <w:r>
+        <w:rPr>
+          <w:rFonts w:ascii="Nirmala UI" w:hAnsi="Nirmala UI" w:cs="Nirmala UI" w:eastAsia="Nirmala UI"/>
+          <w:b w:val="0"/>
+          <w:color w:val="333333"/>
+          <w:sz w:val="20"/>
+        </w:rPr>
+        <w:t xml:space="preserve"> </w:t>
+      </w:r>
+    </w:p>
+    <w:p>
+      <w:pPr>
+        <w:spacing w:after="0"/>
+        <w:ind w:left="454"/>
+      </w:pPr>
+      <w:r>
+        <w:rPr>
+          <w:rFonts w:ascii="Nirmala UI" w:hAnsi="Nirmala UI" w:cs="Nirmala UI" w:eastAsia="Nirmala UI"/>
+          <w:b w:val="0"/>
+          <w:color w:val="333333"/>
+          <w:sz w:val="20"/>
+        </w:rPr>
+        <w:t>তারিখ: [............]</w:t>
+      </w:r>
+    </w:p>
+    <w:p>
+      <w:pPr>
+        <w:spacing w:after="0"/>
+        <w:ind w:left="454"/>
+      </w:pPr>
+      <w:r>
+        <w:rPr>
+          <w:rFonts w:ascii="Nirmala UI" w:hAnsi="Nirmala UI" w:cs="Nirmala UI" w:eastAsia="Nirmala UI"/>
+          <w:b w:val="0"/>
+          <w:color w:val="333333"/>
+          <w:sz w:val="20"/>
+        </w:rPr>
+        <w:t xml:space="preserve"> </w:t>
+      </w:r>
+    </w:p>
+    <w:p>
+      <w:pPr>
+        <w:spacing w:after="0"/>
+        <w:ind w:left="454"/>
+      </w:pPr>
+      <w:r>
+        <w:rPr>
+          <w:rFonts w:ascii="Nirmala UI" w:hAnsi="Nirmala UI" w:cs="Nirmala UI" w:eastAsia="Nirmala UI"/>
+          <w:b w:val="0"/>
+          <w:color w:val="333333"/>
+          <w:sz w:val="20"/>
+        </w:rPr>
+        <w:t>বিষয়: বিগত ছয় মাসের কার্যক্রমের প্রতিবেদন এবং দায়িত্বের</w:t>
+      </w:r>
+    </w:p>
+    <w:p>
+      <w:pPr>
+        <w:spacing w:after="0"/>
+        <w:ind w:left="454"/>
+      </w:pPr>
+      <w:r>
+        <w:rPr>
+          <w:rFonts w:ascii="Nirmala UI" w:hAnsi="Nirmala UI" w:cs="Nirmala UI" w:eastAsia="Nirmala UI"/>
+          <w:b w:val="0"/>
+          <w:color w:val="333333"/>
+          <w:sz w:val="20"/>
+        </w:rPr>
+        <w:t xml:space="preserve">       বিবরণী হালনাগাদের অনুরোধ।</w:t>
+      </w:r>
+    </w:p>
+    <w:p>
+      <w:pPr>
+        <w:spacing w:after="0"/>
+        <w:ind w:left="454"/>
+      </w:pPr>
+      <w:r>
+        <w:rPr>
+          <w:rFonts w:ascii="Nirmala UI" w:hAnsi="Nirmala UI" w:cs="Nirmala UI" w:eastAsia="Nirmala UI"/>
+          <w:b w:val="0"/>
+          <w:color w:val="333333"/>
+          <w:sz w:val="20"/>
+        </w:rPr>
+        <w:t xml:space="preserve"> </w:t>
+      </w:r>
+    </w:p>
+    <w:p>
+      <w:pPr>
+        <w:spacing w:after="0"/>
+        <w:ind w:left="454"/>
+      </w:pPr>
+      <w:r>
+        <w:rPr>
+          <w:rFonts w:ascii="Nirmala UI" w:hAnsi="Nirmala UI" w:cs="Nirmala UI" w:eastAsia="Nirmala UI"/>
+          <w:b w:val="0"/>
+          <w:color w:val="333333"/>
+          <w:sz w:val="20"/>
+        </w:rPr>
+        <w:t>জনাব,</w:t>
+      </w:r>
+    </w:p>
+    <w:p>
+      <w:pPr>
+        <w:spacing w:after="0"/>
+        <w:ind w:left="454"/>
+      </w:pPr>
+      <w:r>
+        <w:rPr>
+          <w:rFonts w:ascii="Nirmala UI" w:hAnsi="Nirmala UI" w:cs="Nirmala UI" w:eastAsia="Nirmala UI"/>
+          <w:b w:val="0"/>
+          <w:color w:val="333333"/>
+          <w:sz w:val="20"/>
+        </w:rPr>
+        <w:t xml:space="preserve"> </w:t>
+      </w:r>
+    </w:p>
+    <w:p>
+      <w:pPr>
+        <w:spacing w:after="0"/>
+        <w:ind w:left="454"/>
+      </w:pPr>
+      <w:r>
+        <w:rPr>
+          <w:rFonts w:ascii="Nirmala UI" w:hAnsi="Nirmala UI" w:cs="Nirmala UI" w:eastAsia="Nirmala UI"/>
+          <w:b w:val="0"/>
+          <w:color w:val="333333"/>
+          <w:sz w:val="20"/>
+        </w:rPr>
+        <w:t>আপনার নির্দেশক্রমে বিগত ছয় মাসে নিচের কাজগুলো সম্পন্ন</w:t>
+      </w:r>
+    </w:p>
+    <w:p>
+      <w:pPr>
+        <w:spacing w:after="0"/>
+        <w:ind w:left="454"/>
+      </w:pPr>
+      <w:r>
+        <w:rPr>
+          <w:rFonts w:ascii="Nirmala UI" w:hAnsi="Nirmala UI" w:cs="Nirmala UI" w:eastAsia="Nirmala UI"/>
+          <w:b w:val="0"/>
+          <w:color w:val="333333"/>
+          <w:sz w:val="20"/>
+        </w:rPr>
+        <w:t>হয়েছে:</w:t>
+      </w:r>
+    </w:p>
+    <w:p>
+      <w:pPr>
+        <w:spacing w:after="0"/>
+        <w:ind w:left="454"/>
+      </w:pPr>
+      <w:r>
+        <w:rPr>
+          <w:rFonts w:ascii="Nirmala UI" w:hAnsi="Nirmala UI" w:cs="Nirmala UI" w:eastAsia="Nirmala UI"/>
+          <w:b w:val="0"/>
+          <w:color w:val="333333"/>
+          <w:sz w:val="20"/>
+        </w:rPr>
+        <w:t xml:space="preserve"> </w:t>
+      </w:r>
+    </w:p>
+    <w:p>
+      <w:pPr>
+        <w:spacing w:after="0"/>
+        <w:ind w:left="454"/>
+      </w:pPr>
+      <w:r>
+        <w:rPr>
+          <w:rFonts w:ascii="Nirmala UI" w:hAnsi="Nirmala UI" w:cs="Nirmala UI" w:eastAsia="Nirmala UI"/>
+          <w:b w:val="0"/>
+          <w:color w:val="333333"/>
+          <w:sz w:val="20"/>
+        </w:rPr>
+        <w:t xml:space="preserve">  ১। তথ্য নিরাপত্তা</w:t>
+      </w:r>
+    </w:p>
+    <w:p>
+      <w:pPr>
+        <w:spacing w:after="0"/>
+        <w:ind w:left="454"/>
+      </w:pPr>
+      <w:r>
+        <w:rPr>
+          <w:rFonts w:ascii="Nirmala UI" w:hAnsi="Nirmala UI" w:cs="Nirmala UI" w:eastAsia="Nirmala UI"/>
+          <w:b w:val="0"/>
+          <w:color w:val="333333"/>
+          <w:sz w:val="20"/>
+        </w:rPr>
+        <w:t xml:space="preserve">      • [. . .] টি মাসিক ব্যাকআপ — কোনো ব্যর্থতা নেই</w:t>
+      </w:r>
+    </w:p>
+    <w:p>
+      <w:pPr>
+        <w:spacing w:after="0"/>
+        <w:ind w:left="454"/>
+      </w:pPr>
+      <w:r>
+        <w:rPr>
+          <w:rFonts w:ascii="Nirmala UI" w:hAnsi="Nirmala UI" w:cs="Nirmala UI" w:eastAsia="Nirmala UI"/>
+          <w:b w:val="0"/>
+          <w:color w:val="333333"/>
+          <w:sz w:val="20"/>
+        </w:rPr>
+        <w:t xml:space="preserve">      • [. . .] টি রিস্টোর মহড়া — সব সফল, সর্বোচ্চ [. . .] মিনিট</w:t>
+      </w:r>
+    </w:p>
+    <w:p>
+      <w:pPr>
+        <w:spacing w:after="0"/>
+        <w:ind w:left="454"/>
+      </w:pPr>
+      <w:r>
+        <w:rPr>
+          <w:rFonts w:ascii="Nirmala UI" w:hAnsi="Nirmala UI" w:cs="Nirmala UI" w:eastAsia="Nirmala UI"/>
+          <w:b w:val="0"/>
+          <w:color w:val="333333"/>
+          <w:sz w:val="20"/>
+        </w:rPr>
+        <w:t xml:space="preserve">      • তথ্য নিরাপত্তা নীতিমালা — অনুমোদিত</w:t>
+      </w:r>
+    </w:p>
+    <w:p>
+      <w:pPr>
+        <w:spacing w:after="0"/>
+        <w:ind w:left="454"/>
+      </w:pPr>
+      <w:r>
+        <w:rPr>
+          <w:rFonts w:ascii="Nirmala UI" w:hAnsi="Nirmala UI" w:cs="Nirmala UI" w:eastAsia="Nirmala UI"/>
+          <w:b w:val="0"/>
+          <w:color w:val="333333"/>
+          <w:sz w:val="20"/>
+        </w:rPr>
+        <w:t xml:space="preserve"> </w:t>
+      </w:r>
+    </w:p>
+    <w:p>
+      <w:pPr>
+        <w:spacing w:after="0"/>
+        <w:ind w:left="454"/>
+      </w:pPr>
+      <w:r>
+        <w:rPr>
+          <w:rFonts w:ascii="Nirmala UI" w:hAnsi="Nirmala UI" w:cs="Nirmala UI" w:eastAsia="Nirmala UI"/>
+          <w:b w:val="0"/>
+          <w:color w:val="333333"/>
+          <w:sz w:val="20"/>
+        </w:rPr>
+        <w:t xml:space="preserve">  ২। মাসিক "এক নজরে" প্রতিবেদন</w:t>
+      </w:r>
+    </w:p>
+    <w:p>
+      <w:pPr>
+        <w:spacing w:after="0"/>
+        <w:ind w:left="454"/>
+      </w:pPr>
+      <w:r>
+        <w:rPr>
+          <w:rFonts w:ascii="Nirmala UI" w:hAnsi="Nirmala UI" w:cs="Nirmala UI" w:eastAsia="Nirmala UI"/>
+          <w:b w:val="0"/>
+          <w:color w:val="333333"/>
+          <w:sz w:val="20"/>
+        </w:rPr>
+        <w:t xml:space="preserve">      • [. . .] টি প্রতিষ্ঠানে চালু</w:t>
+      </w:r>
+    </w:p>
+    <w:p>
+      <w:pPr>
+        <w:spacing w:after="0"/>
+        <w:ind w:left="454"/>
+      </w:pPr>
+      <w:r>
+        <w:rPr>
+          <w:rFonts w:ascii="Nirmala UI" w:hAnsi="Nirmala UI" w:cs="Nirmala UI" w:eastAsia="Nirmala UI"/>
+          <w:b w:val="0"/>
+          <w:color w:val="333333"/>
+          <w:sz w:val="20"/>
+        </w:rPr>
+        <w:t xml:space="preserve">      • [. . .] টি মাসিক প্রতিবেদন জমা</w:t>
+      </w:r>
+    </w:p>
+    <w:p>
+      <w:pPr>
+        <w:spacing w:after="0"/>
+        <w:ind w:left="454"/>
+      </w:pPr>
+      <w:r>
+        <w:rPr>
+          <w:rFonts w:ascii="Nirmala UI" w:hAnsi="Nirmala UI" w:cs="Nirmala UI" w:eastAsia="Nirmala UI"/>
+          <w:b w:val="0"/>
+          <w:color w:val="333333"/>
+          <w:sz w:val="20"/>
+        </w:rPr>
+        <w:t xml:space="preserve">      • বার্ষিক প্রতিবেদনের তথ্য সংগ্রহে আনু. [. . .] শ্রমঘণ্টা</w:t>
+      </w:r>
+    </w:p>
+    <w:p>
+      <w:pPr>
+        <w:spacing w:after="0"/>
+        <w:ind w:left="454"/>
+      </w:pPr>
+      <w:r>
+        <w:rPr>
+          <w:rFonts w:ascii="Nirmala UI" w:hAnsi="Nirmala UI" w:cs="Nirmala UI" w:eastAsia="Nirmala UI"/>
+          <w:b w:val="0"/>
+          <w:color w:val="333333"/>
+          <w:sz w:val="20"/>
+        </w:rPr>
+        <w:t xml:space="preserve">        সংরক্ষিত</w:t>
+      </w:r>
+    </w:p>
+    <w:p>
+      <w:pPr>
+        <w:spacing w:after="0"/>
+        <w:ind w:left="454"/>
+      </w:pPr>
+      <w:r>
+        <w:rPr>
+          <w:rFonts w:ascii="Nirmala UI" w:hAnsi="Nirmala UI" w:cs="Nirmala UI" w:eastAsia="Nirmala UI"/>
+          <w:b w:val="0"/>
+          <w:color w:val="333333"/>
+          <w:sz w:val="20"/>
+        </w:rPr>
+        <w:t xml:space="preserve"> </w:t>
+      </w:r>
+    </w:p>
+    <w:p>
+      <w:pPr>
+        <w:spacing w:after="0"/>
+        <w:ind w:left="454"/>
+      </w:pPr>
+      <w:r>
+        <w:rPr>
+          <w:rFonts w:ascii="Nirmala UI" w:hAnsi="Nirmala UI" w:cs="Nirmala UI" w:eastAsia="Nirmala UI"/>
+          <w:b w:val="0"/>
+          <w:color w:val="333333"/>
+          <w:sz w:val="20"/>
+        </w:rPr>
+        <w:t xml:space="preserve">  ৩। প্রশিক্ষণ ও হস্তান্তর</w:t>
+      </w:r>
+    </w:p>
+    <w:p>
+      <w:pPr>
+        <w:spacing w:after="0"/>
+        <w:ind w:left="454"/>
+      </w:pPr>
+      <w:r>
+        <w:rPr>
+          <w:rFonts w:ascii="Nirmala UI" w:hAnsi="Nirmala UI" w:cs="Nirmala UI" w:eastAsia="Nirmala UI"/>
+          <w:b w:val="0"/>
+          <w:color w:val="333333"/>
+          <w:sz w:val="20"/>
+        </w:rPr>
+        <w:t xml:space="preserve">      • [. . .] টি প্রশিক্ষণ সেশন, মোট [. . .] জন</w:t>
+      </w:r>
+    </w:p>
+    <w:p>
+      <w:pPr>
+        <w:spacing w:after="0"/>
+        <w:ind w:left="454"/>
+      </w:pPr>
+      <w:r>
+        <w:rPr>
+          <w:rFonts w:ascii="Nirmala UI" w:hAnsi="Nirmala UI" w:cs="Nirmala UI" w:eastAsia="Nirmala UI"/>
+          <w:b w:val="0"/>
+          <w:color w:val="333333"/>
+          <w:sz w:val="20"/>
+        </w:rPr>
+        <w:t xml:space="preserve">      • বাংলায় ব্যবহার-নির্দেশিকা — [. . .] পাতা</w:t>
+      </w:r>
+    </w:p>
+    <w:p>
+      <w:pPr>
+        <w:spacing w:after="0"/>
+        <w:ind w:left="454"/>
+      </w:pPr>
+      <w:r>
+        <w:rPr>
+          <w:rFonts w:ascii="Nirmala UI" w:hAnsi="Nirmala UI" w:cs="Nirmala UI" w:eastAsia="Nirmala UI"/>
+          <w:b w:val="0"/>
+          <w:color w:val="333333"/>
+          <w:sz w:val="20"/>
+        </w:rPr>
+        <w:t xml:space="preserve"> </w:t>
+      </w:r>
+    </w:p>
+    <w:p>
+      <w:pPr>
+        <w:spacing w:after="0"/>
+        <w:ind w:left="454"/>
+      </w:pPr>
+      <w:r>
+        <w:rPr>
+          <w:rFonts w:ascii="Nirmala UI" w:hAnsi="Nirmala UI" w:cs="Nirmala UI" w:eastAsia="Nirmala UI"/>
+          <w:b w:val="0"/>
+          <w:color w:val="333333"/>
+          <w:sz w:val="20"/>
+        </w:rPr>
+        <w:t xml:space="preserve">  ৪। পরবর্তী ছয় মাসের প্রস্তাব</w:t>
+      </w:r>
+    </w:p>
+    <w:p>
+      <w:pPr>
+        <w:spacing w:after="0"/>
+        <w:ind w:left="454"/>
+      </w:pPr>
+      <w:r>
+        <w:rPr>
+          <w:rFonts w:ascii="Nirmala UI" w:hAnsi="Nirmala UI" w:cs="Nirmala UI" w:eastAsia="Nirmala UI"/>
+          <w:b w:val="0"/>
+          <w:color w:val="333333"/>
+          <w:sz w:val="20"/>
+        </w:rPr>
+        <w:t xml:space="preserve">      • সিস্টেমের ইন্টারফেস বাংলায় (চলমান)</w:t>
+      </w:r>
+    </w:p>
+    <w:p>
+      <w:pPr>
+        <w:spacing w:after="0"/>
+        <w:ind w:left="454"/>
+      </w:pPr>
+      <w:r>
+        <w:rPr>
+          <w:rFonts w:ascii="Nirmala UI" w:hAnsi="Nirmala UI" w:cs="Nirmala UI" w:eastAsia="Nirmala UI"/>
+          <w:b w:val="0"/>
+          <w:color w:val="333333"/>
+          <w:sz w:val="20"/>
+        </w:rPr>
+        <w:t xml:space="preserve">      • সব প্রতিষ্ঠানে বিস্তার — আপনার নির্দেশ সাপেক্ষে</w:t>
+      </w:r>
+    </w:p>
+    <w:p>
+      <w:pPr>
+        <w:spacing w:after="0"/>
+        <w:ind w:left="454"/>
+      </w:pPr>
+      <w:r>
+        <w:rPr>
+          <w:rFonts w:ascii="Nirmala UI" w:hAnsi="Nirmala UI" w:cs="Nirmala UI" w:eastAsia="Nirmala UI"/>
+          <w:b w:val="0"/>
+          <w:color w:val="333333"/>
+          <w:sz w:val="20"/>
+        </w:rPr>
+        <w:t xml:space="preserve">      • [আরও একটি নির্দিষ্ট প্রস্তাব]</w:t>
+      </w:r>
+    </w:p>
+    <w:p>
+      <w:pPr>
+        <w:spacing w:after="0"/>
+        <w:ind w:left="454"/>
+      </w:pPr>
+      <w:r>
+        <w:rPr>
+          <w:rFonts w:ascii="Nirmala UI" w:hAnsi="Nirmala UI" w:cs="Nirmala UI" w:eastAsia="Nirmala UI"/>
+          <w:b w:val="0"/>
+          <w:color w:val="333333"/>
+          <w:sz w:val="20"/>
+        </w:rPr>
+        <w:t xml:space="preserve"> </w:t>
+      </w:r>
+    </w:p>
+    <w:p>
+      <w:pPr>
+        <w:spacing w:after="0"/>
+        <w:ind w:left="454"/>
+      </w:pPr>
+      <w:r>
+        <w:rPr>
+          <w:rFonts w:ascii="Nirmala UI" w:hAnsi="Nirmala UI" w:cs="Nirmala UI" w:eastAsia="Nirmala UI"/>
+          <w:b w:val="0"/>
+          <w:color w:val="333333"/>
+          <w:sz w:val="20"/>
+        </w:rPr>
+        <w:t>বিনীত অনুরোধ:</w:t>
+      </w:r>
+    </w:p>
+    <w:p>
+      <w:pPr>
+        <w:spacing w:after="0"/>
+        <w:ind w:left="454"/>
+      </w:pPr>
+      <w:r>
+        <w:rPr>
+          <w:rFonts w:ascii="Nirmala UI" w:hAnsi="Nirmala UI" w:cs="Nirmala UI" w:eastAsia="Nirmala UI"/>
+          <w:b w:val="0"/>
+          <w:color w:val="333333"/>
+          <w:sz w:val="20"/>
+        </w:rPr>
+        <w:t xml:space="preserve">  (ক) আমি যে কার্যক্রম পরিচালনা করছি, তা যেন আমার দায়িত্বের</w:t>
+      </w:r>
+    </w:p>
+    <w:p>
+      <w:pPr>
+        <w:spacing w:after="0"/>
+        <w:ind w:left="454"/>
+      </w:pPr>
+      <w:r>
+        <w:rPr>
+          <w:rFonts w:ascii="Nirmala UI" w:hAnsi="Nirmala UI" w:cs="Nirmala UI" w:eastAsia="Nirmala UI"/>
+          <w:b w:val="0"/>
+          <w:color w:val="333333"/>
+          <w:sz w:val="20"/>
+        </w:rPr>
+        <w:t xml:space="preserve">      বিবরণীতে (Job Description) লিখিতভাবে অন্তর্ভুক্ত করা হয়;</w:t>
+      </w:r>
+    </w:p>
+    <w:p>
+      <w:pPr>
+        <w:spacing w:after="0"/>
+        <w:ind w:left="454"/>
+      </w:pPr>
+      <w:r>
+        <w:rPr>
+          <w:rFonts w:ascii="Nirmala UI" w:hAnsi="Nirmala UI" w:cs="Nirmala UI" w:eastAsia="Nirmala UI"/>
+          <w:b w:val="0"/>
+          <w:color w:val="333333"/>
+          <w:sz w:val="20"/>
+        </w:rPr>
+        <w:t xml:space="preserve">  (খ) এ সংক্রান্ত দায়িত্ব ও পদের পুনর্নির্ধারণের বিষয়টি</w:t>
+      </w:r>
+    </w:p>
+    <w:p>
+      <w:pPr>
+        <w:spacing w:after="0"/>
+        <w:ind w:left="454"/>
+      </w:pPr>
+      <w:r>
+        <w:rPr>
+          <w:rFonts w:ascii="Nirmala UI" w:hAnsi="Nirmala UI" w:cs="Nirmala UI" w:eastAsia="Nirmala UI"/>
+          <w:b w:val="0"/>
+          <w:color w:val="333333"/>
+          <w:sz w:val="20"/>
+        </w:rPr>
+        <w:t xml:space="preserve">      আপনার সুবিবেচনায় বিবেচিত হয়;</w:t>
+      </w:r>
+    </w:p>
+    <w:p>
+      <w:pPr>
+        <w:spacing w:after="0"/>
+        <w:ind w:left="454"/>
+      </w:pPr>
+      <w:r>
+        <w:rPr>
+          <w:rFonts w:ascii="Nirmala UI" w:hAnsi="Nirmala UI" w:cs="Nirmala UI" w:eastAsia="Nirmala UI"/>
+          <w:b w:val="0"/>
+          <w:color w:val="333333"/>
+          <w:sz w:val="20"/>
+        </w:rPr>
+        <w:t xml:space="preserve">  (গ) আগামী এক বছরের লক্ষ্য সম্পর্কে আমাকে একটি লিখিত</w:t>
+      </w:r>
+    </w:p>
+    <w:p>
+      <w:pPr>
+        <w:spacing w:after="0"/>
+        <w:ind w:left="454"/>
+      </w:pPr>
+      <w:r>
+        <w:rPr>
+          <w:rFonts w:ascii="Nirmala UI" w:hAnsi="Nirmala UI" w:cs="Nirmala UI" w:eastAsia="Nirmala UI"/>
+          <w:b w:val="0"/>
+          <w:color w:val="333333"/>
+          <w:sz w:val="20"/>
+        </w:rPr>
+        <w:t xml:space="preserve">      নির্দেশ দেওয়া হয় — যাতে আমি সেই অনুযায়ী কাজ করতে পারি।</w:t>
+      </w:r>
+    </w:p>
+    <w:p>
+      <w:pPr>
+        <w:spacing w:after="0"/>
+        <w:ind w:left="454"/>
+      </w:pPr>
+      <w:r>
+        <w:rPr>
+          <w:rFonts w:ascii="Nirmala UI" w:hAnsi="Nirmala UI" w:cs="Nirmala UI" w:eastAsia="Nirmala UI"/>
+          <w:b w:val="0"/>
+          <w:color w:val="333333"/>
+          <w:sz w:val="20"/>
+        </w:rPr>
+        <w:t xml:space="preserve"> </w:t>
+      </w:r>
+    </w:p>
+    <w:p>
+      <w:pPr>
+        <w:spacing w:after="0"/>
+        <w:ind w:left="454"/>
+      </w:pPr>
+      <w:r>
+        <w:rPr>
+          <w:rFonts w:ascii="Nirmala UI" w:hAnsi="Nirmala UI" w:cs="Nirmala UI" w:eastAsia="Nirmala UI"/>
+          <w:b w:val="0"/>
+          <w:color w:val="333333"/>
+          <w:sz w:val="20"/>
+        </w:rPr>
+        <w:t>আপনার নির্দেশেই আমি এগিয়েছি। পরবর্তী পদক্ষেপও আপনার</w:t>
+      </w:r>
+    </w:p>
+    <w:p>
+      <w:pPr>
+        <w:spacing w:after="0"/>
+        <w:ind w:left="454"/>
+      </w:pPr>
+      <w:r>
+        <w:rPr>
+          <w:rFonts w:ascii="Nirmala UI" w:hAnsi="Nirmala UI" w:cs="Nirmala UI" w:eastAsia="Nirmala UI"/>
+          <w:b w:val="0"/>
+          <w:color w:val="333333"/>
+          <w:sz w:val="20"/>
+        </w:rPr>
+        <w:t>নির্দেশেই হবে।</w:t>
+      </w:r>
+    </w:p>
+    <w:p>
+      <w:pPr>
+        <w:spacing w:after="0"/>
+        <w:ind w:left="454"/>
+      </w:pPr>
+      <w:r>
+        <w:rPr>
+          <w:rFonts w:ascii="Nirmala UI" w:hAnsi="Nirmala UI" w:cs="Nirmala UI" w:eastAsia="Nirmala UI"/>
+          <w:b w:val="0"/>
+          <w:color w:val="333333"/>
+          <w:sz w:val="20"/>
+        </w:rPr>
+        <w:t xml:space="preserve"> </w:t>
+      </w:r>
+    </w:p>
+    <w:p>
+      <w:pPr>
+        <w:spacing w:after="0"/>
+        <w:ind w:left="454"/>
+      </w:pPr>
+      <w:r>
+        <w:rPr>
+          <w:rFonts w:ascii="Nirmala UI" w:hAnsi="Nirmala UI" w:cs="Nirmala UI" w:eastAsia="Nirmala UI"/>
+          <w:b w:val="0"/>
+          <w:color w:val="333333"/>
+          <w:sz w:val="20"/>
+        </w:rPr>
+        <w:t>বিনীত</w:t>
+      </w:r>
+    </w:p>
+    <w:p>
+      <w:pPr>
+        <w:spacing w:after="0"/>
+        <w:ind w:left="454"/>
+      </w:pPr>
+      <w:r>
+        <w:rPr>
+          <w:rFonts w:ascii="Nirmala UI" w:hAnsi="Nirmala UI" w:cs="Nirmala UI" w:eastAsia="Nirmala UI"/>
+          <w:b w:val="0"/>
+          <w:color w:val="333333"/>
+          <w:sz w:val="20"/>
+        </w:rPr>
+        <w:t>[আপনার নাম]</w:t>
+      </w:r>
+    </w:p>
+    <w:p>
+      <w:pPr>
+        <w:spacing w:after="0"/>
+        <w:ind w:left="454"/>
+      </w:pPr>
+      <w:r>
+        <w:rPr>
+          <w:rFonts w:ascii="Nirmala UI" w:hAnsi="Nirmala UI" w:cs="Nirmala UI" w:eastAsia="Nirmala UI"/>
+          <w:b w:val="0"/>
+          <w:color w:val="333333"/>
+          <w:sz w:val="20"/>
+        </w:rPr>
+        <w:t>[পদবি]</w:t>
+      </w:r>
+    </w:p>
+    <w:p/>
+    <w:p>
+      <w:r>
+        <w:rPr>
+          <w:rFonts w:ascii="Nirmala UI" w:hAnsi="Nirmala UI" w:cs="Nirmala UI" w:eastAsia="Nirmala UI"/>
+          <w:b/>
+          <w:sz w:val="22"/>
+        </w:rPr>
+        <w:t>এই চিঠিতে যা আছে আর যা নেই — ইচ্ছে করেই:</w:t>
+      </w:r>
+    </w:p>
+    <w:p>
+      <w:pPr>
+        <w:pStyle w:val="ListBullet"/>
+        <w:spacing w:after="40"/>
+      </w:pPr>
+      <w:r>
+        <w:rPr>
+          <w:rFonts w:ascii="Nirmala UI" w:hAnsi="Nirmala UI" w:cs="Nirmala UI" w:eastAsia="Nirmala UI"/>
+          <w:b w:val="0"/>
+          <w:sz w:val="22"/>
+        </w:rPr>
+        <w:t>✅ "দায়িত্বের বিবরণীতে অন্তর্ভুক্ত" — এটি সবচেয়ে নিরাপদ প্রথম ধাপ। এতে "না" বলা কারও পক্ষে কঠিন, কিন্তু একবার লিখে দিলে পরের বছর বেতন-বৃদ্ধির দাবির ভিত্তি তৈরি হয়ে যায়।</w:t>
+      </w:r>
+    </w:p>
+    <w:p>
+      <w:pPr>
+        <w:pStyle w:val="ListBullet"/>
+        <w:spacing w:after="40"/>
+      </w:pPr>
+      <w:r>
+        <w:rPr>
+          <w:rFonts w:ascii="Nirmala UI" w:hAnsi="Nirmala UI" w:cs="Nirmala UI" w:eastAsia="Nirmala UI"/>
+          <w:b w:val="0"/>
+          <w:sz w:val="22"/>
+        </w:rPr>
+        <w:t>✅ "আপনার সুবিবেচনায়" — কোনো দাবির সুর নেই।</w:t>
+      </w:r>
+    </w:p>
+    <w:p>
+      <w:pPr>
+        <w:pStyle w:val="ListBullet"/>
+        <w:spacing w:after="40"/>
+      </w:pPr>
+      <w:r>
+        <w:rPr>
+          <w:rFonts w:ascii="Nirmala UI" w:hAnsi="Nirmala UI" w:cs="Nirmala UI" w:eastAsia="Nirmala UI"/>
+          <w:b w:val="0"/>
+          <w:sz w:val="22"/>
+        </w:rPr>
+        <w:t xml:space="preserve">❌ সরাসরি "পদোন্নতি দিন" / "বেতন বাড়ান" — এই চিঠিতে নেই। পদ/বেতনের নির্দিষ্ট সংখ্যা আলাদা </w:t>
+      </w:r>
+      <w:r>
+        <w:rPr>
+          <w:rFonts w:ascii="Nirmala UI" w:hAnsi="Nirmala UI" w:cs="Nirmala UI" w:eastAsia="Nirmala UI"/>
+          <w:b/>
+          <w:sz w:val="22"/>
+        </w:rPr>
+        <w:t>ব্যক্তিগত বৈঠকে</w:t>
+      </w:r>
+      <w:r>
+        <w:rPr>
+          <w:rFonts w:ascii="Nirmala UI" w:hAnsi="Nirmala UI" w:cs="Nirmala UI" w:eastAsia="Nirmala UI"/>
+          <w:b w:val="0"/>
+          <w:sz w:val="22"/>
+        </w:rPr>
+        <w:t>, হাতে বিকল্প থাকলে।</w:t>
+      </w:r>
+    </w:p>
+    <w:p>
+      <w:pPr>
+        <w:spacing w:after="40"/>
+      </w:pPr>
+      <w:r>
+        <w:rPr>
+          <w:rFonts w:ascii="Nirmala UI" w:hAnsi="Nirmala UI" w:cs="Nirmala UI" w:eastAsia="Nirmala UI"/>
+          <w:b w:val="0"/>
+          <w:color w:val="AAAAAA"/>
+          <w:sz w:val="18"/>
+        </w:rPr>
+        <w:t>────────────────────────────────────────────────────────────</w:t>
+      </w:r>
+    </w:p>
+    <w:p>
+      <w:pPr>
+        <w:spacing w:before="280"/>
+      </w:pPr>
+      <w:r>
+        <w:rPr>
+          <w:rFonts w:ascii="Nirmala UI" w:hAnsi="Nirmala UI" w:cs="Nirmala UI" w:eastAsia="Nirmala UI"/>
+          <w:b/>
+          <w:color w:val="1F3B63"/>
+          <w:sz w:val="28"/>
+        </w:rPr>
+        <w:t>খসড়া ৫ · ব্যক্তিগত বৈঠক — পদ/বেতনের কথা (চেয়ারম্যানের সাথে)</w:t>
+      </w:r>
+    </w:p>
+    <w:p>
+      <w:pPr>
+        <w:spacing w:before="80"/>
+        <w:ind w:left="454"/>
+      </w:pPr>
+      <w:r>
+        <w:rPr>
+          <w:rFonts w:ascii="Nirmala UI" w:hAnsi="Nirmala UI" w:cs="Nirmala UI" w:eastAsia="Nirmala UI"/>
+          <w:b w:val="0"/>
+          <w:color w:val="444444"/>
+          <w:sz w:val="22"/>
+        </w:rPr>
+        <w:t>সময় চাইতে: *"স্যার, ১০ মিনিট সময় পেলে আমার দায়িত্ব নিয়ে একটু কথা বলতে চাই।"*</w:t>
+      </w:r>
+    </w:p>
+    <w:p>
+      <w:r>
+        <w:rPr>
+          <w:rFonts w:ascii="Nirmala UI" w:hAnsi="Nirmala UI" w:cs="Nirmala UI" w:eastAsia="Nirmala UI"/>
+          <w:b/>
+          <w:sz w:val="22"/>
+        </w:rPr>
+        <w:t>প্রথম বাক্য:</w:t>
+      </w:r>
+    </w:p>
+    <w:p>
+      <w:pPr>
+        <w:spacing w:before="80"/>
+        <w:ind w:left="454"/>
+      </w:pPr>
+      <w:r>
+        <w:rPr>
+          <w:rFonts w:ascii="Nirmala UI" w:hAnsi="Nirmala UI" w:cs="Nirmala UI" w:eastAsia="Nirmala UI"/>
+          <w:b w:val="0"/>
+          <w:color w:val="444444"/>
+          <w:sz w:val="22"/>
+        </w:rPr>
+        <w:t>"স্যার, আপনার নির্দেশেই গত কয়েক মাস কাজ করেছি। আমি বুঝতে চাই — ট্রাস্টের জন্য আমার কাজ কীভাবে আরও কার্যকর হবে, আর আমার দায়িত্ব ও ভবিষ্যৎ নিয়ে আপনার প্রত্যাশা কী।"</w:t>
+      </w:r>
+    </w:p>
+    <w:p>
+      <w:r>
+        <w:rPr>
+          <w:rFonts w:ascii="Nirmala UI" w:hAnsi="Nirmala UI" w:cs="Nirmala UI" w:eastAsia="Nirmala UI"/>
+          <w:b w:val="0"/>
+          <w:sz w:val="22"/>
+        </w:rPr>
+        <w:t xml:space="preserve">তারপর </w:t>
+      </w:r>
+      <w:r>
+        <w:rPr>
+          <w:rFonts w:ascii="Nirmala UI" w:hAnsi="Nirmala UI" w:cs="Nirmala UI" w:eastAsia="Nirmala UI"/>
+          <w:b/>
+          <w:sz w:val="22"/>
+        </w:rPr>
+        <w:t>চুপ</w:t>
+      </w:r>
+      <w:r>
+        <w:rPr>
+          <w:rFonts w:ascii="Nirmala UI" w:hAnsi="Nirmala UI" w:cs="Nirmala UI" w:eastAsia="Nirmala UI"/>
+          <w:b w:val="0"/>
+          <w:sz w:val="22"/>
+        </w:rPr>
+        <w:t>। উত্তর অনুযায়ী:</w:t>
+      </w:r>
+    </w:p>
+    <w:tbl>
+      <w:tblPr>
+        <w:tblStyle w:val="TableGrid"/>
+        <w:tblW w:type="auto" w:w="0"/>
+        <w:jc w:val="center"/>
+        <w:tblLook w:firstColumn="1" w:firstRow="1" w:lastColumn="0" w:lastRow="0" w:noHBand="0" w:noVBand="1" w:val="04A0"/>
+      </w:tblPr>
+      <w:tblGrid>
+        <w:gridCol w:w="4986"/>
+        <w:gridCol w:w="4986"/>
+      </w:tblGrid>
+      <w:tr>
+        <w:tc>
+          <w:tcPr>
+            <w:tcW w:type="dxa" w:w="4986"/>
+          </w:tcPr>
+          <w:p>
+            <w:pPr>
+              <w:spacing w:after="40"/>
+            </w:pPr>
+            <w:r/>
+            <w:r>
+              <w:rPr>
+                <w:rFonts w:ascii="Nirmala UI" w:hAnsi="Nirmala UI" w:cs="Nirmala UI" w:eastAsia="Nirmala UI"/>
+                <w:b/>
+                <w:sz w:val="20"/>
+              </w:rPr>
+              <w:t>উত্তর</w:t>
+            </w:r>
+          </w:p>
+        </w:tc>
+        <w:tc>
+          <w:tcPr>
+            <w:tcW w:type="dxa" w:w="4986"/>
+          </w:tcPr>
+          <w:p>
+            <w:pPr>
+              <w:spacing w:after="40"/>
+            </w:pPr>
+            <w:r/>
+            <w:r>
+              <w:rPr>
+                <w:rFonts w:ascii="Nirmala UI" w:hAnsi="Nirmala UI" w:cs="Nirmala UI" w:eastAsia="Nirmala UI"/>
+                <w:b/>
+                <w:sz w:val="20"/>
+              </w:rPr>
+              <w:t>করণীয়</w:t>
+            </w:r>
+          </w:p>
+        </w:tc>
+      </w:tr>
+      <w:tr>
+        <w:tc>
+          <w:tcPr>
+            <w:tcW w:type="dxa" w:w="4986"/>
+          </w:tcPr>
+          <w:p>
+            <w:pPr>
+              <w:spacing w:after="40"/>
+            </w:pPr>
+            <w:r/>
+            <w:r>
+              <w:rPr>
+                <w:rFonts w:ascii="Nirmala UI" w:hAnsi="Nirmala UI" w:cs="Nirmala UI" w:eastAsia="Nirmala UI"/>
+                <w:b w:val="0"/>
+                <w:sz w:val="20"/>
+              </w:rPr>
+              <w:t>"ভালো করছ, চালিয়ে যাও"</w:t>
+            </w:r>
+          </w:p>
+        </w:tc>
+        <w:tc>
+          <w:tcPr>
+            <w:tcW w:type="dxa" w:w="4986"/>
+          </w:tcPr>
+          <w:p>
+            <w:pPr>
+              <w:spacing w:after="40"/>
+            </w:pPr>
+            <w:r/>
+            <w:r>
+              <w:rPr>
+                <w:rFonts w:ascii="Nirmala UI" w:hAnsi="Nirmala UI" w:cs="Nirmala UI" w:eastAsia="Nirmala UI"/>
+                <w:b w:val="0"/>
+                <w:sz w:val="20"/>
+              </w:rPr>
+              <w:t>→ *"আমি ঠিক কোথায় উন্নতি করতে পারি? নির্দিষ্ট করে বললে আমি সেই দিকেই কাজ করব।"* (তাঁকে নির্দিষ্ট প্রতিশ্রুতি দিতে বাধ্য করুন)</w:t>
+            </w:r>
+          </w:p>
+        </w:tc>
+      </w:tr>
+      <w:tr>
+        <w:tc>
+          <w:tcPr>
+            <w:tcW w:type="dxa" w:w="4986"/>
+          </w:tcPr>
+          <w:p>
+            <w:pPr>
+              <w:spacing w:after="40"/>
+            </w:pPr>
+            <w:r/>
+            <w:r>
+              <w:rPr>
+                <w:rFonts w:ascii="Nirmala UI" w:hAnsi="Nirmala UI" w:cs="Nirmala UI" w:eastAsia="Nirmala UI"/>
+                <w:b w:val="0"/>
+                <w:sz w:val="20"/>
+              </w:rPr>
+              <w:t>কিছু ঘাটতির কথা</w:t>
+            </w:r>
+          </w:p>
+        </w:tc>
+        <w:tc>
+          <w:tcPr>
+            <w:tcW w:type="dxa" w:w="4986"/>
+          </w:tcPr>
+          <w:p>
+            <w:pPr>
+              <w:spacing w:after="40"/>
+            </w:pPr>
+            <w:r/>
+            <w:r>
+              <w:rPr>
+                <w:rFonts w:ascii="Nirmala UI" w:hAnsi="Nirmala UI" w:cs="Nirmala UI" w:eastAsia="Nirmala UI"/>
+                <w:b w:val="0"/>
+                <w:sz w:val="20"/>
+              </w:rPr>
+              <w:t>লিখে নিন, ধন্যবাদ জানান। ৩০ দিন পরে সেই ঘাটতির উন্নতি দেখিয়ে ফিরুন</w:t>
+            </w:r>
+          </w:p>
+        </w:tc>
+      </w:tr>
+      <w:tr>
+        <w:tc>
+          <w:tcPr>
+            <w:tcW w:type="dxa" w:w="4986"/>
+          </w:tcPr>
+          <w:p>
+            <w:pPr>
+              <w:spacing w:after="40"/>
+            </w:pPr>
+            <w:r/>
+            <w:r>
+              <w:rPr>
+                <w:rFonts w:ascii="Nirmala UI" w:hAnsi="Nirmala UI" w:cs="Nirmala UI" w:eastAsia="Nirmala UI"/>
+                <w:b w:val="0"/>
+                <w:sz w:val="20"/>
+              </w:rPr>
+              <w:t>"বেতনের বিষয়টা দেখা যাবে"</w:t>
+            </w:r>
+          </w:p>
+        </w:tc>
+        <w:tc>
+          <w:tcPr>
+            <w:tcW w:type="dxa" w:w="4986"/>
+          </w:tcPr>
+          <w:p>
+            <w:pPr>
+              <w:spacing w:after="40"/>
+            </w:pPr>
+            <w:r/>
+            <w:r>
+              <w:rPr>
+                <w:rFonts w:ascii="Nirmala UI" w:hAnsi="Nirmala UI" w:cs="Nirmala UI" w:eastAsia="Nirmala UI"/>
+                <w:b w:val="0"/>
+                <w:sz w:val="20"/>
+              </w:rPr>
+              <w:t xml:space="preserve">→ *"ধন্যবাদ স্যার। কবে নাগাদ দেখা যেতে পারে?"* — </w:t>
+            </w:r>
+            <w:r>
+              <w:rPr>
+                <w:rFonts w:ascii="Nirmala UI" w:hAnsi="Nirmala UI" w:cs="Nirmala UI" w:eastAsia="Nirmala UI"/>
+                <w:b/>
+                <w:sz w:val="20"/>
+              </w:rPr>
+              <w:t>তারিখ চান।</w:t>
+            </w:r>
+            <w:r>
+              <w:rPr>
+                <w:rFonts w:ascii="Nirmala UI" w:hAnsi="Nirmala UI" w:cs="Nirmala UI" w:eastAsia="Nirmala UI"/>
+                <w:b w:val="0"/>
+                <w:sz w:val="20"/>
+              </w:rPr>
+              <w:t xml:space="preserve"> "দেখা যাবে" মানে কখনও না; তারিখ মানে বাস্তবতা</w:t>
+            </w:r>
+          </w:p>
+        </w:tc>
+      </w:tr>
+      <w:tr>
+        <w:tc>
+          <w:tcPr>
+            <w:tcW w:type="dxa" w:w="4986"/>
+          </w:tcPr>
+          <w:p>
+            <w:pPr>
+              <w:spacing w:after="40"/>
+            </w:pPr>
+            <w:r/>
+            <w:r>
+              <w:rPr>
+                <w:rFonts w:ascii="Nirmala UI" w:hAnsi="Nirmala UI" w:cs="Nirmala UI" w:eastAsia="Nirmala UI"/>
+                <w:b w:val="0"/>
+                <w:sz w:val="20"/>
+              </w:rPr>
+              <w:t>কোনো সাড়া নেই</w:t>
+            </w:r>
+          </w:p>
+        </w:tc>
+        <w:tc>
+          <w:tcPr>
+            <w:tcW w:type="dxa" w:w="4986"/>
+          </w:tcPr>
+          <w:p>
+            <w:pPr>
+              <w:spacing w:after="40"/>
+            </w:pPr>
+            <w:r/>
+            <w:r>
+              <w:rPr>
+                <w:rFonts w:ascii="Nirmala UI" w:hAnsi="Nirmala UI" w:cs="Nirmala UI" w:eastAsia="Nirmala UI"/>
+                <w:b w:val="0"/>
+                <w:sz w:val="20"/>
+              </w:rPr>
+              <w:t>বারবার যাবেন না। বাইরের বাজারে সময় দ্বিগুণ করুন</w:t>
+            </w:r>
+          </w:p>
+        </w:tc>
+      </w:tr>
+    </w:tbl>
+    <w:p/>
+    <w:p>
+      <w:r>
+        <w:rPr>
+          <w:rFonts w:ascii="Nirmala UI" w:hAnsi="Nirmala UI" w:cs="Nirmala UI" w:eastAsia="Nirmala UI"/>
+          <w:b/>
+          <w:sz w:val="22"/>
+        </w:rPr>
+        <w:t>কখনও বলবেন না:</w:t>
+      </w:r>
+      <w:r>
+        <w:rPr>
+          <w:rFonts w:ascii="Nirmala UI" w:hAnsi="Nirmala UI" w:cs="Nirmala UI" w:eastAsia="Nirmala UI"/>
+          <w:b w:val="0"/>
+          <w:sz w:val="22"/>
+        </w:rPr>
+        <w:t xml:space="preserve"> "অমুকের চেয়ে আমি বেশি কাজ করি" · "আমাকে অবিচার করা হয়েছে" · "আমি না থাকলে চলবে না" · "অন্য ট্রাস্টে আমাকে অফার এসেছে" (এটি হুমকি হয়ে যায়; বরং *"আমি এখানেই থাকতে চাই, তবে আমার ভবিষ্যৎ নিয়ে একটু কথা হতে পারে কি"* বলুন)।</w:t>
+      </w:r>
+    </w:p>
+    <w:p>
+      <w:pPr>
+        <w:spacing w:after="40"/>
+      </w:pPr>
+      <w:r>
+        <w:rPr>
+          <w:rFonts w:ascii="Nirmala UI" w:hAnsi="Nirmala UI" w:cs="Nirmala UI" w:eastAsia="Nirmala UI"/>
+          <w:b w:val="0"/>
+          <w:color w:val="AAAAAA"/>
+          <w:sz w:val="18"/>
+        </w:rPr>
+        <w:t>────────────────────────────────────────────────────────────</w:t>
+      </w:r>
+    </w:p>
+    <w:p>
+      <w:pPr>
+        <w:spacing w:before="280"/>
+      </w:pPr>
+      <w:r>
+        <w:rPr>
+          <w:rFonts w:ascii="Nirmala UI" w:hAnsi="Nirmala UI" w:cs="Nirmala UI" w:eastAsia="Nirmala UI"/>
+          <w:b/>
+          <w:color w:val="1F3B63"/>
+          <w:sz w:val="28"/>
+        </w:rPr>
+        <w:t>জমা দেওয়ার পর — ৩০ দিনের চেকলিস্ট</w:t>
+      </w:r>
+    </w:p>
+    <w:p>
+      <w:pPr>
+        <w:pStyle w:val="ListBullet"/>
+        <w:spacing w:after="40"/>
+      </w:pPr>
+      <w:r>
+        <w:rPr>
+          <w:rFonts w:ascii="Nirmala UI" w:hAnsi="Nirmala UI" w:cs="Nirmala UI" w:eastAsia="Nirmala UI"/>
+          <w:b w:val="0"/>
+          <w:sz w:val="22"/>
+        </w:rPr>
+        <w:t>[ ] দিন ০: অধ্যক্ষের হাতে কভারিং নোট + প্রস্তাবনা (দুটিই এক কপি করে নিজের কাছে রাখুন)</w:t>
+      </w:r>
+    </w:p>
+    <w:p>
+      <w:pPr>
+        <w:pStyle w:val="ListBullet"/>
+        <w:spacing w:after="40"/>
+      </w:pPr>
+      <w:r>
+        <w:rPr>
+          <w:rFonts w:ascii="Nirmala UI" w:hAnsi="Nirmala UI" w:cs="Nirmala UI" w:eastAsia="Nirmala UI"/>
+          <w:b w:val="0"/>
+          <w:sz w:val="22"/>
+        </w:rPr>
+        <w:t>[ ] দিন ৩: কোনো সাড়া না এলে অধ্যক্ষকে নম্রভাবে মনে করিয়ে দিন</w:t>
+      </w:r>
+    </w:p>
+    <w:p>
+      <w:pPr>
+        <w:pStyle w:val="ListBullet"/>
+        <w:spacing w:after="40"/>
+      </w:pPr>
+      <w:r>
+        <w:rPr>
+          <w:rFonts w:ascii="Nirmala UI" w:hAnsi="Nirmala UI" w:cs="Nirmala UI" w:eastAsia="Nirmala UI"/>
+          <w:b w:val="0"/>
+          <w:sz w:val="22"/>
+        </w:rPr>
+        <w:t xml:space="preserve">[ ] দিন ৭: চেয়ারম্যানের কাছে পৌঁছেছে কিনা, অধ্যক্ষের মাধ্যমেই খোঁজ নিন — </w:t>
+      </w:r>
+      <w:r>
+        <w:rPr>
+          <w:rFonts w:ascii="Nirmala UI" w:hAnsi="Nirmala UI" w:cs="Nirmala UI" w:eastAsia="Nirmala UI"/>
+          <w:b/>
+          <w:sz w:val="22"/>
+        </w:rPr>
+        <w:t>নিজে সরাসরি যাবেন না</w:t>
+      </w:r>
+    </w:p>
+    <w:p>
+      <w:pPr>
+        <w:pStyle w:val="ListBullet"/>
+        <w:spacing w:after="40"/>
+      </w:pPr>
+      <w:r>
+        <w:rPr>
+          <w:rFonts w:ascii="Nirmala UI" w:hAnsi="Nirmala UI" w:cs="Nirmala UI" w:eastAsia="Nirmala UI"/>
+          <w:b w:val="0"/>
+          <w:sz w:val="22"/>
+        </w:rPr>
+        <w:t>[ ] দিন ১৪: পৌঁছালে — অপেক্ষা। না পৌঁছালে অধ্যক্ষকে আবার অনুরোধ করুন</w:t>
+      </w:r>
+    </w:p>
+    <w:p>
+      <w:pPr>
+        <w:pStyle w:val="ListBullet"/>
+        <w:spacing w:after="40"/>
+      </w:pPr>
+      <w:r>
+        <w:rPr>
+          <w:rFonts w:ascii="Nirmala UI" w:hAnsi="Nirmala UI" w:cs="Nirmala UI" w:eastAsia="Nirmala UI"/>
+          <w:b w:val="0"/>
+          <w:sz w:val="22"/>
+        </w:rPr>
+        <w:t xml:space="preserve">[ ] দিন ২১: কোনো উত্তর না এলে </w:t>
+      </w:r>
+      <w:r>
+        <w:rPr>
+          <w:rFonts w:ascii="Nirmala UI" w:hAnsi="Nirmala UI" w:cs="Nirmala UI" w:eastAsia="Nirmala UI"/>
+          <w:b/>
+          <w:sz w:val="22"/>
+        </w:rPr>
+        <w:t>থামুন</w:t>
+      </w:r>
+      <w:r>
+        <w:rPr>
+          <w:rFonts w:ascii="Nirmala UI" w:hAnsi="Nirmala UI" w:cs="Nirmala UI" w:eastAsia="Nirmala UI"/>
+          <w:b w:val="0"/>
+          <w:sz w:val="22"/>
+        </w:rPr>
+        <w:t>। কাজগুলো নিজে, চুপচাপ, ছোট আকারে চালিয়ে যান; সময় বাইরের বাজারে দিন</w:t>
+      </w:r>
+    </w:p>
+    <w:p>
+      <w:pPr>
+        <w:pStyle w:val="ListBullet"/>
+        <w:spacing w:after="40"/>
+      </w:pPr>
+      <w:r>
+        <w:rPr>
+          <w:rFonts w:ascii="Nirmala UI" w:hAnsi="Nirmala UI" w:cs="Nirmala UI" w:eastAsia="Nirmala UI"/>
+          <w:b w:val="0"/>
+          <w:sz w:val="22"/>
+        </w:rPr>
+        <w:t>[ ] প্রতিদিন: প্রমাণ-খাতায় লিখুন — তারিখ, কার কাছে গেলেন, কী হলো</w:t>
+      </w:r>
+    </w:p>
+    <w:p>
+      <w:pPr>
+        <w:spacing w:before="80"/>
+        <w:ind w:left="454"/>
+      </w:pPr>
+      <w:r>
+        <w:rPr>
+          <w:rFonts w:ascii="Nirmala UI" w:hAnsi="Nirmala UI" w:cs="Nirmala UI" w:eastAsia="Nirmala UI"/>
+          <w:b/>
+          <w:color w:val="444444"/>
+          <w:sz w:val="22"/>
+        </w:rPr>
+        <w:t>মনে রাখুন:</w:t>
+      </w:r>
+      <w:r>
+        <w:rPr>
+          <w:rFonts w:ascii="Nirmala UI" w:hAnsi="Nirmala UI" w:cs="Nirmala UI" w:eastAsia="Nirmala UI"/>
+          <w:b w:val="0"/>
+          <w:color w:val="444444"/>
+          <w:sz w:val="22"/>
+        </w:rPr>
+        <w:t xml:space="preserve"> এই চিঠিগুলোর কাজ হলো আপনার কাজকে </w:t>
+      </w:r>
+      <w:r>
+        <w:rPr>
+          <w:rFonts w:ascii="Nirmala UI" w:hAnsi="Nirmala UI" w:cs="Nirmala UI" w:eastAsia="Nirmala UI"/>
+          <w:b/>
+          <w:color w:val="444444"/>
+          <w:sz w:val="22"/>
+        </w:rPr>
+        <w:t>প্রাতিষ্ঠানিক</w:t>
+      </w:r>
+      <w:r>
+        <w:rPr>
+          <w:rFonts w:ascii="Nirmala UI" w:hAnsi="Nirmala UI" w:cs="Nirmala UI" w:eastAsia="Nirmala UI"/>
+          <w:b w:val="0"/>
+          <w:color w:val="444444"/>
+          <w:sz w:val="22"/>
+        </w:rPr>
+        <w:t xml:space="preserve"> করা। ব্যক্তির অনুগ্রহে যা পান, ব্যক্তি বদলালে যায়; কাগজে যা থাকে, তা টেকে। ট্রাস্টে চেয়ারম্যান-বদল হয় — তাই কাগজটাই আপনার আসল সম্পদ।</w:t>
       </w:r>
     </w:p>
     <w:p>
